--- a/Research report.docx
+++ b/Research report.docx
@@ -1,6 +1,6 @@
 
 <file path=word/document.xml><?xml version="1.0" encoding="utf-8"?>
-<w:document xmlns:wpc="http://schemas.microsoft.com/office/word/2010/wordprocessingCanvas" xmlns:cx="http://schemas.microsoft.com/office/drawing/2014/chartex" xmlns:cx1="http://schemas.microsoft.com/office/drawing/2015/9/8/chartex" xmlns:cx2="http://schemas.microsoft.com/office/drawing/2015/10/21/chartex" xmlns:cx3="http://schemas.microsoft.com/office/drawing/2016/5/9/chartex" xmlns:cx4="http://schemas.microsoft.com/office/drawing/2016/5/10/chartex" xmlns:cx5="http://schemas.microsoft.com/office/drawing/2016/5/11/chartex" xmlns:cx6="http://schemas.microsoft.com/office/drawing/2016/5/12/chartex" xmlns:cx7="http://schemas.microsoft.com/office/drawing/2016/5/13/chartex" xmlns:cx8="http://schemas.microsoft.com/office/drawing/2016/5/14/chartex" xmlns:mc="http://schemas.openxmlformats.org/markup-compatibility/2006" xmlns:aink="http://schemas.microsoft.com/office/drawing/2016/ink" xmlns:am3d="http://schemas.microsoft.com/office/drawing/2017/model3d" xmlns:o="urn:schemas-microsoft-com:office:office" xmlns:oel="http://schemas.microsoft.com/office/2019/extlst" xmlns:r="http://schemas.openxmlformats.org/officeDocument/2006/relationships" xmlns:m="http://schemas.openxmlformats.org/officeDocument/2006/math" xmlns:v="urn:schemas-microsoft-com:vml" xmlns:wp14="http://schemas.microsoft.com/office/word/2010/wordprocessingDrawing" xmlns:wp="http://schemas.openxmlformats.org/drawingml/2006/wordprocessingDrawing" xmlns:w10="urn:schemas-microsoft-com:office:word" xmlns:w="http://schemas.openxmlformats.org/wordprocessingml/2006/main" xmlns:w14="http://schemas.microsoft.com/office/word/2010/wordml" xmlns:w15="http://schemas.microsoft.com/office/word/2012/wordml" xmlns:w16cex="http://schemas.microsoft.com/office/word/2018/wordml/cex" xmlns:w16cid="http://schemas.microsoft.com/office/word/2016/wordml/cid" xmlns:w16="http://schemas.microsoft.com/office/word/2018/wordml" xmlns:w16du="http://schemas.microsoft.com/office/word/2023/wordml/word16du" xmlns:w16sdtdh="http://schemas.microsoft.com/office/word/2020/wordml/sdtdatahash" xmlns:w16sdtfl="http://schemas.microsoft.com/office/word/2024/wordml/sdtformatlock" xmlns:w16se="http://schemas.microsoft.com/office/word/2015/wordml/symex" xmlns:wpg="http://schemas.microsoft.com/office/word/2010/wordprocessingGroup" xmlns:wpi="http://schemas.microsoft.com/office/word/2010/wordprocessingInk" xmlns:wne="http://schemas.microsoft.com/office/word/2006/wordml" xmlns:wps="http://schemas.microsoft.com/office/word/2010/wordprocessingShape" mc:Ignorable="w14 w15 w16se w16cid w16 w16cex w16sdtdh w16sdtfl w16du wp14">
+<w:document xmlns:wpc="http://schemas.microsoft.com/office/word/2010/wordprocessingCanvas" xmlns:cx="http://schemas.microsoft.com/office/drawing/2014/chartex" xmlns:cx1="http://schemas.microsoft.com/office/drawing/2015/9/8/chartex" xmlns:cx2="http://schemas.microsoft.com/office/drawing/2015/10/21/chartex" xmlns:cx3="http://schemas.microsoft.com/office/drawing/2016/5/9/chartex" xmlns:cx4="http://schemas.microsoft.com/office/drawing/2016/5/10/chartex" xmlns:cx5="http://schemas.microsoft.com/office/drawing/2016/5/11/chartex" xmlns:cx6="http://schemas.microsoft.com/office/drawing/2016/5/12/chartex" xmlns:cx7="http://schemas.microsoft.com/office/drawing/2016/5/13/chartex" xmlns:cx8="http://schemas.microsoft.com/office/drawing/2016/5/14/chartex" xmlns:mc="http://schemas.openxmlformats.org/markup-compatibility/2006" xmlns:aink="http://schemas.microsoft.com/office/drawing/2016/ink" xmlns:am3d="http://schemas.microsoft.com/office/drawing/2017/model3d" xmlns:o="urn:schemas-microsoft-com:office:office" xmlns:r="http://schemas.openxmlformats.org/officeDocument/2006/relationships" xmlns:m="http://schemas.openxmlformats.org/officeDocument/2006/math" xmlns:v="urn:schemas-microsoft-com:vml" xmlns:wp14="http://schemas.microsoft.com/office/word/2010/wordprocessingDrawing" xmlns:wp="http://schemas.openxmlformats.org/drawingml/2006/wordprocessingDrawing" xmlns:w10="urn:schemas-microsoft-com:office:word" xmlns:w="http://schemas.openxmlformats.org/wordprocessingml/2006/main" xmlns:w14="http://schemas.microsoft.com/office/word/2010/wordml" xmlns:w15="http://schemas.microsoft.com/office/word/2012/wordml" xmlns:w16cex="http://schemas.microsoft.com/office/word/2018/wordml/cex" xmlns:w16cid="http://schemas.microsoft.com/office/word/2016/wordml/cid" xmlns:w16="http://schemas.microsoft.com/office/word/2018/wordml" xmlns:w16sdtdh="http://schemas.microsoft.com/office/word/2020/wordml/sdtdatahash" xmlns:w16se="http://schemas.microsoft.com/office/word/2015/wordml/symex" xmlns:wpg="http://schemas.microsoft.com/office/word/2010/wordprocessingGroup" xmlns:wpi="http://schemas.microsoft.com/office/word/2010/wordprocessingInk" xmlns:wne="http://schemas.microsoft.com/office/word/2006/wordml" xmlns:wps="http://schemas.microsoft.com/office/word/2010/wordprocessingShape" mc:Ignorable="w14 w15 w16se w16cid w16 w16cex w16sdtdh wp14">
   <w:body>
     <w:p>
       <w:pPr>
@@ -159,7 +159,7 @@
     </w:p>
     <w:sdt>
       <w:sdtPr>
-        <w:id w:val="-515692289"/>
+        <w:id w:val="-1081676658"/>
         <w:docPartObj>
           <w:docPartGallery w:val="Table of Contents"/>
           <w:docPartUnique/>
@@ -183,8 +183,14 @@
         <w:p>
           <w:pPr>
             <w:pStyle w:val="TOCHeading"/>
+            <w:rPr>
+              <w:rFonts w:ascii="Times New Roman" w:hAnsi="Times New Roman" w:cs="Times New Roman"/>
+            </w:rPr>
           </w:pPr>
           <w:r>
+            <w:rPr>
+              <w:rFonts w:ascii="Times New Roman" w:hAnsi="Times New Roman" w:cs="Times New Roman"/>
+            </w:rPr>
             <w:t>Contents</w:t>
           </w:r>
         </w:p>
@@ -195,33 +201,43 @@
               <w:tab w:val="right" w:leader="dot" w:pos="9016"/>
             </w:tabs>
             <w:rPr>
-              <w:rFonts w:eastAsiaTheme="minorEastAsia"/>
+              <w:rFonts w:ascii="Times New Roman" w:eastAsiaTheme="minorEastAsia" w:hAnsi="Times New Roman" w:cs="Times New Roman"/>
               <w:noProof/>
-              <w:sz w:val="24"/>
-              <w:szCs w:val="24"/>
+              <w:kern w:val="0"/>
               <w:lang w:eastAsia="en-GB"/>
+              <w14:ligatures w14:val="none"/>
             </w:rPr>
           </w:pPr>
           <w:r>
+            <w:rPr>
+              <w:rFonts w:ascii="Times New Roman" w:hAnsi="Times New Roman" w:cs="Times New Roman"/>
+            </w:rPr>
             <w:fldChar w:fldCharType="begin"/>
           </w:r>
           <w:r>
+            <w:rPr>
+              <w:rFonts w:ascii="Times New Roman" w:hAnsi="Times New Roman" w:cs="Times New Roman"/>
+            </w:rPr>
             <w:instrText xml:space="preserve"> TOC \o "1-3" \h \z \u </w:instrText>
           </w:r>
           <w:r>
+            <w:rPr>
+              <w:rFonts w:ascii="Times New Roman" w:hAnsi="Times New Roman" w:cs="Times New Roman"/>
+            </w:rPr>
             <w:fldChar w:fldCharType="separate"/>
           </w:r>
-          <w:hyperlink w:anchor="_Toc226900538" w:history="1">
+          <w:hyperlink w:anchor="_Toc226965635" w:history="1">
             <w:r>
               <w:rPr>
                 <w:rStyle w:val="Hyperlink"/>
                 <w:rFonts w:ascii="Times New Roman" w:hAnsi="Times New Roman" w:cs="Times New Roman"/>
                 <w:noProof/>
               </w:rPr>
-              <w:t>Abstract</w:t>
-            </w:r>
-            <w:r>
-              <w:rPr>
+              <w:t>Acknowledgments</w:t>
+            </w:r>
+            <w:r>
+              <w:rPr>
+                <w:rFonts w:ascii="Times New Roman" w:hAnsi="Times New Roman" w:cs="Times New Roman"/>
                 <w:noProof/>
                 <w:webHidden/>
               </w:rPr>
@@ -229,6 +245,7 @@
             </w:r>
             <w:r>
               <w:rPr>
+                <w:rFonts w:ascii="Times New Roman" w:hAnsi="Times New Roman" w:cs="Times New Roman"/>
                 <w:noProof/>
                 <w:webHidden/>
               </w:rPr>
@@ -236,19 +253,22 @@
             </w:r>
             <w:r>
               <w:rPr>
-                <w:noProof/>
-                <w:webHidden/>
-              </w:rPr>
-              <w:instrText xml:space="preserve"> PAGEREF _Toc226900538 \h </w:instrText>
-            </w:r>
-            <w:r>
-              <w:rPr>
-                <w:noProof/>
-                <w:webHidden/>
-              </w:rPr>
-            </w:r>
-            <w:r>
-              <w:rPr>
+                <w:rFonts w:ascii="Times New Roman" w:hAnsi="Times New Roman" w:cs="Times New Roman"/>
+                <w:noProof/>
+                <w:webHidden/>
+              </w:rPr>
+              <w:instrText xml:space="preserve"> PAGEREF _Toc226965635 \h </w:instrText>
+            </w:r>
+            <w:r>
+              <w:rPr>
+                <w:rFonts w:ascii="Times New Roman" w:hAnsi="Times New Roman" w:cs="Times New Roman"/>
+                <w:noProof/>
+                <w:webHidden/>
+              </w:rPr>
+            </w:r>
+            <w:r>
+              <w:rPr>
+                <w:rFonts w:ascii="Times New Roman" w:hAnsi="Times New Roman" w:cs="Times New Roman"/>
                 <w:noProof/>
                 <w:webHidden/>
               </w:rPr>
@@ -256,6 +276,7 @@
             </w:r>
             <w:r>
               <w:rPr>
+                <w:rFonts w:ascii="Times New Roman" w:hAnsi="Times New Roman" w:cs="Times New Roman"/>
                 <w:noProof/>
                 <w:webHidden/>
               </w:rPr>
@@ -263,6 +284,7 @@
             </w:r>
             <w:r>
               <w:rPr>
+                <w:rFonts w:ascii="Times New Roman" w:hAnsi="Times New Roman" w:cs="Times New Roman"/>
                 <w:noProof/>
                 <w:webHidden/>
               </w:rPr>
@@ -277,24 +299,105 @@
               <w:tab w:val="right" w:leader="dot" w:pos="9016"/>
             </w:tabs>
             <w:rPr>
-              <w:rFonts w:eastAsiaTheme="minorEastAsia"/>
+              <w:rFonts w:ascii="Times New Roman" w:eastAsiaTheme="minorEastAsia" w:hAnsi="Times New Roman" w:cs="Times New Roman"/>
               <w:noProof/>
-              <w:sz w:val="24"/>
-              <w:szCs w:val="24"/>
+              <w:kern w:val="0"/>
               <w:lang w:eastAsia="en-GB"/>
+              <w14:ligatures w14:val="none"/>
             </w:rPr>
           </w:pPr>
-          <w:hyperlink w:anchor="_Toc226900539" w:history="1">
+          <w:hyperlink w:anchor="_Toc226965636" w:history="1">
             <w:r>
               <w:rPr>
                 <w:rStyle w:val="Hyperlink"/>
                 <w:rFonts w:ascii="Times New Roman" w:hAnsi="Times New Roman" w:cs="Times New Roman"/>
                 <w:noProof/>
               </w:rPr>
+              <w:t>Abstract</w:t>
+            </w:r>
+            <w:r>
+              <w:rPr>
+                <w:rFonts w:ascii="Times New Roman" w:hAnsi="Times New Roman" w:cs="Times New Roman"/>
+                <w:noProof/>
+                <w:webHidden/>
+              </w:rPr>
+              <w:tab/>
+            </w:r>
+            <w:r>
+              <w:rPr>
+                <w:rFonts w:ascii="Times New Roman" w:hAnsi="Times New Roman" w:cs="Times New Roman"/>
+                <w:noProof/>
+                <w:webHidden/>
+              </w:rPr>
+              <w:fldChar w:fldCharType="begin"/>
+            </w:r>
+            <w:r>
+              <w:rPr>
+                <w:rFonts w:ascii="Times New Roman" w:hAnsi="Times New Roman" w:cs="Times New Roman"/>
+                <w:noProof/>
+                <w:webHidden/>
+              </w:rPr>
+              <w:instrText xml:space="preserve"> PAGEREF _Toc226965636 \h </w:instrText>
+            </w:r>
+            <w:r>
+              <w:rPr>
+                <w:rFonts w:ascii="Times New Roman" w:hAnsi="Times New Roman" w:cs="Times New Roman"/>
+                <w:noProof/>
+                <w:webHidden/>
+              </w:rPr>
+            </w:r>
+            <w:r>
+              <w:rPr>
+                <w:rFonts w:ascii="Times New Roman" w:hAnsi="Times New Roman" w:cs="Times New Roman"/>
+                <w:noProof/>
+                <w:webHidden/>
+              </w:rPr>
+              <w:fldChar w:fldCharType="separate"/>
+            </w:r>
+            <w:r>
+              <w:rPr>
+                <w:rFonts w:ascii="Times New Roman" w:hAnsi="Times New Roman" w:cs="Times New Roman"/>
+                <w:noProof/>
+                <w:webHidden/>
+              </w:rPr>
+              <w:t>3</w:t>
+            </w:r>
+            <w:r>
+              <w:rPr>
+                <w:rFonts w:ascii="Times New Roman" w:hAnsi="Times New Roman" w:cs="Times New Roman"/>
+                <w:noProof/>
+                <w:webHidden/>
+              </w:rPr>
+              <w:fldChar w:fldCharType="end"/>
+            </w:r>
+          </w:hyperlink>
+        </w:p>
+        <w:p>
+          <w:pPr>
+            <w:pStyle w:val="TOC1"/>
+            <w:tabs>
+              <w:tab w:val="right" w:leader="dot" w:pos="9016"/>
+            </w:tabs>
+            <w:rPr>
+              <w:rFonts w:ascii="Times New Roman" w:eastAsiaTheme="minorEastAsia" w:hAnsi="Times New Roman" w:cs="Times New Roman"/>
+              <w:noProof/>
+              <w:kern w:val="0"/>
+              <w:lang w:eastAsia="en-GB"/>
+              <w14:ligatures w14:val="none"/>
+            </w:rPr>
+          </w:pPr>
+          <w:hyperlink w:anchor="_Toc226965637" w:history="1">
+            <w:r>
+              <w:rPr>
+                <w:rStyle w:val="Hyperlink"/>
+                <w:rFonts w:ascii="Times New Roman" w:hAnsi="Times New Roman" w:cs="Times New Roman"/>
+                <w:noProof/>
+              </w:rPr>
               <w:t>Introduction</w:t>
             </w:r>
             <w:r>
               <w:rPr>
+                <w:rFonts w:ascii="Times New Roman" w:hAnsi="Times New Roman" w:cs="Times New Roman"/>
                 <w:noProof/>
                 <w:webHidden/>
               </w:rPr>
@@ -302,6 +405,7 @@
             </w:r>
             <w:r>
               <w:rPr>
+                <w:rFonts w:ascii="Times New Roman" w:hAnsi="Times New Roman" w:cs="Times New Roman"/>
                 <w:noProof/>
                 <w:webHidden/>
               </w:rPr>
@@ -309,19 +413,22 @@
             </w:r>
             <w:r>
               <w:rPr>
-                <w:noProof/>
-                <w:webHidden/>
-              </w:rPr>
-              <w:instrText xml:space="preserve"> PAGEREF _Toc226900539 \h </w:instrText>
-            </w:r>
-            <w:r>
-              <w:rPr>
-                <w:noProof/>
-                <w:webHidden/>
-              </w:rPr>
-            </w:r>
-            <w:r>
-              <w:rPr>
+                <w:rFonts w:ascii="Times New Roman" w:hAnsi="Times New Roman" w:cs="Times New Roman"/>
+                <w:noProof/>
+                <w:webHidden/>
+              </w:rPr>
+              <w:instrText xml:space="preserve"> PAGEREF _Toc226965637 \h </w:instrText>
+            </w:r>
+            <w:r>
+              <w:rPr>
+                <w:rFonts w:ascii="Times New Roman" w:hAnsi="Times New Roman" w:cs="Times New Roman"/>
+                <w:noProof/>
+                <w:webHidden/>
+              </w:rPr>
+            </w:r>
+            <w:r>
+              <w:rPr>
+                <w:rFonts w:ascii="Times New Roman" w:hAnsi="Times New Roman" w:cs="Times New Roman"/>
                 <w:noProof/>
                 <w:webHidden/>
               </w:rPr>
@@ -329,6 +436,7 @@
             </w:r>
             <w:r>
               <w:rPr>
+                <w:rFonts w:ascii="Times New Roman" w:hAnsi="Times New Roman" w:cs="Times New Roman"/>
                 <w:noProof/>
                 <w:webHidden/>
               </w:rPr>
@@ -336,6 +444,7 @@
             </w:r>
             <w:r>
               <w:rPr>
+                <w:rFonts w:ascii="Times New Roman" w:hAnsi="Times New Roman" w:cs="Times New Roman"/>
                 <w:noProof/>
                 <w:webHidden/>
               </w:rPr>
@@ -350,14 +459,14 @@
               <w:tab w:val="right" w:leader="dot" w:pos="9016"/>
             </w:tabs>
             <w:rPr>
-              <w:rFonts w:eastAsiaTheme="minorEastAsia"/>
+              <w:rFonts w:ascii="Times New Roman" w:eastAsiaTheme="minorEastAsia" w:hAnsi="Times New Roman" w:cs="Times New Roman"/>
               <w:noProof/>
-              <w:sz w:val="24"/>
-              <w:szCs w:val="24"/>
+              <w:kern w:val="0"/>
               <w:lang w:eastAsia="en-GB"/>
+              <w14:ligatures w14:val="none"/>
             </w:rPr>
           </w:pPr>
-          <w:hyperlink w:anchor="_Toc226900540" w:history="1">
+          <w:hyperlink w:anchor="_Toc226965638" w:history="1">
             <w:r>
               <w:rPr>
                 <w:rStyle w:val="Hyperlink"/>
@@ -368,6 +477,7 @@
             </w:r>
             <w:r>
               <w:rPr>
+                <w:rFonts w:ascii="Times New Roman" w:hAnsi="Times New Roman" w:cs="Times New Roman"/>
                 <w:noProof/>
                 <w:webHidden/>
               </w:rPr>
@@ -375,6 +485,7 @@
             </w:r>
             <w:r>
               <w:rPr>
+                <w:rFonts w:ascii="Times New Roman" w:hAnsi="Times New Roman" w:cs="Times New Roman"/>
                 <w:noProof/>
                 <w:webHidden/>
               </w:rPr>
@@ -382,19 +493,22 @@
             </w:r>
             <w:r>
               <w:rPr>
-                <w:noProof/>
-                <w:webHidden/>
-              </w:rPr>
-              <w:instrText xml:space="preserve"> PAGEREF _Toc226900540 \h </w:instrText>
-            </w:r>
-            <w:r>
-              <w:rPr>
-                <w:noProof/>
-                <w:webHidden/>
-              </w:rPr>
-            </w:r>
-            <w:r>
-              <w:rPr>
+                <w:rFonts w:ascii="Times New Roman" w:hAnsi="Times New Roman" w:cs="Times New Roman"/>
+                <w:noProof/>
+                <w:webHidden/>
+              </w:rPr>
+              <w:instrText xml:space="preserve"> PAGEREF _Toc226965638 \h </w:instrText>
+            </w:r>
+            <w:r>
+              <w:rPr>
+                <w:rFonts w:ascii="Times New Roman" w:hAnsi="Times New Roman" w:cs="Times New Roman"/>
+                <w:noProof/>
+                <w:webHidden/>
+              </w:rPr>
+            </w:r>
+            <w:r>
+              <w:rPr>
+                <w:rFonts w:ascii="Times New Roman" w:hAnsi="Times New Roman" w:cs="Times New Roman"/>
                 <w:noProof/>
                 <w:webHidden/>
               </w:rPr>
@@ -402,6 +516,7 @@
             </w:r>
             <w:r>
               <w:rPr>
+                <w:rFonts w:ascii="Times New Roman" w:hAnsi="Times New Roman" w:cs="Times New Roman"/>
                 <w:noProof/>
                 <w:webHidden/>
               </w:rPr>
@@ -409,6 +524,7 @@
             </w:r>
             <w:r>
               <w:rPr>
+                <w:rFonts w:ascii="Times New Roman" w:hAnsi="Times New Roman" w:cs="Times New Roman"/>
                 <w:noProof/>
                 <w:webHidden/>
               </w:rPr>
@@ -423,14 +539,14 @@
               <w:tab w:val="right" w:leader="dot" w:pos="9016"/>
             </w:tabs>
             <w:rPr>
-              <w:rFonts w:eastAsiaTheme="minorEastAsia"/>
+              <w:rFonts w:ascii="Times New Roman" w:eastAsiaTheme="minorEastAsia" w:hAnsi="Times New Roman" w:cs="Times New Roman"/>
               <w:noProof/>
-              <w:sz w:val="24"/>
-              <w:szCs w:val="24"/>
+              <w:kern w:val="0"/>
               <w:lang w:eastAsia="en-GB"/>
+              <w14:ligatures w14:val="none"/>
             </w:rPr>
           </w:pPr>
-          <w:hyperlink w:anchor="_Toc226900541" w:history="1">
+          <w:hyperlink w:anchor="_Toc226965639" w:history="1">
             <w:r>
               <w:rPr>
                 <w:rStyle w:val="Hyperlink"/>
@@ -441,6 +557,7 @@
             </w:r>
             <w:r>
               <w:rPr>
+                <w:rFonts w:ascii="Times New Roman" w:hAnsi="Times New Roman" w:cs="Times New Roman"/>
                 <w:noProof/>
                 <w:webHidden/>
               </w:rPr>
@@ -448,6 +565,7 @@
             </w:r>
             <w:r>
               <w:rPr>
+                <w:rFonts w:ascii="Times New Roman" w:hAnsi="Times New Roman" w:cs="Times New Roman"/>
                 <w:noProof/>
                 <w:webHidden/>
               </w:rPr>
@@ -455,19 +573,22 @@
             </w:r>
             <w:r>
               <w:rPr>
-                <w:noProof/>
-                <w:webHidden/>
-              </w:rPr>
-              <w:instrText xml:space="preserve"> PAGEREF _Toc226900541 \h </w:instrText>
-            </w:r>
-            <w:r>
-              <w:rPr>
-                <w:noProof/>
-                <w:webHidden/>
-              </w:rPr>
-            </w:r>
-            <w:r>
-              <w:rPr>
+                <w:rFonts w:ascii="Times New Roman" w:hAnsi="Times New Roman" w:cs="Times New Roman"/>
+                <w:noProof/>
+                <w:webHidden/>
+              </w:rPr>
+              <w:instrText xml:space="preserve"> PAGEREF _Toc226965639 \h </w:instrText>
+            </w:r>
+            <w:r>
+              <w:rPr>
+                <w:rFonts w:ascii="Times New Roman" w:hAnsi="Times New Roman" w:cs="Times New Roman"/>
+                <w:noProof/>
+                <w:webHidden/>
+              </w:rPr>
+            </w:r>
+            <w:r>
+              <w:rPr>
+                <w:rFonts w:ascii="Times New Roman" w:hAnsi="Times New Roman" w:cs="Times New Roman"/>
                 <w:noProof/>
                 <w:webHidden/>
               </w:rPr>
@@ -475,6 +596,7 @@
             </w:r>
             <w:r>
               <w:rPr>
+                <w:rFonts w:ascii="Times New Roman" w:hAnsi="Times New Roman" w:cs="Times New Roman"/>
                 <w:noProof/>
                 <w:webHidden/>
               </w:rPr>
@@ -482,6 +604,7 @@
             </w:r>
             <w:r>
               <w:rPr>
+                <w:rFonts w:ascii="Times New Roman" w:hAnsi="Times New Roman" w:cs="Times New Roman"/>
                 <w:noProof/>
                 <w:webHidden/>
               </w:rPr>
@@ -496,14 +619,14 @@
               <w:tab w:val="right" w:leader="dot" w:pos="9016"/>
             </w:tabs>
             <w:rPr>
-              <w:rFonts w:eastAsiaTheme="minorEastAsia"/>
+              <w:rFonts w:ascii="Times New Roman" w:eastAsiaTheme="minorEastAsia" w:hAnsi="Times New Roman" w:cs="Times New Roman"/>
               <w:noProof/>
-              <w:sz w:val="24"/>
-              <w:szCs w:val="24"/>
+              <w:kern w:val="0"/>
               <w:lang w:eastAsia="en-GB"/>
+              <w14:ligatures w14:val="none"/>
             </w:rPr>
           </w:pPr>
-          <w:hyperlink w:anchor="_Toc226900542" w:history="1">
+          <w:hyperlink w:anchor="_Toc226965640" w:history="1">
             <w:r>
               <w:rPr>
                 <w:rStyle w:val="Hyperlink"/>
@@ -514,6 +637,7 @@
             </w:r>
             <w:r>
               <w:rPr>
+                <w:rFonts w:ascii="Times New Roman" w:hAnsi="Times New Roman" w:cs="Times New Roman"/>
                 <w:noProof/>
                 <w:webHidden/>
               </w:rPr>
@@ -521,6 +645,7 @@
             </w:r>
             <w:r>
               <w:rPr>
+                <w:rFonts w:ascii="Times New Roman" w:hAnsi="Times New Roman" w:cs="Times New Roman"/>
                 <w:noProof/>
                 <w:webHidden/>
               </w:rPr>
@@ -528,19 +653,22 @@
             </w:r>
             <w:r>
               <w:rPr>
-                <w:noProof/>
-                <w:webHidden/>
-              </w:rPr>
-              <w:instrText xml:space="preserve"> PAGEREF _Toc226900542 \h </w:instrText>
-            </w:r>
-            <w:r>
-              <w:rPr>
-                <w:noProof/>
-                <w:webHidden/>
-              </w:rPr>
-            </w:r>
-            <w:r>
-              <w:rPr>
+                <w:rFonts w:ascii="Times New Roman" w:hAnsi="Times New Roman" w:cs="Times New Roman"/>
+                <w:noProof/>
+                <w:webHidden/>
+              </w:rPr>
+              <w:instrText xml:space="preserve"> PAGEREF _Toc226965640 \h </w:instrText>
+            </w:r>
+            <w:r>
+              <w:rPr>
+                <w:rFonts w:ascii="Times New Roman" w:hAnsi="Times New Roman" w:cs="Times New Roman"/>
+                <w:noProof/>
+                <w:webHidden/>
+              </w:rPr>
+            </w:r>
+            <w:r>
+              <w:rPr>
+                <w:rFonts w:ascii="Times New Roman" w:hAnsi="Times New Roman" w:cs="Times New Roman"/>
                 <w:noProof/>
                 <w:webHidden/>
               </w:rPr>
@@ -548,6 +676,7 @@
             </w:r>
             <w:r>
               <w:rPr>
+                <w:rFonts w:ascii="Times New Roman" w:hAnsi="Times New Roman" w:cs="Times New Roman"/>
                 <w:noProof/>
                 <w:webHidden/>
               </w:rPr>
@@ -555,6 +684,7 @@
             </w:r>
             <w:r>
               <w:rPr>
+                <w:rFonts w:ascii="Times New Roman" w:hAnsi="Times New Roman" w:cs="Times New Roman"/>
                 <w:noProof/>
                 <w:webHidden/>
               </w:rPr>
@@ -569,14 +699,14 @@
               <w:tab w:val="right" w:leader="dot" w:pos="9016"/>
             </w:tabs>
             <w:rPr>
-              <w:rFonts w:eastAsiaTheme="minorEastAsia"/>
+              <w:rFonts w:ascii="Times New Roman" w:eastAsiaTheme="minorEastAsia" w:hAnsi="Times New Roman" w:cs="Times New Roman"/>
               <w:noProof/>
-              <w:sz w:val="24"/>
-              <w:szCs w:val="24"/>
+              <w:kern w:val="0"/>
               <w:lang w:eastAsia="en-GB"/>
+              <w14:ligatures w14:val="none"/>
             </w:rPr>
           </w:pPr>
-          <w:hyperlink w:anchor="_Toc226900543" w:history="1">
+          <w:hyperlink w:anchor="_Toc226965641" w:history="1">
             <w:r>
               <w:rPr>
                 <w:rStyle w:val="Hyperlink"/>
@@ -587,6 +717,7 @@
             </w:r>
             <w:r>
               <w:rPr>
+                <w:rFonts w:ascii="Times New Roman" w:hAnsi="Times New Roman" w:cs="Times New Roman"/>
                 <w:noProof/>
                 <w:webHidden/>
               </w:rPr>
@@ -594,6 +725,7 @@
             </w:r>
             <w:r>
               <w:rPr>
+                <w:rFonts w:ascii="Times New Roman" w:hAnsi="Times New Roman" w:cs="Times New Roman"/>
                 <w:noProof/>
                 <w:webHidden/>
               </w:rPr>
@@ -601,19 +733,22 @@
             </w:r>
             <w:r>
               <w:rPr>
-                <w:noProof/>
-                <w:webHidden/>
-              </w:rPr>
-              <w:instrText xml:space="preserve"> PAGEREF _Toc226900543 \h </w:instrText>
-            </w:r>
-            <w:r>
-              <w:rPr>
-                <w:noProof/>
-                <w:webHidden/>
-              </w:rPr>
-            </w:r>
-            <w:r>
-              <w:rPr>
+                <w:rFonts w:ascii="Times New Roman" w:hAnsi="Times New Roman" w:cs="Times New Roman"/>
+                <w:noProof/>
+                <w:webHidden/>
+              </w:rPr>
+              <w:instrText xml:space="preserve"> PAGEREF _Toc226965641 \h </w:instrText>
+            </w:r>
+            <w:r>
+              <w:rPr>
+                <w:rFonts w:ascii="Times New Roman" w:hAnsi="Times New Roman" w:cs="Times New Roman"/>
+                <w:noProof/>
+                <w:webHidden/>
+              </w:rPr>
+            </w:r>
+            <w:r>
+              <w:rPr>
+                <w:rFonts w:ascii="Times New Roman" w:hAnsi="Times New Roman" w:cs="Times New Roman"/>
                 <w:noProof/>
                 <w:webHidden/>
               </w:rPr>
@@ -621,6 +756,7 @@
             </w:r>
             <w:r>
               <w:rPr>
+                <w:rFonts w:ascii="Times New Roman" w:hAnsi="Times New Roman" w:cs="Times New Roman"/>
                 <w:noProof/>
                 <w:webHidden/>
               </w:rPr>
@@ -628,6 +764,7 @@
             </w:r>
             <w:r>
               <w:rPr>
+                <w:rFonts w:ascii="Times New Roman" w:hAnsi="Times New Roman" w:cs="Times New Roman"/>
                 <w:noProof/>
                 <w:webHidden/>
               </w:rPr>
@@ -642,14 +779,14 @@
               <w:tab w:val="right" w:leader="dot" w:pos="9016"/>
             </w:tabs>
             <w:rPr>
-              <w:rFonts w:eastAsiaTheme="minorEastAsia"/>
+              <w:rFonts w:ascii="Times New Roman" w:eastAsiaTheme="minorEastAsia" w:hAnsi="Times New Roman" w:cs="Times New Roman"/>
               <w:noProof/>
-              <w:sz w:val="24"/>
-              <w:szCs w:val="24"/>
+              <w:kern w:val="0"/>
               <w:lang w:eastAsia="en-GB"/>
+              <w14:ligatures w14:val="none"/>
             </w:rPr>
           </w:pPr>
-          <w:hyperlink w:anchor="_Toc226900544" w:history="1">
+          <w:hyperlink w:anchor="_Toc226965642" w:history="1">
             <w:r>
               <w:rPr>
                 <w:rStyle w:val="Hyperlink"/>
@@ -660,6 +797,7 @@
             </w:r>
             <w:r>
               <w:rPr>
+                <w:rFonts w:ascii="Times New Roman" w:hAnsi="Times New Roman" w:cs="Times New Roman"/>
                 <w:noProof/>
                 <w:webHidden/>
               </w:rPr>
@@ -667,6 +805,7 @@
             </w:r>
             <w:r>
               <w:rPr>
+                <w:rFonts w:ascii="Times New Roman" w:hAnsi="Times New Roman" w:cs="Times New Roman"/>
                 <w:noProof/>
                 <w:webHidden/>
               </w:rPr>
@@ -674,19 +813,22 @@
             </w:r>
             <w:r>
               <w:rPr>
-                <w:noProof/>
-                <w:webHidden/>
-              </w:rPr>
-              <w:instrText xml:space="preserve"> PAGEREF _Toc226900544 \h </w:instrText>
-            </w:r>
-            <w:r>
-              <w:rPr>
-                <w:noProof/>
-                <w:webHidden/>
-              </w:rPr>
-            </w:r>
-            <w:r>
-              <w:rPr>
+                <w:rFonts w:ascii="Times New Roman" w:hAnsi="Times New Roman" w:cs="Times New Roman"/>
+                <w:noProof/>
+                <w:webHidden/>
+              </w:rPr>
+              <w:instrText xml:space="preserve"> PAGEREF _Toc226965642 \h </w:instrText>
+            </w:r>
+            <w:r>
+              <w:rPr>
+                <w:rFonts w:ascii="Times New Roman" w:hAnsi="Times New Roman" w:cs="Times New Roman"/>
+                <w:noProof/>
+                <w:webHidden/>
+              </w:rPr>
+            </w:r>
+            <w:r>
+              <w:rPr>
+                <w:rFonts w:ascii="Times New Roman" w:hAnsi="Times New Roman" w:cs="Times New Roman"/>
                 <w:noProof/>
                 <w:webHidden/>
               </w:rPr>
@@ -694,6 +836,7 @@
             </w:r>
             <w:r>
               <w:rPr>
+                <w:rFonts w:ascii="Times New Roman" w:hAnsi="Times New Roman" w:cs="Times New Roman"/>
                 <w:noProof/>
                 <w:webHidden/>
               </w:rPr>
@@ -701,6 +844,7 @@
             </w:r>
             <w:r>
               <w:rPr>
+                <w:rFonts w:ascii="Times New Roman" w:hAnsi="Times New Roman" w:cs="Times New Roman"/>
                 <w:noProof/>
                 <w:webHidden/>
               </w:rPr>
@@ -715,14 +859,14 @@
               <w:tab w:val="right" w:leader="dot" w:pos="9016"/>
             </w:tabs>
             <w:rPr>
-              <w:rFonts w:eastAsiaTheme="minorEastAsia"/>
+              <w:rFonts w:ascii="Times New Roman" w:eastAsiaTheme="minorEastAsia" w:hAnsi="Times New Roman" w:cs="Times New Roman"/>
               <w:noProof/>
-              <w:sz w:val="24"/>
-              <w:szCs w:val="24"/>
+              <w:kern w:val="0"/>
               <w:lang w:eastAsia="en-GB"/>
+              <w14:ligatures w14:val="none"/>
             </w:rPr>
           </w:pPr>
-          <w:hyperlink w:anchor="_Toc226900545" w:history="1">
+          <w:hyperlink w:anchor="_Toc226965643" w:history="1">
             <w:r>
               <w:rPr>
                 <w:rStyle w:val="Hyperlink"/>
@@ -733,6 +877,7 @@
             </w:r>
             <w:r>
               <w:rPr>
+                <w:rFonts w:ascii="Times New Roman" w:hAnsi="Times New Roman" w:cs="Times New Roman"/>
                 <w:noProof/>
                 <w:webHidden/>
               </w:rPr>
@@ -740,6 +885,7 @@
             </w:r>
             <w:r>
               <w:rPr>
+                <w:rFonts w:ascii="Times New Roman" w:hAnsi="Times New Roman" w:cs="Times New Roman"/>
                 <w:noProof/>
                 <w:webHidden/>
               </w:rPr>
@@ -747,19 +893,22 @@
             </w:r>
             <w:r>
               <w:rPr>
-                <w:noProof/>
-                <w:webHidden/>
-              </w:rPr>
-              <w:instrText xml:space="preserve"> PAGEREF _Toc226900545 \h </w:instrText>
-            </w:r>
-            <w:r>
-              <w:rPr>
-                <w:noProof/>
-                <w:webHidden/>
-              </w:rPr>
-            </w:r>
-            <w:r>
-              <w:rPr>
+                <w:rFonts w:ascii="Times New Roman" w:hAnsi="Times New Roman" w:cs="Times New Roman"/>
+                <w:noProof/>
+                <w:webHidden/>
+              </w:rPr>
+              <w:instrText xml:space="preserve"> PAGEREF _Toc226965643 \h </w:instrText>
+            </w:r>
+            <w:r>
+              <w:rPr>
+                <w:rFonts w:ascii="Times New Roman" w:hAnsi="Times New Roman" w:cs="Times New Roman"/>
+                <w:noProof/>
+                <w:webHidden/>
+              </w:rPr>
+            </w:r>
+            <w:r>
+              <w:rPr>
+                <w:rFonts w:ascii="Times New Roman" w:hAnsi="Times New Roman" w:cs="Times New Roman"/>
                 <w:noProof/>
                 <w:webHidden/>
               </w:rPr>
@@ -767,6 +916,7 @@
             </w:r>
             <w:r>
               <w:rPr>
+                <w:rFonts w:ascii="Times New Roman" w:hAnsi="Times New Roman" w:cs="Times New Roman"/>
                 <w:noProof/>
                 <w:webHidden/>
               </w:rPr>
@@ -774,6 +924,7 @@
             </w:r>
             <w:r>
               <w:rPr>
+                <w:rFonts w:ascii="Times New Roman" w:hAnsi="Times New Roman" w:cs="Times New Roman"/>
                 <w:noProof/>
                 <w:webHidden/>
               </w:rPr>
@@ -788,14 +939,14 @@
               <w:tab w:val="right" w:leader="dot" w:pos="9016"/>
             </w:tabs>
             <w:rPr>
-              <w:rFonts w:eastAsiaTheme="minorEastAsia"/>
+              <w:rFonts w:ascii="Times New Roman" w:eastAsiaTheme="minorEastAsia" w:hAnsi="Times New Roman" w:cs="Times New Roman"/>
               <w:noProof/>
-              <w:sz w:val="24"/>
-              <w:szCs w:val="24"/>
+              <w:kern w:val="0"/>
               <w:lang w:eastAsia="en-GB"/>
+              <w14:ligatures w14:val="none"/>
             </w:rPr>
           </w:pPr>
-          <w:hyperlink w:anchor="_Toc226900546" w:history="1">
+          <w:hyperlink w:anchor="_Toc226965644" w:history="1">
             <w:r>
               <w:rPr>
                 <w:rStyle w:val="Hyperlink"/>
@@ -806,6 +957,7 @@
             </w:r>
             <w:r>
               <w:rPr>
+                <w:rFonts w:ascii="Times New Roman" w:hAnsi="Times New Roman" w:cs="Times New Roman"/>
                 <w:noProof/>
                 <w:webHidden/>
               </w:rPr>
@@ -813,6 +965,7 @@
             </w:r>
             <w:r>
               <w:rPr>
+                <w:rFonts w:ascii="Times New Roman" w:hAnsi="Times New Roman" w:cs="Times New Roman"/>
                 <w:noProof/>
                 <w:webHidden/>
               </w:rPr>
@@ -820,19 +973,22 @@
             </w:r>
             <w:r>
               <w:rPr>
-                <w:noProof/>
-                <w:webHidden/>
-              </w:rPr>
-              <w:instrText xml:space="preserve"> PAGEREF _Toc226900546 \h </w:instrText>
-            </w:r>
-            <w:r>
-              <w:rPr>
-                <w:noProof/>
-                <w:webHidden/>
-              </w:rPr>
-            </w:r>
-            <w:r>
-              <w:rPr>
+                <w:rFonts w:ascii="Times New Roman" w:hAnsi="Times New Roman" w:cs="Times New Roman"/>
+                <w:noProof/>
+                <w:webHidden/>
+              </w:rPr>
+              <w:instrText xml:space="preserve"> PAGEREF _Toc226965644 \h </w:instrText>
+            </w:r>
+            <w:r>
+              <w:rPr>
+                <w:rFonts w:ascii="Times New Roman" w:hAnsi="Times New Roman" w:cs="Times New Roman"/>
+                <w:noProof/>
+                <w:webHidden/>
+              </w:rPr>
+            </w:r>
+            <w:r>
+              <w:rPr>
+                <w:rFonts w:ascii="Times New Roman" w:hAnsi="Times New Roman" w:cs="Times New Roman"/>
                 <w:noProof/>
                 <w:webHidden/>
               </w:rPr>
@@ -840,6 +996,7 @@
             </w:r>
             <w:r>
               <w:rPr>
+                <w:rFonts w:ascii="Times New Roman" w:hAnsi="Times New Roman" w:cs="Times New Roman"/>
                 <w:noProof/>
                 <w:webHidden/>
               </w:rPr>
@@ -847,6 +1004,7 @@
             </w:r>
             <w:r>
               <w:rPr>
+                <w:rFonts w:ascii="Times New Roman" w:hAnsi="Times New Roman" w:cs="Times New Roman"/>
                 <w:noProof/>
                 <w:webHidden/>
               </w:rPr>
@@ -861,14 +1019,14 @@
               <w:tab w:val="right" w:leader="dot" w:pos="9016"/>
             </w:tabs>
             <w:rPr>
-              <w:rFonts w:eastAsiaTheme="minorEastAsia"/>
+              <w:rFonts w:ascii="Times New Roman" w:eastAsiaTheme="minorEastAsia" w:hAnsi="Times New Roman" w:cs="Times New Roman"/>
               <w:noProof/>
-              <w:sz w:val="24"/>
-              <w:szCs w:val="24"/>
+              <w:kern w:val="0"/>
               <w:lang w:eastAsia="en-GB"/>
+              <w14:ligatures w14:val="none"/>
             </w:rPr>
           </w:pPr>
-          <w:hyperlink w:anchor="_Toc226900547" w:history="1">
+          <w:hyperlink w:anchor="_Toc226965645" w:history="1">
             <w:r>
               <w:rPr>
                 <w:rStyle w:val="Hyperlink"/>
@@ -879,6 +1037,7 @@
             </w:r>
             <w:r>
               <w:rPr>
+                <w:rFonts w:ascii="Times New Roman" w:hAnsi="Times New Roman" w:cs="Times New Roman"/>
                 <w:noProof/>
                 <w:webHidden/>
               </w:rPr>
@@ -886,6 +1045,7 @@
             </w:r>
             <w:r>
               <w:rPr>
+                <w:rFonts w:ascii="Times New Roman" w:hAnsi="Times New Roman" w:cs="Times New Roman"/>
                 <w:noProof/>
                 <w:webHidden/>
               </w:rPr>
@@ -893,19 +1053,22 @@
             </w:r>
             <w:r>
               <w:rPr>
-                <w:noProof/>
-                <w:webHidden/>
-              </w:rPr>
-              <w:instrText xml:space="preserve"> PAGEREF _Toc226900547 \h </w:instrText>
-            </w:r>
-            <w:r>
-              <w:rPr>
-                <w:noProof/>
-                <w:webHidden/>
-              </w:rPr>
-            </w:r>
-            <w:r>
-              <w:rPr>
+                <w:rFonts w:ascii="Times New Roman" w:hAnsi="Times New Roman" w:cs="Times New Roman"/>
+                <w:noProof/>
+                <w:webHidden/>
+              </w:rPr>
+              <w:instrText xml:space="preserve"> PAGEREF _Toc226965645 \h </w:instrText>
+            </w:r>
+            <w:r>
+              <w:rPr>
+                <w:rFonts w:ascii="Times New Roman" w:hAnsi="Times New Roman" w:cs="Times New Roman"/>
+                <w:noProof/>
+                <w:webHidden/>
+              </w:rPr>
+            </w:r>
+            <w:r>
+              <w:rPr>
+                <w:rFonts w:ascii="Times New Roman" w:hAnsi="Times New Roman" w:cs="Times New Roman"/>
                 <w:noProof/>
                 <w:webHidden/>
               </w:rPr>
@@ -913,6 +1076,7 @@
             </w:r>
             <w:r>
               <w:rPr>
+                <w:rFonts w:ascii="Times New Roman" w:hAnsi="Times New Roman" w:cs="Times New Roman"/>
                 <w:noProof/>
                 <w:webHidden/>
               </w:rPr>
@@ -920,6 +1084,7 @@
             </w:r>
             <w:r>
               <w:rPr>
+                <w:rFonts w:ascii="Times New Roman" w:hAnsi="Times New Roman" w:cs="Times New Roman"/>
                 <w:noProof/>
                 <w:webHidden/>
               </w:rPr>
@@ -934,23 +1099,25 @@
               <w:tab w:val="right" w:leader="dot" w:pos="9016"/>
             </w:tabs>
             <w:rPr>
-              <w:rFonts w:eastAsiaTheme="minorEastAsia"/>
+              <w:rFonts w:ascii="Times New Roman" w:eastAsiaTheme="minorEastAsia" w:hAnsi="Times New Roman" w:cs="Times New Roman"/>
               <w:noProof/>
-              <w:sz w:val="24"/>
-              <w:szCs w:val="24"/>
+              <w:kern w:val="0"/>
               <w:lang w:eastAsia="en-GB"/>
+              <w14:ligatures w14:val="none"/>
             </w:rPr>
           </w:pPr>
-          <w:hyperlink w:anchor="_Toc226900548" w:history="1">
+          <w:hyperlink w:anchor="_Toc226965646" w:history="1">
             <w:r>
               <w:rPr>
                 <w:rStyle w:val="Hyperlink"/>
+                <w:rFonts w:ascii="Times New Roman" w:hAnsi="Times New Roman" w:cs="Times New Roman"/>
                 <w:noProof/>
               </w:rPr>
               <w:t>References:</w:t>
             </w:r>
             <w:r>
               <w:rPr>
+                <w:rFonts w:ascii="Times New Roman" w:hAnsi="Times New Roman" w:cs="Times New Roman"/>
                 <w:noProof/>
                 <w:webHidden/>
               </w:rPr>
@@ -958,6 +1125,7 @@
             </w:r>
             <w:r>
               <w:rPr>
+                <w:rFonts w:ascii="Times New Roman" w:hAnsi="Times New Roman" w:cs="Times New Roman"/>
                 <w:noProof/>
                 <w:webHidden/>
               </w:rPr>
@@ -965,19 +1133,22 @@
             </w:r>
             <w:r>
               <w:rPr>
-                <w:noProof/>
-                <w:webHidden/>
-              </w:rPr>
-              <w:instrText xml:space="preserve"> PAGEREF _Toc226900548 \h </w:instrText>
-            </w:r>
-            <w:r>
-              <w:rPr>
-                <w:noProof/>
-                <w:webHidden/>
-              </w:rPr>
-            </w:r>
-            <w:r>
-              <w:rPr>
+                <w:rFonts w:ascii="Times New Roman" w:hAnsi="Times New Roman" w:cs="Times New Roman"/>
+                <w:noProof/>
+                <w:webHidden/>
+              </w:rPr>
+              <w:instrText xml:space="preserve"> PAGEREF _Toc226965646 \h </w:instrText>
+            </w:r>
+            <w:r>
+              <w:rPr>
+                <w:rFonts w:ascii="Times New Roman" w:hAnsi="Times New Roman" w:cs="Times New Roman"/>
+                <w:noProof/>
+                <w:webHidden/>
+              </w:rPr>
+            </w:r>
+            <w:r>
+              <w:rPr>
+                <w:rFonts w:ascii="Times New Roman" w:hAnsi="Times New Roman" w:cs="Times New Roman"/>
                 <w:noProof/>
                 <w:webHidden/>
               </w:rPr>
@@ -985,6 +1156,7 @@
             </w:r>
             <w:r>
               <w:rPr>
+                <w:rFonts w:ascii="Times New Roman" w:hAnsi="Times New Roman" w:cs="Times New Roman"/>
                 <w:noProof/>
                 <w:webHidden/>
               </w:rPr>
@@ -992,6 +1164,7 @@
             </w:r>
             <w:r>
               <w:rPr>
+                <w:rFonts w:ascii="Times New Roman" w:hAnsi="Times New Roman" w:cs="Times New Roman"/>
                 <w:noProof/>
                 <w:webHidden/>
               </w:rPr>
@@ -1002,6 +1175,7 @@
         <w:p>
           <w:r>
             <w:rPr>
+              <w:rFonts w:ascii="Times New Roman" w:hAnsi="Times New Roman" w:cs="Times New Roman"/>
               <w:b/>
               <w:bCs/>
               <w:noProof/>
@@ -1146,96 +1320,68 @@
     </w:p>
     <w:p>
       <w:pPr>
-        <w:rPr>
-          <w:rFonts w:ascii="Times New Roman" w:hAnsi="Times New Roman" w:cs="Times New Roman"/>
-        </w:rPr>
-      </w:pPr>
-    </w:p>
-    <w:p>
-      <w:pPr>
-        <w:rPr>
-          <w:rFonts w:ascii="Times New Roman" w:hAnsi="Times New Roman" w:cs="Times New Roman"/>
-        </w:rPr>
-      </w:pPr>
-    </w:p>
-    <w:p>
-      <w:pPr>
-        <w:rPr>
-          <w:rFonts w:ascii="Times New Roman" w:hAnsi="Times New Roman" w:cs="Times New Roman"/>
-        </w:rPr>
-      </w:pPr>
-    </w:p>
-    <w:p>
-      <w:pPr>
-        <w:rPr>
-          <w:rFonts w:ascii="Times New Roman" w:hAnsi="Times New Roman" w:cs="Times New Roman"/>
-        </w:rPr>
-      </w:pPr>
-    </w:p>
-    <w:p>
-      <w:pPr>
-        <w:rPr>
-          <w:rFonts w:ascii="Times New Roman" w:hAnsi="Times New Roman" w:cs="Times New Roman"/>
-        </w:rPr>
-      </w:pPr>
-    </w:p>
-    <w:p>
-      <w:pPr>
-        <w:rPr>
-          <w:rFonts w:ascii="Times New Roman" w:hAnsi="Times New Roman" w:cs="Times New Roman"/>
-        </w:rPr>
-      </w:pPr>
-    </w:p>
-    <w:p>
-      <w:pPr>
-        <w:rPr>
-          <w:rFonts w:ascii="Times New Roman" w:hAnsi="Times New Roman" w:cs="Times New Roman"/>
-        </w:rPr>
-      </w:pPr>
-    </w:p>
-    <w:p>
-      <w:pPr>
-        <w:rPr>
-          <w:rFonts w:ascii="Times New Roman" w:hAnsi="Times New Roman" w:cs="Times New Roman"/>
-        </w:rPr>
-      </w:pPr>
-    </w:p>
-    <w:p>
-      <w:pPr>
-        <w:rPr>
-          <w:rFonts w:ascii="Times New Roman" w:hAnsi="Times New Roman" w:cs="Times New Roman"/>
-        </w:rPr>
-      </w:pPr>
-    </w:p>
-    <w:p>
-      <w:pPr>
-        <w:rPr>
-          <w:rFonts w:ascii="Times New Roman" w:hAnsi="Times New Roman" w:cs="Times New Roman"/>
-        </w:rPr>
-      </w:pPr>
-    </w:p>
-    <w:p>
-      <w:pPr>
-        <w:rPr>
-          <w:rFonts w:ascii="Times New Roman" w:hAnsi="Times New Roman" w:cs="Times New Roman"/>
-        </w:rPr>
-      </w:pPr>
-    </w:p>
-    <w:p>
-      <w:pPr>
         <w:pStyle w:val="Heading1"/>
         <w:rPr>
           <w:rFonts w:ascii="Times New Roman" w:hAnsi="Times New Roman" w:cs="Times New Roman"/>
         </w:rPr>
       </w:pPr>
-      <w:bookmarkStart w:id="0" w:name="_Toc226900538"/>
+      <w:bookmarkStart w:id="0" w:name="_Toc226965635"/>
+      <w:r>
+        <w:rPr>
+          <w:rFonts w:ascii="Times New Roman" w:hAnsi="Times New Roman" w:cs="Times New Roman"/>
+        </w:rPr>
+        <w:lastRenderedPageBreak/>
+        <w:t>Acknowledgments</w:t>
+      </w:r>
+      <w:bookmarkEnd w:id="0"/>
+    </w:p>
+    <w:p>
+      <w:pPr>
+        <w:rPr>
+          <w:rFonts w:ascii="Times New Roman" w:hAnsi="Times New Roman" w:cs="Times New Roman"/>
+        </w:rPr>
+      </w:pPr>
+      <w:r>
+        <w:rPr>
+          <w:rFonts w:ascii="Times New Roman" w:hAnsi="Times New Roman" w:cs="Times New Roman"/>
+        </w:rPr>
+        <w:t xml:space="preserve">Thank you to </w:t>
+      </w:r>
+      <w:r>
+        <w:rPr>
+          <w:rFonts w:ascii="Times New Roman" w:hAnsi="Times New Roman" w:cs="Times New Roman"/>
+        </w:rPr>
+        <w:t>Amr Abdelhafez</w:t>
+      </w:r>
+      <w:r>
+        <w:rPr>
+          <w:rFonts w:ascii="Times New Roman" w:hAnsi="Times New Roman" w:cs="Times New Roman"/>
+        </w:rPr>
+        <w:t xml:space="preserve">, my project supervisor for his continuous support throughout this project. </w:t>
+      </w:r>
+    </w:p>
+    <w:p>
+      <w:pPr>
+        <w:rPr>
+          <w:rFonts w:ascii="Times New Roman" w:hAnsi="Times New Roman" w:cs="Times New Roman"/>
+        </w:rPr>
+      </w:pPr>
+    </w:p>
+    <w:p>
+      <w:pPr>
+        <w:pStyle w:val="Heading1"/>
+        <w:rPr>
+          <w:rFonts w:ascii="Times New Roman" w:hAnsi="Times New Roman" w:cs="Times New Roman"/>
+        </w:rPr>
+      </w:pPr>
+      <w:bookmarkStart w:id="1" w:name="_Toc226965636"/>
       <w:r>
         <w:rPr>
           <w:rFonts w:ascii="Times New Roman" w:hAnsi="Times New Roman" w:cs="Times New Roman"/>
         </w:rPr>
         <w:t>Abstract</w:t>
       </w:r>
-      <w:bookmarkEnd w:id="0"/>
+      <w:bookmarkEnd w:id="1"/>
     </w:p>
     <w:p>
       <w:pPr>
@@ -1270,66 +1416,30 @@
           <w:rFonts w:ascii="Times New Roman" w:hAnsi="Times New Roman" w:cs="Times New Roman"/>
         </w:rPr>
       </w:pPr>
-      <w:bookmarkStart w:id="1" w:name="_Toc226900539"/>
+      <w:bookmarkStart w:id="2" w:name="_Toc226965637"/>
       <w:r>
         <w:rPr>
           <w:rFonts w:ascii="Times New Roman" w:hAnsi="Times New Roman" w:cs="Times New Roman"/>
         </w:rPr>
         <w:t>Introduction</w:t>
       </w:r>
-      <w:bookmarkEnd w:id="1"/>
-    </w:p>
-    <w:p>
-      <w:pPr>
-        <w:rPr>
-          <w:rFonts w:ascii="Times New Roman" w:hAnsi="Times New Roman" w:cs="Times New Roman"/>
-          <w:sz w:val="24"/>
-          <w:szCs w:val="24"/>
-        </w:rPr>
-      </w:pPr>
-      <w:r>
-        <w:rPr>
-          <w:rFonts w:ascii="Times New Roman" w:hAnsi="Times New Roman" w:cs="Times New Roman"/>
-          <w:sz w:val="24"/>
-          <w:szCs w:val="24"/>
-        </w:rPr>
-        <w:t xml:space="preserve">Knuckle Duster is a 2D side-scrolling melee combat platformer, </w:t>
-      </w:r>
-      <w:proofErr w:type="gramStart"/>
-      <w:r>
-        <w:rPr>
-          <w:rFonts w:ascii="Times New Roman" w:hAnsi="Times New Roman" w:cs="Times New Roman"/>
-          <w:sz w:val="24"/>
-          <w:szCs w:val="24"/>
-        </w:rPr>
-        <w:t>that</w:t>
-      </w:r>
-      <w:proofErr w:type="gramEnd"/>
-      <w:r>
-        <w:rPr>
-          <w:rFonts w:ascii="Times New Roman" w:hAnsi="Times New Roman" w:cs="Times New Roman"/>
-          <w:sz w:val="24"/>
-          <w:szCs w:val="24"/>
-        </w:rPr>
-        <w:t xml:space="preserve"> has an emphasis on fluid fast-paced movement. It </w:t>
-      </w:r>
-      <w:proofErr w:type="gramStart"/>
-      <w:r>
-        <w:rPr>
-          <w:rFonts w:ascii="Times New Roman" w:hAnsi="Times New Roman" w:cs="Times New Roman"/>
-          <w:sz w:val="24"/>
-          <w:szCs w:val="24"/>
-        </w:rPr>
-        <w:t>was developed</w:t>
-      </w:r>
-      <w:proofErr w:type="gramEnd"/>
-      <w:r>
-        <w:rPr>
-          <w:rFonts w:ascii="Times New Roman" w:hAnsi="Times New Roman" w:cs="Times New Roman"/>
-          <w:sz w:val="24"/>
-          <w:szCs w:val="24"/>
-        </w:rPr>
-        <w:t xml:space="preserve"> in SFML 3.0 </w:t>
+      <w:bookmarkEnd w:id="2"/>
+    </w:p>
+    <w:p>
+      <w:pPr>
+        <w:rPr>
+          <w:rFonts w:ascii="Times New Roman" w:hAnsi="Times New Roman" w:cs="Times New Roman"/>
+          <w:sz w:val="24"/>
+          <w:szCs w:val="24"/>
+        </w:rPr>
+      </w:pPr>
+      <w:r>
+        <w:rPr>
+          <w:rFonts w:ascii="Times New Roman" w:hAnsi="Times New Roman" w:cs="Times New Roman"/>
+          <w:sz w:val="24"/>
+          <w:szCs w:val="24"/>
+        </w:rPr>
+        <w:t xml:space="preserve">Knuckle Duster is a 2D side-scrolling melee combat platformer, that has an emphasis on fluid fast-paced movement. It was developed in SFML 3.0 </w:t>
       </w:r>
       <w:r>
         <w:rPr>
@@ -1370,25 +1480,7 @@
           <w:sz w:val="24"/>
           <w:szCs w:val="24"/>
         </w:rPr>
-        <w:t xml:space="preserve">are severely limited in what they can do, usually just running until the hit the end of a ledge. As such it was imperative that the enemies had access to all the same abilities that the player has as well as having </w:t>
-      </w:r>
-      <w:proofErr w:type="gramStart"/>
-      <w:r>
-        <w:rPr>
-          <w:rFonts w:ascii="Times New Roman" w:hAnsi="Times New Roman" w:cs="Times New Roman"/>
-          <w:sz w:val="24"/>
-          <w:szCs w:val="24"/>
-        </w:rPr>
-        <w:t>some</w:t>
-      </w:r>
-      <w:proofErr w:type="gramEnd"/>
-      <w:r>
-        <w:rPr>
-          <w:rFonts w:ascii="Times New Roman" w:hAnsi="Times New Roman" w:cs="Times New Roman"/>
-          <w:sz w:val="24"/>
-          <w:szCs w:val="24"/>
-        </w:rPr>
-        <w:t xml:space="preserve"> understanding of the level layout they are moving through.</w:t>
+        <w:t>are severely limited in what they can do, usually just running until the hit the end of a ledge. As such it was imperative that the enemies had access to all the same abilities that the player has as well as having some understanding of the level layout they are moving through.</w:t>
       </w:r>
     </w:p>
     <w:p>
@@ -1409,7 +1501,7 @@
           <w:szCs w:val="28"/>
         </w:rPr>
       </w:pPr>
-      <w:bookmarkStart w:id="2" w:name="_Toc226900540"/>
+      <w:bookmarkStart w:id="3" w:name="_Toc226965638"/>
       <w:r>
         <w:rPr>
           <w:rFonts w:ascii="Times New Roman" w:hAnsi="Times New Roman" w:cs="Times New Roman"/>
@@ -1418,7 +1510,7 @@
         </w:rPr>
         <w:t>Research Question</w:t>
       </w:r>
-      <w:bookmarkEnd w:id="2"/>
+      <w:bookmarkEnd w:id="3"/>
     </w:p>
     <w:p>
       <w:pPr>
@@ -1439,29 +1531,37 @@
     </w:p>
     <w:p>
       <w:pPr>
+        <w:rPr>
+          <w:rFonts w:ascii="Times New Roman" w:hAnsi="Times New Roman" w:cs="Times New Roman"/>
+          <w:sz w:val="24"/>
+          <w:szCs w:val="24"/>
+        </w:rPr>
+      </w:pPr>
+      <w:r>
+        <w:rPr>
+          <w:rFonts w:ascii="Times New Roman" w:hAnsi="Times New Roman" w:cs="Times New Roman"/>
+          <w:sz w:val="24"/>
+          <w:szCs w:val="24"/>
+        </w:rPr>
+        <w:br w:type="page"/>
+      </w:r>
+    </w:p>
+    <w:p>
+      <w:pPr>
         <w:pStyle w:val="Heading1"/>
         <w:rPr>
           <w:rFonts w:ascii="Times New Roman" w:hAnsi="Times New Roman" w:cs="Times New Roman"/>
-          <w:sz w:val="24"/>
-          <w:szCs w:val="24"/>
-        </w:rPr>
-      </w:pPr>
-    </w:p>
-    <w:p>
-      <w:pPr>
-        <w:pStyle w:val="Heading1"/>
-        <w:rPr>
-          <w:rFonts w:ascii="Times New Roman" w:hAnsi="Times New Roman" w:cs="Times New Roman"/>
-        </w:rPr>
-      </w:pPr>
-      <w:bookmarkStart w:id="3" w:name="_Toc226900541"/>
-      <w:r>
-        <w:rPr>
-          <w:rFonts w:ascii="Times New Roman" w:hAnsi="Times New Roman" w:cs="Times New Roman"/>
-        </w:rPr>
+        </w:rPr>
+      </w:pPr>
+      <w:bookmarkStart w:id="4" w:name="_Toc226965639"/>
+      <w:r>
+        <w:rPr>
+          <w:rFonts w:ascii="Times New Roman" w:hAnsi="Times New Roman" w:cs="Times New Roman"/>
+        </w:rPr>
+        <w:lastRenderedPageBreak/>
         <w:t>Finite State Machines</w:t>
       </w:r>
-      <w:bookmarkEnd w:id="3"/>
+      <w:bookmarkEnd w:id="4"/>
     </w:p>
     <w:p>
       <w:pPr>
@@ -1472,7 +1572,7 @@
           <w:szCs w:val="28"/>
         </w:rPr>
       </w:pPr>
-      <w:bookmarkStart w:id="4" w:name="_Toc226900542"/>
+      <w:bookmarkStart w:id="5" w:name="_Toc226965640"/>
       <w:r>
         <w:rPr>
           <w:rFonts w:ascii="Times New Roman" w:hAnsi="Times New Roman" w:cs="Times New Roman"/>
@@ -1481,7 +1581,7 @@
         </w:rPr>
         <w:t>What is a finite state Machine?</w:t>
       </w:r>
-      <w:bookmarkEnd w:id="4"/>
+      <w:bookmarkEnd w:id="5"/>
     </w:p>
     <w:p>
       <w:pPr>
@@ -1525,83 +1625,7 @@
           <w:sz w:val="24"/>
           <w:szCs w:val="24"/>
         </w:rPr>
-        <w:t xml:space="preserve">FSMs are a </w:t>
-      </w:r>
-      <w:r>
-        <w:rPr>
-          <w:rFonts w:ascii="Times New Roman" w:hAnsi="Times New Roman" w:cs="Times New Roman"/>
-          <w:sz w:val="24"/>
-          <w:szCs w:val="24"/>
-        </w:rPr>
-        <w:t>well-established</w:t>
-      </w:r>
-      <w:r>
-        <w:rPr>
-          <w:rFonts w:ascii="Times New Roman" w:hAnsi="Times New Roman" w:cs="Times New Roman"/>
-          <w:sz w:val="24"/>
-          <w:szCs w:val="24"/>
-        </w:rPr>
-        <w:t xml:space="preserve"> model in</w:t>
-      </w:r>
-      <w:r>
-        <w:rPr>
-          <w:rFonts w:ascii="Times New Roman" w:hAnsi="Times New Roman" w:cs="Times New Roman"/>
-          <w:sz w:val="24"/>
-          <w:szCs w:val="24"/>
-        </w:rPr>
-        <w:t xml:space="preserve"> </w:t>
-      </w:r>
-      <w:proofErr w:type="gramStart"/>
-      <w:r>
-        <w:rPr>
-          <w:rFonts w:ascii="Times New Roman" w:hAnsi="Times New Roman" w:cs="Times New Roman"/>
-          <w:sz w:val="24"/>
-          <w:szCs w:val="24"/>
-        </w:rPr>
-        <w:t>many</w:t>
-      </w:r>
-      <w:proofErr w:type="gramEnd"/>
-      <w:r>
-        <w:rPr>
-          <w:rFonts w:ascii="Times New Roman" w:hAnsi="Times New Roman" w:cs="Times New Roman"/>
-          <w:sz w:val="24"/>
-          <w:szCs w:val="24"/>
-        </w:rPr>
-        <w:t xml:space="preserve"> fields of</w:t>
-      </w:r>
-      <w:r>
-        <w:rPr>
-          <w:rFonts w:ascii="Times New Roman" w:hAnsi="Times New Roman" w:cs="Times New Roman"/>
-          <w:sz w:val="24"/>
-          <w:szCs w:val="24"/>
-        </w:rPr>
-        <w:t xml:space="preserve"> computer science (Chang and Zhu</w:t>
-      </w:r>
-      <w:r>
-        <w:rPr>
-          <w:rFonts w:ascii="Times New Roman" w:hAnsi="Times New Roman" w:cs="Times New Roman"/>
-          <w:sz w:val="24"/>
-          <w:szCs w:val="24"/>
-        </w:rPr>
-        <w:t xml:space="preserve">) and have </w:t>
-      </w:r>
-      <w:proofErr w:type="gramStart"/>
-      <w:r>
-        <w:rPr>
-          <w:rFonts w:ascii="Times New Roman" w:hAnsi="Times New Roman" w:cs="Times New Roman"/>
-          <w:sz w:val="24"/>
-          <w:szCs w:val="24"/>
-        </w:rPr>
-        <w:t>been adopted</w:t>
-      </w:r>
-      <w:proofErr w:type="gramEnd"/>
-      <w:r>
-        <w:rPr>
-          <w:rFonts w:ascii="Times New Roman" w:hAnsi="Times New Roman" w:cs="Times New Roman"/>
-          <w:sz w:val="24"/>
-          <w:szCs w:val="24"/>
-        </w:rPr>
-        <w:t xml:space="preserve"> in video games since as early as the original </w:t>
+        <w:t xml:space="preserve">FSMs are a well-established model in many fields of computer science (Chang and Zhu) and have been adopted in video games since as early as the original </w:t>
       </w:r>
       <w:r>
         <w:rPr>
@@ -1698,43 +1722,7 @@
           <w:sz w:val="24"/>
           <w:szCs w:val="24"/>
         </w:rPr>
-        <w:t xml:space="preserve"> that is </w:t>
-      </w:r>
-      <w:proofErr w:type="gramStart"/>
-      <w:r>
-        <w:rPr>
-          <w:rFonts w:ascii="Times New Roman" w:hAnsi="Times New Roman" w:cs="Times New Roman"/>
-          <w:sz w:val="24"/>
-          <w:szCs w:val="24"/>
-        </w:rPr>
-        <w:t>utilised</w:t>
-      </w:r>
-      <w:proofErr w:type="gramEnd"/>
-      <w:r>
-        <w:rPr>
-          <w:rFonts w:ascii="Times New Roman" w:hAnsi="Times New Roman" w:cs="Times New Roman"/>
-          <w:sz w:val="24"/>
-          <w:szCs w:val="24"/>
-        </w:rPr>
-        <w:t xml:space="preserve"> by both the player and the enemies in the game. Each movement has an associated state that drives the current action </w:t>
-      </w:r>
-      <w:proofErr w:type="gramStart"/>
-      <w:r>
-        <w:rPr>
-          <w:rFonts w:ascii="Times New Roman" w:hAnsi="Times New Roman" w:cs="Times New Roman"/>
-          <w:sz w:val="24"/>
-          <w:szCs w:val="24"/>
-        </w:rPr>
-        <w:t>being taken</w:t>
-      </w:r>
-      <w:proofErr w:type="gramEnd"/>
-      <w:r>
-        <w:rPr>
-          <w:rFonts w:ascii="Times New Roman" w:hAnsi="Times New Roman" w:cs="Times New Roman"/>
-          <w:sz w:val="24"/>
-          <w:szCs w:val="24"/>
-        </w:rPr>
-        <w:t>.</w:t>
+        <w:t xml:space="preserve"> that is utilised by both the player and the enemies in the game. Each movement has an associated state that drives the current action being taken.</w:t>
       </w:r>
     </w:p>
     <w:p>
@@ -1755,7 +1743,7 @@
           <w:szCs w:val="28"/>
         </w:rPr>
       </w:pPr>
-      <w:bookmarkStart w:id="5" w:name="_Toc226900543"/>
+      <w:bookmarkStart w:id="6" w:name="_Toc226965641"/>
       <w:r>
         <w:rPr>
           <w:rFonts w:ascii="Times New Roman" w:hAnsi="Times New Roman" w:cs="Times New Roman"/>
@@ -1764,23 +1752,65 @@
         </w:rPr>
         <w:t>How were they Implemented in Knuckle Duster?</w:t>
       </w:r>
-      <w:bookmarkEnd w:id="5"/>
-    </w:p>
-    <w:p>
-      <w:pPr>
-        <w:rPr>
-          <w:rFonts w:ascii="Times New Roman" w:hAnsi="Times New Roman" w:cs="Times New Roman"/>
-          <w:sz w:val="24"/>
-          <w:szCs w:val="24"/>
-        </w:rPr>
-      </w:pPr>
-      <w:r>
-        <w:rPr>
-          <w:rFonts w:ascii="Times New Roman" w:hAnsi="Times New Roman" w:cs="Times New Roman"/>
-          <w:sz w:val="24"/>
-          <w:szCs w:val="24"/>
-        </w:rPr>
-        <w:t xml:space="preserve">In Knuckle Duster, every action the player and Enemies take </w:t>
+      <w:bookmarkEnd w:id="6"/>
+    </w:p>
+    <w:p>
+      <w:pPr>
+        <w:rPr>
+          <w:rFonts w:ascii="Times New Roman" w:hAnsi="Times New Roman" w:cs="Times New Roman"/>
+          <w:sz w:val="24"/>
+          <w:szCs w:val="24"/>
+        </w:rPr>
+      </w:pPr>
+      <w:r>
+        <w:rPr>
+          <w:rFonts w:ascii="Times New Roman" w:hAnsi="Times New Roman" w:cs="Times New Roman"/>
+          <w:sz w:val="24"/>
+          <w:szCs w:val="24"/>
+        </w:rPr>
+        <w:t>In Knuckle Duster, every action the player and Enemies take are driven by the state machine. As both Player and Entity inherit from the same base Entity class and utilise the same state machine for both combat and movement, they can all perform the same actions and are restricted by the same rules.</w:t>
+      </w:r>
+      <w:r>
+        <w:rPr>
+          <w:rFonts w:ascii="Times New Roman" w:hAnsi="Times New Roman" w:cs="Times New Roman"/>
+          <w:sz w:val="24"/>
+          <w:szCs w:val="24"/>
+        </w:rPr>
+        <w:t xml:space="preserve"> </w:t>
+      </w:r>
+    </w:p>
+    <w:p>
+      <w:pPr>
+        <w:rPr>
+          <w:rFonts w:ascii="Times New Roman" w:hAnsi="Times New Roman" w:cs="Times New Roman"/>
+          <w:sz w:val="24"/>
+          <w:szCs w:val="24"/>
+        </w:rPr>
+      </w:pPr>
+    </w:p>
+    <w:p>
+      <w:pPr>
+        <w:rPr>
+          <w:rFonts w:ascii="Times New Roman" w:hAnsi="Times New Roman" w:cs="Times New Roman"/>
+          <w:sz w:val="24"/>
+          <w:szCs w:val="24"/>
+        </w:rPr>
+      </w:pPr>
+      <w:r>
+        <w:rPr>
+          <w:rFonts w:ascii="Times New Roman" w:hAnsi="Times New Roman" w:cs="Times New Roman"/>
+          <w:sz w:val="24"/>
+          <w:szCs w:val="24"/>
+        </w:rPr>
+        <w:t>Originally the state machine was implemented as a Enum class with each state being a member of this class it was a simple solution that worked at first but as time went on and more states were added</w:t>
+      </w:r>
+      <w:r>
+        <w:rPr>
+          <w:rFonts w:ascii="Times New Roman" w:hAnsi="Times New Roman" w:cs="Times New Roman"/>
+          <w:sz w:val="24"/>
+          <w:szCs w:val="24"/>
+        </w:rPr>
+        <w:t xml:space="preserve">, it became messy and hard to manage. As such I chose instead to implement it as an abstract class with pure virtual functions for </w:t>
       </w:r>
       <w:proofErr w:type="gramStart"/>
       <w:r>
@@ -1789,7 +1819,7 @@
           <w:sz w:val="24"/>
           <w:szCs w:val="24"/>
         </w:rPr>
-        <w:t>are driven</w:t>
+        <w:t>enter(</w:t>
       </w:r>
       <w:proofErr w:type="gramEnd"/>
       <w:r>
@@ -1798,7 +1828,83 @@
           <w:sz w:val="24"/>
           <w:szCs w:val="24"/>
         </w:rPr>
-        <w:t xml:space="preserve"> by the state machine. As both Player and Entity inherit from the same base Entity class and </w:t>
+        <w:t>) and update() with each state being a class that inherits from it. This made adding and managing states much easier.</w:t>
+      </w:r>
+    </w:p>
+    <w:p>
+      <w:pPr>
+        <w:rPr>
+          <w:rFonts w:ascii="Times New Roman" w:hAnsi="Times New Roman" w:cs="Times New Roman"/>
+          <w:sz w:val="24"/>
+          <w:szCs w:val="24"/>
+        </w:rPr>
+      </w:pPr>
+    </w:p>
+    <w:p>
+      <w:pPr>
+        <w:rPr>
+          <w:rFonts w:ascii="Times New Roman" w:hAnsi="Times New Roman" w:cs="Times New Roman"/>
+          <w:sz w:val="24"/>
+          <w:szCs w:val="24"/>
+        </w:rPr>
+      </w:pPr>
+      <w:r>
+        <w:rPr>
+          <w:rFonts w:ascii="Times New Roman" w:hAnsi="Times New Roman" w:cs="Times New Roman"/>
+          <w:sz w:val="24"/>
+          <w:szCs w:val="24"/>
+        </w:rPr>
+        <w:t xml:space="preserve">There are 12 movement states in total with 8 transition states that allow for certain actions to blend together better, for example when the sliding state is exited it </w:t>
+      </w:r>
+      <w:r>
+        <w:rPr>
+          <w:rFonts w:ascii="Times New Roman" w:hAnsi="Times New Roman" w:cs="Times New Roman"/>
+          <w:sz w:val="24"/>
+          <w:szCs w:val="24"/>
+        </w:rPr>
+        <w:t>moves</w:t>
+      </w:r>
+      <w:r>
+        <w:rPr>
+          <w:rFonts w:ascii="Times New Roman" w:hAnsi="Times New Roman" w:cs="Times New Roman"/>
+          <w:sz w:val="24"/>
+          <w:szCs w:val="24"/>
+        </w:rPr>
+        <w:t xml:space="preserve"> to a transition state that plays a short animation of the character getting up off the floor before moving to the next state. These transition state only exits to the next </w:t>
+      </w:r>
+      <w:r>
+        <w:rPr>
+          <w:rFonts w:ascii="Times New Roman" w:hAnsi="Times New Roman" w:cs="Times New Roman"/>
+          <w:sz w:val="24"/>
+          <w:szCs w:val="24"/>
+        </w:rPr>
+        <w:t>when the animation is finished playing.</w:t>
+      </w:r>
+    </w:p>
+    <w:p>
+      <w:pPr>
+        <w:rPr>
+          <w:rFonts w:ascii="Times New Roman" w:hAnsi="Times New Roman" w:cs="Times New Roman"/>
+          <w:sz w:val="24"/>
+          <w:szCs w:val="24"/>
+        </w:rPr>
+      </w:pPr>
+    </w:p>
+    <w:p>
+      <w:pPr>
+        <w:rPr>
+          <w:rFonts w:ascii="Times New Roman" w:hAnsi="Times New Roman" w:cs="Times New Roman"/>
+          <w:sz w:val="24"/>
+          <w:szCs w:val="24"/>
+        </w:rPr>
+      </w:pPr>
+      <w:r>
+        <w:rPr>
+          <w:rFonts w:ascii="Times New Roman" w:hAnsi="Times New Roman" w:cs="Times New Roman"/>
+          <w:sz w:val="24"/>
+          <w:szCs w:val="24"/>
+        </w:rPr>
+        <w:t xml:space="preserve">In </w:t>
       </w:r>
       <w:proofErr w:type="gramStart"/>
       <w:r>
@@ -1807,7 +1913,15 @@
           <w:sz w:val="24"/>
           <w:szCs w:val="24"/>
         </w:rPr>
-        <w:t>utilise</w:t>
+        <w:t>enter</w:t>
+      </w:r>
+      <w:r>
+        <w:rPr>
+          <w:rFonts w:ascii="Times New Roman" w:hAnsi="Times New Roman" w:cs="Times New Roman"/>
+          <w:sz w:val="24"/>
+          <w:szCs w:val="24"/>
+        </w:rPr>
+        <w:t>(</w:t>
       </w:r>
       <w:proofErr w:type="gramEnd"/>
       <w:r>
@@ -1816,7 +1930,266 @@
           <w:sz w:val="24"/>
           <w:szCs w:val="24"/>
         </w:rPr>
-        <w:t xml:space="preserve"> the same state machine for both combat and movement, they can all perform the same actions and </w:t>
+        <w:t>)</w:t>
+      </w:r>
+      <w:r>
+        <w:rPr>
+          <w:rFonts w:ascii="Times New Roman" w:hAnsi="Times New Roman" w:cs="Times New Roman"/>
+          <w:sz w:val="24"/>
+          <w:szCs w:val="24"/>
+        </w:rPr>
+        <w:t xml:space="preserve"> the sprite sheet for that states’ animation is set, depending on which direction the entity is facing, and specific variables are set depending on what th</w:t>
+      </w:r>
+      <w:r>
+        <w:rPr>
+          <w:rFonts w:ascii="Times New Roman" w:hAnsi="Times New Roman" w:cs="Times New Roman"/>
+          <w:sz w:val="24"/>
+          <w:szCs w:val="24"/>
+        </w:rPr>
+        <w:t>at</w:t>
+      </w:r>
+      <w:r>
+        <w:rPr>
+          <w:rFonts w:ascii="Times New Roman" w:hAnsi="Times New Roman" w:cs="Times New Roman"/>
+          <w:sz w:val="24"/>
+          <w:szCs w:val="24"/>
+        </w:rPr>
+        <w:t xml:space="preserve"> state need</w:t>
+      </w:r>
+      <w:r>
+        <w:rPr>
+          <w:rFonts w:ascii="Times New Roman" w:hAnsi="Times New Roman" w:cs="Times New Roman"/>
+          <w:sz w:val="24"/>
+          <w:szCs w:val="24"/>
+        </w:rPr>
+        <w:t>s</w:t>
+      </w:r>
+      <w:r>
+        <w:rPr>
+          <w:rFonts w:ascii="Times New Roman" w:hAnsi="Times New Roman" w:cs="Times New Roman"/>
+          <w:sz w:val="24"/>
+          <w:szCs w:val="24"/>
+        </w:rPr>
+        <w:t>, for instance when crouching, the collider height is reduced, to allow entities to enter smaller spaces.</w:t>
+      </w:r>
+    </w:p>
+    <w:p>
+      <w:pPr>
+        <w:rPr>
+          <w:rFonts w:ascii="Times New Roman" w:hAnsi="Times New Roman" w:cs="Times New Roman"/>
+          <w:sz w:val="24"/>
+          <w:szCs w:val="24"/>
+        </w:rPr>
+      </w:pPr>
+    </w:p>
+    <w:p>
+      <w:pPr>
+        <w:rPr>
+          <w:rFonts w:ascii="Times New Roman" w:hAnsi="Times New Roman" w:cs="Times New Roman"/>
+          <w:sz w:val="24"/>
+          <w:szCs w:val="24"/>
+        </w:rPr>
+      </w:pPr>
+      <w:r>
+        <w:rPr>
+          <w:rFonts w:ascii="Times New Roman" w:hAnsi="Times New Roman" w:cs="Times New Roman"/>
+          <w:sz w:val="24"/>
+          <w:szCs w:val="24"/>
+        </w:rPr>
+        <w:lastRenderedPageBreak/>
+        <w:t xml:space="preserve">The update function runs every frame and handles two things: The logic of the current state and what states should be transitioned to next and when to do it. For example, the jump state </w:t>
+      </w:r>
+      <w:r>
+        <w:rPr>
+          <w:rFonts w:ascii="Times New Roman" w:hAnsi="Times New Roman" w:cs="Times New Roman"/>
+          <w:sz w:val="24"/>
+          <w:szCs w:val="24"/>
+        </w:rPr>
+        <w:t>increases the entities vertical velocity and the wall slide state slowly moves the entity downwards. What triggers a transition is different depending on who is being updated, for the player it is dependent on keyboard inputs, pressing control while walking or idle will enter the crouch state, whereas for enemies the next state is dependent on their sensor system. If an enemy is moving towards a crawlspace they will enter the same crouch state. Both exit the same way they entered, the player presses control again and the enemy checks if it has room above its head to stand.</w:t>
+      </w:r>
+    </w:p>
+    <w:p>
+      <w:pPr>
+        <w:rPr>
+          <w:rFonts w:ascii="Times New Roman" w:hAnsi="Times New Roman" w:cs="Times New Roman"/>
+          <w:sz w:val="24"/>
+          <w:szCs w:val="24"/>
+        </w:rPr>
+      </w:pPr>
+    </w:p>
+    <w:p>
+      <w:pPr>
+        <w:rPr>
+          <w:rFonts w:ascii="Times New Roman" w:hAnsi="Times New Roman" w:cs="Times New Roman"/>
+          <w:sz w:val="24"/>
+          <w:szCs w:val="24"/>
+        </w:rPr>
+      </w:pPr>
+      <w:r>
+        <w:rPr>
+          <w:rFonts w:ascii="Times New Roman" w:hAnsi="Times New Roman" w:cs="Times New Roman"/>
+          <w:sz w:val="24"/>
+          <w:szCs w:val="24"/>
+        </w:rPr>
+        <w:t>The only states that are not directly transitioned to by any other state are the falling, climb and wall slide behaviours as they need information about collision data which is not directly accessible by the state machine or entity class. Falling is triggered in player update any time the player is not grounded or not in any state other state where they are in the air. Wall slide and climb transitions are handled in the level collision function as they require information about how the player has collided with a platform and what type of platform they collided with</w:t>
+      </w:r>
+    </w:p>
+    <w:p>
+      <w:pPr>
+        <w:rPr>
+          <w:rFonts w:ascii="Times New Roman" w:hAnsi="Times New Roman" w:cs="Times New Roman"/>
+          <w:sz w:val="24"/>
+          <w:szCs w:val="24"/>
+        </w:rPr>
+      </w:pPr>
+    </w:p>
+    <w:p>
+      <w:pPr>
+        <w:rPr>
+          <w:rFonts w:ascii="Times New Roman" w:hAnsi="Times New Roman" w:cs="Times New Roman"/>
+          <w:sz w:val="24"/>
+          <w:szCs w:val="24"/>
+        </w:rPr>
+      </w:pPr>
+      <w:r>
+        <w:rPr>
+          <w:rFonts w:ascii="Times New Roman" w:hAnsi="Times New Roman" w:cs="Times New Roman"/>
+          <w:sz w:val="24"/>
+          <w:szCs w:val="24"/>
+        </w:rPr>
+        <w:t xml:space="preserve">While finite state machines are effective for </w:t>
+      </w:r>
+      <w:r>
+        <w:rPr>
+          <w:rFonts w:ascii="Times New Roman" w:hAnsi="Times New Roman" w:cs="Times New Roman"/>
+          <w:sz w:val="24"/>
+          <w:szCs w:val="24"/>
+        </w:rPr>
+        <w:t xml:space="preserve">certain </w:t>
+      </w:r>
+      <w:r>
+        <w:rPr>
+          <w:rFonts w:ascii="Times New Roman" w:hAnsi="Times New Roman" w:cs="Times New Roman"/>
+          <w:sz w:val="24"/>
+          <w:szCs w:val="24"/>
+        </w:rPr>
+        <w:t>behaviour</w:t>
+      </w:r>
+      <w:r>
+        <w:rPr>
+          <w:rFonts w:ascii="Times New Roman" w:hAnsi="Times New Roman" w:cs="Times New Roman"/>
+          <w:sz w:val="24"/>
+          <w:szCs w:val="24"/>
+        </w:rPr>
+        <w:t>s</w:t>
+      </w:r>
+      <w:r>
+        <w:rPr>
+          <w:rFonts w:ascii="Times New Roman" w:hAnsi="Times New Roman" w:cs="Times New Roman"/>
+          <w:sz w:val="24"/>
+          <w:szCs w:val="24"/>
+        </w:rPr>
+        <w:t>, they come with s</w:t>
+      </w:r>
+      <w:r>
+        <w:rPr>
+          <w:rFonts w:ascii="Times New Roman" w:hAnsi="Times New Roman" w:cs="Times New Roman"/>
+          <w:sz w:val="24"/>
+          <w:szCs w:val="24"/>
+        </w:rPr>
+        <w:t xml:space="preserve">ome </w:t>
+      </w:r>
+      <w:r>
+        <w:rPr>
+          <w:rFonts w:ascii="Times New Roman" w:hAnsi="Times New Roman" w:cs="Times New Roman"/>
+          <w:sz w:val="24"/>
+          <w:szCs w:val="24"/>
+        </w:rPr>
+        <w:t xml:space="preserve">limitations. As the number of states increases, </w:t>
+      </w:r>
+      <w:r>
+        <w:rPr>
+          <w:rFonts w:ascii="Times New Roman" w:hAnsi="Times New Roman" w:cs="Times New Roman"/>
+          <w:sz w:val="24"/>
+          <w:szCs w:val="24"/>
+        </w:rPr>
+        <w:t>it can lead to something called “</w:t>
+      </w:r>
+      <w:r>
+        <w:rPr>
+          <w:rFonts w:ascii="Times New Roman" w:hAnsi="Times New Roman" w:cs="Times New Roman"/>
+          <w:sz w:val="24"/>
+          <w:szCs w:val="24"/>
+        </w:rPr>
+        <w:t>state explosion</w:t>
+      </w:r>
+      <w:r>
+        <w:rPr>
+          <w:rFonts w:ascii="Times New Roman" w:hAnsi="Times New Roman" w:cs="Times New Roman"/>
+          <w:sz w:val="24"/>
+          <w:szCs w:val="24"/>
+        </w:rPr>
+        <w:t xml:space="preserve">” which is when the number of states grows rapidly out of hand making them harder to manage and maintain. I noticed this would be a problem early on when creating transition states. I knew I wouldn’t have the time to create transitions from every state to every other state, especially when using a sprite based system for animation, so I decided to only create transition states where absolutely necessary (when there was a massive change in position or orientation of  characters in the sprites). </w:t>
+      </w:r>
+    </w:p>
+    <w:p>
+      <w:pPr>
+        <w:rPr>
+          <w:rFonts w:ascii="Times New Roman" w:hAnsi="Times New Roman" w:cs="Times New Roman"/>
+          <w:sz w:val="24"/>
+          <w:szCs w:val="24"/>
+        </w:rPr>
+      </w:pPr>
+    </w:p>
+    <w:p>
+      <w:pPr>
+        <w:rPr>
+          <w:rFonts w:ascii="Times New Roman" w:hAnsi="Times New Roman" w:cs="Times New Roman"/>
+          <w:sz w:val="24"/>
+          <w:szCs w:val="24"/>
+        </w:rPr>
+      </w:pPr>
+      <w:r>
+        <w:rPr>
+          <w:rFonts w:ascii="Times New Roman" w:hAnsi="Times New Roman" w:cs="Times New Roman"/>
+          <w:sz w:val="24"/>
+          <w:szCs w:val="24"/>
+        </w:rPr>
+        <w:t>They can also feel very mechanical as there are set states that each state can transition int</w:t>
+      </w:r>
+      <w:r>
+        <w:rPr>
+          <w:rFonts w:ascii="Times New Roman" w:hAnsi="Times New Roman" w:cs="Times New Roman"/>
+          <w:sz w:val="24"/>
+          <w:szCs w:val="24"/>
+        </w:rPr>
+        <w:t>o when an input is received. This limitation was very apparent when I started to implement the combat mechanics as the enemy behaviour was to just transition to the punch state when they were within a certain distance, the only other deciding factor was whether they were in the air or not. This was the major factor in the decision to implement fuzzy logic once it was suggested to me as I wanted the combat to feel more dynamic.</w:t>
+      </w:r>
+    </w:p>
+    <w:p>
+      <w:pPr>
+        <w:rPr>
+          <w:rFonts w:ascii="Times New Roman" w:hAnsi="Times New Roman" w:cs="Times New Roman"/>
+          <w:sz w:val="24"/>
+          <w:szCs w:val="24"/>
+        </w:rPr>
+      </w:pPr>
+    </w:p>
+    <w:p>
+      <w:pPr>
+        <w:rPr>
+          <w:rFonts w:ascii="Times New Roman" w:hAnsi="Times New Roman" w:cs="Times New Roman"/>
+          <w:sz w:val="24"/>
+          <w:szCs w:val="24"/>
+        </w:rPr>
+      </w:pPr>
+      <w:r>
+        <w:rPr>
+          <w:rFonts w:ascii="Times New Roman" w:hAnsi="Times New Roman" w:cs="Times New Roman"/>
+          <w:sz w:val="24"/>
+          <w:szCs w:val="24"/>
+        </w:rPr>
+        <w:t xml:space="preserve">I also faced some issue with trying to adapt the transitions between states to use the </w:t>
       </w:r>
       <w:proofErr w:type="gramStart"/>
       <w:r>
@@ -1825,7 +2198,7 @@
           <w:sz w:val="24"/>
           <w:szCs w:val="24"/>
         </w:rPr>
-        <w:t>are restricted</w:t>
+        <w:t>enemies</w:t>
       </w:r>
       <w:proofErr w:type="gramEnd"/>
       <w:r>
@@ -1834,41 +2207,7 @@
           <w:sz w:val="24"/>
           <w:szCs w:val="24"/>
         </w:rPr>
-        <w:t xml:space="preserve"> by the same rules.</w:t>
-      </w:r>
-      <w:r>
-        <w:rPr>
-          <w:rFonts w:ascii="Times New Roman" w:hAnsi="Times New Roman" w:cs="Times New Roman"/>
-          <w:sz w:val="24"/>
-          <w:szCs w:val="24"/>
-        </w:rPr>
-        <w:t xml:space="preserve"> </w:t>
-      </w:r>
-    </w:p>
-    <w:p>
-      <w:pPr>
-        <w:rPr>
-          <w:rFonts w:ascii="Times New Roman" w:hAnsi="Times New Roman" w:cs="Times New Roman"/>
-          <w:sz w:val="24"/>
-          <w:szCs w:val="24"/>
-        </w:rPr>
-      </w:pPr>
-    </w:p>
-    <w:p>
-      <w:pPr>
-        <w:rPr>
-          <w:rFonts w:ascii="Times New Roman" w:hAnsi="Times New Roman" w:cs="Times New Roman"/>
-          <w:sz w:val="24"/>
-          <w:szCs w:val="24"/>
-        </w:rPr>
-      </w:pPr>
-      <w:r>
-        <w:rPr>
-          <w:rFonts w:ascii="Times New Roman" w:hAnsi="Times New Roman" w:cs="Times New Roman"/>
-          <w:sz w:val="24"/>
-          <w:szCs w:val="24"/>
-        </w:rPr>
-        <w:t xml:space="preserve">Originally the state machine </w:t>
+        <w:t xml:space="preserve"> sensors, as the state machine was specifically designed at first to use the players keyboard inputs. I had particular difficulty with the crouch state as the “crouching” bool it uses is actually just checking if the ctrl key is pressed, meaning just setting it to true when a sensor </w:t>
       </w:r>
       <w:proofErr w:type="gramStart"/>
       <w:r>
@@ -1877,7 +2216,7 @@
           <w:sz w:val="24"/>
           <w:szCs w:val="24"/>
         </w:rPr>
-        <w:t>was implemented</w:t>
+        <w:t>need</w:t>
       </w:r>
       <w:proofErr w:type="gramEnd"/>
       <w:r>
@@ -1886,781 +2225,6 @@
           <w:sz w:val="24"/>
           <w:szCs w:val="24"/>
         </w:rPr>
-        <w:t xml:space="preserve"> as a Enum class with each state being a member of this class it was a simple solution that worked at first but as time went on and more states </w:t>
-      </w:r>
-      <w:proofErr w:type="gramStart"/>
-      <w:r>
-        <w:rPr>
-          <w:rFonts w:ascii="Times New Roman" w:hAnsi="Times New Roman" w:cs="Times New Roman"/>
-          <w:sz w:val="24"/>
-          <w:szCs w:val="24"/>
-        </w:rPr>
-        <w:t>were added</w:t>
-      </w:r>
-      <w:proofErr w:type="gramEnd"/>
-      <w:r>
-        <w:rPr>
-          <w:rFonts w:ascii="Times New Roman" w:hAnsi="Times New Roman" w:cs="Times New Roman"/>
-          <w:sz w:val="24"/>
-          <w:szCs w:val="24"/>
-        </w:rPr>
-        <w:t xml:space="preserve">, it became messy and hard to manage. As such I chose instead to implement it as an abstract class with pure virtual functions for </w:t>
-      </w:r>
-      <w:proofErr w:type="gramStart"/>
-      <w:r>
-        <w:rPr>
-          <w:rFonts w:ascii="Times New Roman" w:hAnsi="Times New Roman" w:cs="Times New Roman"/>
-          <w:sz w:val="24"/>
-          <w:szCs w:val="24"/>
-        </w:rPr>
-        <w:t>enter(</w:t>
-      </w:r>
-      <w:proofErr w:type="gramEnd"/>
-      <w:r>
-        <w:rPr>
-          <w:rFonts w:ascii="Times New Roman" w:hAnsi="Times New Roman" w:cs="Times New Roman"/>
-          <w:sz w:val="24"/>
-          <w:szCs w:val="24"/>
-        </w:rPr>
-        <w:t xml:space="preserve">) and </w:t>
-      </w:r>
-      <w:proofErr w:type="gramStart"/>
-      <w:r>
-        <w:rPr>
-          <w:rFonts w:ascii="Times New Roman" w:hAnsi="Times New Roman" w:cs="Times New Roman"/>
-          <w:sz w:val="24"/>
-          <w:szCs w:val="24"/>
-        </w:rPr>
-        <w:t>update(</w:t>
-      </w:r>
-      <w:proofErr w:type="gramEnd"/>
-      <w:r>
-        <w:rPr>
-          <w:rFonts w:ascii="Times New Roman" w:hAnsi="Times New Roman" w:cs="Times New Roman"/>
-          <w:sz w:val="24"/>
-          <w:szCs w:val="24"/>
-        </w:rPr>
-        <w:t>) with each state being a class that inherits from it. This made adding and managing states much easier.</w:t>
-      </w:r>
-    </w:p>
-    <w:p>
-      <w:pPr>
-        <w:rPr>
-          <w:rFonts w:ascii="Times New Roman" w:hAnsi="Times New Roman" w:cs="Times New Roman"/>
-          <w:sz w:val="24"/>
-          <w:szCs w:val="24"/>
-        </w:rPr>
-      </w:pPr>
-    </w:p>
-    <w:p>
-      <w:pPr>
-        <w:rPr>
-          <w:rFonts w:ascii="Times New Roman" w:hAnsi="Times New Roman" w:cs="Times New Roman"/>
-          <w:sz w:val="24"/>
-          <w:szCs w:val="24"/>
-        </w:rPr>
-      </w:pPr>
-      <w:r>
-        <w:rPr>
-          <w:rFonts w:ascii="Times New Roman" w:hAnsi="Times New Roman" w:cs="Times New Roman"/>
-          <w:sz w:val="24"/>
-          <w:szCs w:val="24"/>
-        </w:rPr>
-        <w:t xml:space="preserve">There are 12 movement states in total with 8 transition states that allow for certain actions to blend together better, for example when the sliding state is exited it </w:t>
-      </w:r>
-      <w:r>
-        <w:rPr>
-          <w:rFonts w:ascii="Times New Roman" w:hAnsi="Times New Roman" w:cs="Times New Roman"/>
-          <w:sz w:val="24"/>
-          <w:szCs w:val="24"/>
-        </w:rPr>
-        <w:t>moves</w:t>
-      </w:r>
-      <w:r>
-        <w:rPr>
-          <w:rFonts w:ascii="Times New Roman" w:hAnsi="Times New Roman" w:cs="Times New Roman"/>
-          <w:sz w:val="24"/>
-          <w:szCs w:val="24"/>
-        </w:rPr>
-        <w:t xml:space="preserve"> to a transition state that plays a short animation of the character getting up off the floor before moving to the next state. These transition state only exits to the next </w:t>
-      </w:r>
-      <w:r>
-        <w:rPr>
-          <w:rFonts w:ascii="Times New Roman" w:hAnsi="Times New Roman" w:cs="Times New Roman"/>
-          <w:sz w:val="24"/>
-          <w:szCs w:val="24"/>
-        </w:rPr>
-        <w:t xml:space="preserve">when the animation </w:t>
-      </w:r>
-      <w:proofErr w:type="gramStart"/>
-      <w:r>
-        <w:rPr>
-          <w:rFonts w:ascii="Times New Roman" w:hAnsi="Times New Roman" w:cs="Times New Roman"/>
-          <w:sz w:val="24"/>
-          <w:szCs w:val="24"/>
-        </w:rPr>
-        <w:t>is finished</w:t>
-      </w:r>
-      <w:proofErr w:type="gramEnd"/>
-      <w:r>
-        <w:rPr>
-          <w:rFonts w:ascii="Times New Roman" w:hAnsi="Times New Roman" w:cs="Times New Roman"/>
-          <w:sz w:val="24"/>
-          <w:szCs w:val="24"/>
-        </w:rPr>
-        <w:t xml:space="preserve"> playing.</w:t>
-      </w:r>
-    </w:p>
-    <w:p>
-      <w:pPr>
-        <w:rPr>
-          <w:rFonts w:ascii="Times New Roman" w:hAnsi="Times New Roman" w:cs="Times New Roman"/>
-          <w:sz w:val="24"/>
-          <w:szCs w:val="24"/>
-        </w:rPr>
-      </w:pPr>
-    </w:p>
-    <w:p>
-      <w:pPr>
-        <w:rPr>
-          <w:rFonts w:ascii="Times New Roman" w:hAnsi="Times New Roman" w:cs="Times New Roman"/>
-          <w:sz w:val="24"/>
-          <w:szCs w:val="24"/>
-        </w:rPr>
-      </w:pPr>
-      <w:r>
-        <w:rPr>
-          <w:rFonts w:ascii="Times New Roman" w:hAnsi="Times New Roman" w:cs="Times New Roman"/>
-          <w:sz w:val="24"/>
-          <w:szCs w:val="24"/>
-        </w:rPr>
-        <w:t xml:space="preserve">In </w:t>
-      </w:r>
-      <w:proofErr w:type="gramStart"/>
-      <w:r>
-        <w:rPr>
-          <w:rFonts w:ascii="Times New Roman" w:hAnsi="Times New Roman" w:cs="Times New Roman"/>
-          <w:sz w:val="24"/>
-          <w:szCs w:val="24"/>
-        </w:rPr>
-        <w:t>enter</w:t>
-      </w:r>
-      <w:r>
-        <w:rPr>
-          <w:rFonts w:ascii="Times New Roman" w:hAnsi="Times New Roman" w:cs="Times New Roman"/>
-          <w:sz w:val="24"/>
-          <w:szCs w:val="24"/>
-        </w:rPr>
-        <w:t>(</w:t>
-      </w:r>
-      <w:proofErr w:type="gramEnd"/>
-      <w:r>
-        <w:rPr>
-          <w:rFonts w:ascii="Times New Roman" w:hAnsi="Times New Roman" w:cs="Times New Roman"/>
-          <w:sz w:val="24"/>
-          <w:szCs w:val="24"/>
-        </w:rPr>
-        <w:t>)</w:t>
-      </w:r>
-      <w:r>
-        <w:rPr>
-          <w:rFonts w:ascii="Times New Roman" w:hAnsi="Times New Roman" w:cs="Times New Roman"/>
-          <w:sz w:val="24"/>
-          <w:szCs w:val="24"/>
-        </w:rPr>
-        <w:t xml:space="preserve"> the sprite sheet for that states’ animation is set, depending on which direction the entity is facing, and specific variables are set depending on what th</w:t>
-      </w:r>
-      <w:r>
-        <w:rPr>
-          <w:rFonts w:ascii="Times New Roman" w:hAnsi="Times New Roman" w:cs="Times New Roman"/>
-          <w:sz w:val="24"/>
-          <w:szCs w:val="24"/>
-        </w:rPr>
-        <w:t>at</w:t>
-      </w:r>
-      <w:r>
-        <w:rPr>
-          <w:rFonts w:ascii="Times New Roman" w:hAnsi="Times New Roman" w:cs="Times New Roman"/>
-          <w:sz w:val="24"/>
-          <w:szCs w:val="24"/>
-        </w:rPr>
-        <w:t xml:space="preserve"> state need</w:t>
-      </w:r>
-      <w:r>
-        <w:rPr>
-          <w:rFonts w:ascii="Times New Roman" w:hAnsi="Times New Roman" w:cs="Times New Roman"/>
-          <w:sz w:val="24"/>
-          <w:szCs w:val="24"/>
-        </w:rPr>
-        <w:t>s</w:t>
-      </w:r>
-      <w:r>
-        <w:rPr>
-          <w:rFonts w:ascii="Times New Roman" w:hAnsi="Times New Roman" w:cs="Times New Roman"/>
-          <w:sz w:val="24"/>
-          <w:szCs w:val="24"/>
-        </w:rPr>
-        <w:t xml:space="preserve">, for instance when crouching, the collider height </w:t>
-      </w:r>
-      <w:proofErr w:type="gramStart"/>
-      <w:r>
-        <w:rPr>
-          <w:rFonts w:ascii="Times New Roman" w:hAnsi="Times New Roman" w:cs="Times New Roman"/>
-          <w:sz w:val="24"/>
-          <w:szCs w:val="24"/>
-        </w:rPr>
-        <w:t>is reduced</w:t>
-      </w:r>
-      <w:proofErr w:type="gramEnd"/>
-      <w:r>
-        <w:rPr>
-          <w:rFonts w:ascii="Times New Roman" w:hAnsi="Times New Roman" w:cs="Times New Roman"/>
-          <w:sz w:val="24"/>
-          <w:szCs w:val="24"/>
-        </w:rPr>
-        <w:t>, to allow entities to enter smaller spaces.</w:t>
-      </w:r>
-    </w:p>
-    <w:p>
-      <w:pPr>
-        <w:rPr>
-          <w:rFonts w:ascii="Times New Roman" w:hAnsi="Times New Roman" w:cs="Times New Roman"/>
-          <w:sz w:val="24"/>
-          <w:szCs w:val="24"/>
-        </w:rPr>
-      </w:pPr>
-    </w:p>
-    <w:p>
-      <w:pPr>
-        <w:rPr>
-          <w:rFonts w:ascii="Times New Roman" w:hAnsi="Times New Roman" w:cs="Times New Roman"/>
-          <w:sz w:val="24"/>
-          <w:szCs w:val="24"/>
-        </w:rPr>
-      </w:pPr>
-      <w:r>
-        <w:rPr>
-          <w:rFonts w:ascii="Times New Roman" w:hAnsi="Times New Roman" w:cs="Times New Roman"/>
-          <w:sz w:val="24"/>
-          <w:szCs w:val="24"/>
-        </w:rPr>
-        <w:lastRenderedPageBreak/>
-        <w:t xml:space="preserve">The update function runs every frame and </w:t>
-      </w:r>
-      <w:proofErr w:type="gramStart"/>
-      <w:r>
-        <w:rPr>
-          <w:rFonts w:ascii="Times New Roman" w:hAnsi="Times New Roman" w:cs="Times New Roman"/>
-          <w:sz w:val="24"/>
-          <w:szCs w:val="24"/>
-        </w:rPr>
-        <w:t>handles</w:t>
-      </w:r>
-      <w:proofErr w:type="gramEnd"/>
-      <w:r>
-        <w:rPr>
-          <w:rFonts w:ascii="Times New Roman" w:hAnsi="Times New Roman" w:cs="Times New Roman"/>
-          <w:sz w:val="24"/>
-          <w:szCs w:val="24"/>
-        </w:rPr>
-        <w:t xml:space="preserve"> two things: The logic of the current state and what states should </w:t>
-      </w:r>
-      <w:proofErr w:type="gramStart"/>
-      <w:r>
-        <w:rPr>
-          <w:rFonts w:ascii="Times New Roman" w:hAnsi="Times New Roman" w:cs="Times New Roman"/>
-          <w:sz w:val="24"/>
-          <w:szCs w:val="24"/>
-        </w:rPr>
-        <w:t>be transitioned</w:t>
-      </w:r>
-      <w:proofErr w:type="gramEnd"/>
-      <w:r>
-        <w:rPr>
-          <w:rFonts w:ascii="Times New Roman" w:hAnsi="Times New Roman" w:cs="Times New Roman"/>
-          <w:sz w:val="24"/>
-          <w:szCs w:val="24"/>
-        </w:rPr>
-        <w:t xml:space="preserve"> to next and when to do it. For example, the jump state </w:t>
-      </w:r>
-      <w:r>
-        <w:rPr>
-          <w:rFonts w:ascii="Times New Roman" w:hAnsi="Times New Roman" w:cs="Times New Roman"/>
-          <w:sz w:val="24"/>
-          <w:szCs w:val="24"/>
-        </w:rPr>
-        <w:t xml:space="preserve">increases the entities vertical velocity and the wall slide state slowly </w:t>
-      </w:r>
-      <w:proofErr w:type="gramStart"/>
-      <w:r>
-        <w:rPr>
-          <w:rFonts w:ascii="Times New Roman" w:hAnsi="Times New Roman" w:cs="Times New Roman"/>
-          <w:sz w:val="24"/>
-          <w:szCs w:val="24"/>
-        </w:rPr>
-        <w:t>moves</w:t>
-      </w:r>
-      <w:proofErr w:type="gramEnd"/>
-      <w:r>
-        <w:rPr>
-          <w:rFonts w:ascii="Times New Roman" w:hAnsi="Times New Roman" w:cs="Times New Roman"/>
-          <w:sz w:val="24"/>
-          <w:szCs w:val="24"/>
-        </w:rPr>
-        <w:t xml:space="preserve"> the entity downwards. What triggers a transition is different depending on who is </w:t>
-      </w:r>
-      <w:proofErr w:type="gramStart"/>
-      <w:r>
-        <w:rPr>
-          <w:rFonts w:ascii="Times New Roman" w:hAnsi="Times New Roman" w:cs="Times New Roman"/>
-          <w:sz w:val="24"/>
-          <w:szCs w:val="24"/>
-        </w:rPr>
-        <w:t>being updated</w:t>
-      </w:r>
-      <w:proofErr w:type="gramEnd"/>
-      <w:r>
-        <w:rPr>
-          <w:rFonts w:ascii="Times New Roman" w:hAnsi="Times New Roman" w:cs="Times New Roman"/>
-          <w:sz w:val="24"/>
-          <w:szCs w:val="24"/>
-        </w:rPr>
-        <w:t>, for the player it is dependent on keyboard inputs, pressing control while walking or idle will enter the crouch state, whereas for enemies the next state is dependent on their sensor system. If an enemy is moving towards a crawlspace they will enter the same crouch state. Both exit the same way they entered, the player presses control again and the enemy checks if it has room above its head to stand.</w:t>
-      </w:r>
-    </w:p>
-    <w:p>
-      <w:pPr>
-        <w:rPr>
-          <w:rFonts w:ascii="Times New Roman" w:hAnsi="Times New Roman" w:cs="Times New Roman"/>
-          <w:sz w:val="24"/>
-          <w:szCs w:val="24"/>
-        </w:rPr>
-      </w:pPr>
-    </w:p>
-    <w:p>
-      <w:pPr>
-        <w:rPr>
-          <w:rFonts w:ascii="Times New Roman" w:hAnsi="Times New Roman" w:cs="Times New Roman"/>
-          <w:sz w:val="24"/>
-          <w:szCs w:val="24"/>
-        </w:rPr>
-      </w:pPr>
-      <w:r>
-        <w:rPr>
-          <w:rFonts w:ascii="Times New Roman" w:hAnsi="Times New Roman" w:cs="Times New Roman"/>
-          <w:sz w:val="24"/>
-          <w:szCs w:val="24"/>
-        </w:rPr>
-        <w:t xml:space="preserve">The only states that </w:t>
-      </w:r>
-      <w:proofErr w:type="gramStart"/>
-      <w:r>
-        <w:rPr>
-          <w:rFonts w:ascii="Times New Roman" w:hAnsi="Times New Roman" w:cs="Times New Roman"/>
-          <w:sz w:val="24"/>
-          <w:szCs w:val="24"/>
-        </w:rPr>
-        <w:t>are not directly transitioned</w:t>
-      </w:r>
-      <w:proofErr w:type="gramEnd"/>
-      <w:r>
-        <w:rPr>
-          <w:rFonts w:ascii="Times New Roman" w:hAnsi="Times New Roman" w:cs="Times New Roman"/>
-          <w:sz w:val="24"/>
-          <w:szCs w:val="24"/>
-        </w:rPr>
-        <w:t xml:space="preserve"> to by any other state are the falling, climb and wall slide behaviours as they need information about collision data which is not directly accessible by the state machine or entity class. Falling </w:t>
-      </w:r>
-      <w:proofErr w:type="gramStart"/>
-      <w:r>
-        <w:rPr>
-          <w:rFonts w:ascii="Times New Roman" w:hAnsi="Times New Roman" w:cs="Times New Roman"/>
-          <w:sz w:val="24"/>
-          <w:szCs w:val="24"/>
-        </w:rPr>
-        <w:t>is triggered</w:t>
-      </w:r>
-      <w:proofErr w:type="gramEnd"/>
-      <w:r>
-        <w:rPr>
-          <w:rFonts w:ascii="Times New Roman" w:hAnsi="Times New Roman" w:cs="Times New Roman"/>
-          <w:sz w:val="24"/>
-          <w:szCs w:val="24"/>
-        </w:rPr>
-        <w:t xml:space="preserve"> in player update any time the player </w:t>
-      </w:r>
-      <w:proofErr w:type="gramStart"/>
-      <w:r>
-        <w:rPr>
-          <w:rFonts w:ascii="Times New Roman" w:hAnsi="Times New Roman" w:cs="Times New Roman"/>
-          <w:sz w:val="24"/>
-          <w:szCs w:val="24"/>
-        </w:rPr>
-        <w:t>is not grounded</w:t>
-      </w:r>
-      <w:proofErr w:type="gramEnd"/>
-      <w:r>
-        <w:rPr>
-          <w:rFonts w:ascii="Times New Roman" w:hAnsi="Times New Roman" w:cs="Times New Roman"/>
-          <w:sz w:val="24"/>
-          <w:szCs w:val="24"/>
-        </w:rPr>
-        <w:t xml:space="preserve"> or not in any state other state where they are in the air. Wall slide and climb transitions are </w:t>
-      </w:r>
-      <w:proofErr w:type="gramStart"/>
-      <w:r>
-        <w:rPr>
-          <w:rFonts w:ascii="Times New Roman" w:hAnsi="Times New Roman" w:cs="Times New Roman"/>
-          <w:sz w:val="24"/>
-          <w:szCs w:val="24"/>
-        </w:rPr>
-        <w:t>handled</w:t>
-      </w:r>
-      <w:proofErr w:type="gramEnd"/>
-      <w:r>
-        <w:rPr>
-          <w:rFonts w:ascii="Times New Roman" w:hAnsi="Times New Roman" w:cs="Times New Roman"/>
-          <w:sz w:val="24"/>
-          <w:szCs w:val="24"/>
-        </w:rPr>
-        <w:t xml:space="preserve"> in the level collision function as they require information about how the player has collided with a platform and what type of platform they collided with</w:t>
-      </w:r>
-    </w:p>
-    <w:p>
-      <w:pPr>
-        <w:rPr>
-          <w:rFonts w:ascii="Times New Roman" w:hAnsi="Times New Roman" w:cs="Times New Roman"/>
-          <w:sz w:val="24"/>
-          <w:szCs w:val="24"/>
-        </w:rPr>
-      </w:pPr>
-    </w:p>
-    <w:p>
-      <w:pPr>
-        <w:rPr>
-          <w:rFonts w:ascii="Times New Roman" w:hAnsi="Times New Roman" w:cs="Times New Roman"/>
-          <w:sz w:val="24"/>
-          <w:szCs w:val="24"/>
-        </w:rPr>
-      </w:pPr>
-      <w:r>
-        <w:rPr>
-          <w:rFonts w:ascii="Times New Roman" w:hAnsi="Times New Roman" w:cs="Times New Roman"/>
-          <w:sz w:val="24"/>
-          <w:szCs w:val="24"/>
-        </w:rPr>
-        <w:t xml:space="preserve">While finite state machines are effective for </w:t>
-      </w:r>
-      <w:r>
-        <w:rPr>
-          <w:rFonts w:ascii="Times New Roman" w:hAnsi="Times New Roman" w:cs="Times New Roman"/>
-          <w:sz w:val="24"/>
-          <w:szCs w:val="24"/>
-        </w:rPr>
-        <w:t xml:space="preserve">certain </w:t>
-      </w:r>
-      <w:r>
-        <w:rPr>
-          <w:rFonts w:ascii="Times New Roman" w:hAnsi="Times New Roman" w:cs="Times New Roman"/>
-          <w:sz w:val="24"/>
-          <w:szCs w:val="24"/>
-        </w:rPr>
-        <w:t>behaviour</w:t>
-      </w:r>
-      <w:r>
-        <w:rPr>
-          <w:rFonts w:ascii="Times New Roman" w:hAnsi="Times New Roman" w:cs="Times New Roman"/>
-          <w:sz w:val="24"/>
-          <w:szCs w:val="24"/>
-        </w:rPr>
-        <w:t>s</w:t>
-      </w:r>
-      <w:r>
-        <w:rPr>
-          <w:rFonts w:ascii="Times New Roman" w:hAnsi="Times New Roman" w:cs="Times New Roman"/>
-          <w:sz w:val="24"/>
-          <w:szCs w:val="24"/>
-        </w:rPr>
-        <w:t xml:space="preserve">, they come with </w:t>
-      </w:r>
-      <w:proofErr w:type="gramStart"/>
-      <w:r>
-        <w:rPr>
-          <w:rFonts w:ascii="Times New Roman" w:hAnsi="Times New Roman" w:cs="Times New Roman"/>
-          <w:sz w:val="24"/>
-          <w:szCs w:val="24"/>
-        </w:rPr>
-        <w:t>s</w:t>
-      </w:r>
-      <w:r>
-        <w:rPr>
-          <w:rFonts w:ascii="Times New Roman" w:hAnsi="Times New Roman" w:cs="Times New Roman"/>
-          <w:sz w:val="24"/>
-          <w:szCs w:val="24"/>
-        </w:rPr>
-        <w:t>ome</w:t>
-      </w:r>
-      <w:proofErr w:type="gramEnd"/>
-      <w:r>
-        <w:rPr>
-          <w:rFonts w:ascii="Times New Roman" w:hAnsi="Times New Roman" w:cs="Times New Roman"/>
-          <w:sz w:val="24"/>
-          <w:szCs w:val="24"/>
-        </w:rPr>
-        <w:t xml:space="preserve"> </w:t>
-      </w:r>
-      <w:r>
-        <w:rPr>
-          <w:rFonts w:ascii="Times New Roman" w:hAnsi="Times New Roman" w:cs="Times New Roman"/>
-          <w:sz w:val="24"/>
-          <w:szCs w:val="24"/>
-        </w:rPr>
-        <w:t xml:space="preserve">limitations. As the number of states increases, </w:t>
-      </w:r>
-      <w:r>
-        <w:rPr>
-          <w:rFonts w:ascii="Times New Roman" w:hAnsi="Times New Roman" w:cs="Times New Roman"/>
-          <w:sz w:val="24"/>
-          <w:szCs w:val="24"/>
-        </w:rPr>
-        <w:t>it can lead to something called “</w:t>
-      </w:r>
-      <w:r>
-        <w:rPr>
-          <w:rFonts w:ascii="Times New Roman" w:hAnsi="Times New Roman" w:cs="Times New Roman"/>
-          <w:sz w:val="24"/>
-          <w:szCs w:val="24"/>
-        </w:rPr>
-        <w:t>state explosion</w:t>
-      </w:r>
-      <w:r>
-        <w:rPr>
-          <w:rFonts w:ascii="Times New Roman" w:hAnsi="Times New Roman" w:cs="Times New Roman"/>
-          <w:sz w:val="24"/>
-          <w:szCs w:val="24"/>
-        </w:rPr>
-        <w:t xml:space="preserve">” which is when the number of states grows rapidly out of hand making them harder to manage and maintain. I noticed this would be a problem early on when creating transition states. I knew I wouldn’t have the time to create transitions from every state to every other state, especially when using a sprite based system for animation, so I decided to only create transition states where absolutely necessary (when there was a massive change in position or orientation of  characters in the sprites). </w:t>
-      </w:r>
-    </w:p>
-    <w:p>
-      <w:pPr>
-        <w:rPr>
-          <w:rFonts w:ascii="Times New Roman" w:hAnsi="Times New Roman" w:cs="Times New Roman"/>
-          <w:sz w:val="24"/>
-          <w:szCs w:val="24"/>
-        </w:rPr>
-      </w:pPr>
-    </w:p>
-    <w:p>
-      <w:pPr>
-        <w:rPr>
-          <w:rFonts w:ascii="Times New Roman" w:hAnsi="Times New Roman" w:cs="Times New Roman"/>
-          <w:sz w:val="24"/>
-          <w:szCs w:val="24"/>
-        </w:rPr>
-      </w:pPr>
-      <w:r>
-        <w:rPr>
-          <w:rFonts w:ascii="Times New Roman" w:hAnsi="Times New Roman" w:cs="Times New Roman"/>
-          <w:sz w:val="24"/>
-          <w:szCs w:val="24"/>
-        </w:rPr>
-        <w:t>They can also feel very mechanical as there are set states that each state can transition int</w:t>
-      </w:r>
-      <w:r>
-        <w:rPr>
-          <w:rFonts w:ascii="Times New Roman" w:hAnsi="Times New Roman" w:cs="Times New Roman"/>
-          <w:sz w:val="24"/>
-          <w:szCs w:val="24"/>
-        </w:rPr>
-        <w:t xml:space="preserve">o when an input </w:t>
-      </w:r>
-      <w:proofErr w:type="gramStart"/>
-      <w:r>
-        <w:rPr>
-          <w:rFonts w:ascii="Times New Roman" w:hAnsi="Times New Roman" w:cs="Times New Roman"/>
-          <w:sz w:val="24"/>
-          <w:szCs w:val="24"/>
-        </w:rPr>
-        <w:t>is received</w:t>
-      </w:r>
-      <w:proofErr w:type="gramEnd"/>
-      <w:r>
-        <w:rPr>
-          <w:rFonts w:ascii="Times New Roman" w:hAnsi="Times New Roman" w:cs="Times New Roman"/>
-          <w:sz w:val="24"/>
-          <w:szCs w:val="24"/>
-        </w:rPr>
-        <w:t xml:space="preserve">. This limitation was very apparent when I started to implement the combat mechanics as the enemy behaviour was to just transition to the punch state when they were within a certain distance, the only other deciding factor was whether they were in the air or not. This was the major factor in the decision to implement fuzzy logic once it </w:t>
-      </w:r>
-      <w:proofErr w:type="gramStart"/>
-      <w:r>
-        <w:rPr>
-          <w:rFonts w:ascii="Times New Roman" w:hAnsi="Times New Roman" w:cs="Times New Roman"/>
-          <w:sz w:val="24"/>
-          <w:szCs w:val="24"/>
-        </w:rPr>
-        <w:t>was suggested</w:t>
-      </w:r>
-      <w:proofErr w:type="gramEnd"/>
-      <w:r>
-        <w:rPr>
-          <w:rFonts w:ascii="Times New Roman" w:hAnsi="Times New Roman" w:cs="Times New Roman"/>
-          <w:sz w:val="24"/>
-          <w:szCs w:val="24"/>
-        </w:rPr>
-        <w:t xml:space="preserve"> to me as I wanted the combat to feel more dynamic.</w:t>
-      </w:r>
-    </w:p>
-    <w:p>
-      <w:pPr>
-        <w:rPr>
-          <w:rFonts w:ascii="Times New Roman" w:hAnsi="Times New Roman" w:cs="Times New Roman"/>
-          <w:sz w:val="24"/>
-          <w:szCs w:val="24"/>
-        </w:rPr>
-      </w:pPr>
-    </w:p>
-    <w:p>
-      <w:pPr>
-        <w:rPr>
-          <w:rFonts w:ascii="Times New Roman" w:hAnsi="Times New Roman" w:cs="Times New Roman"/>
-          <w:sz w:val="24"/>
-          <w:szCs w:val="24"/>
-        </w:rPr>
-      </w:pPr>
-      <w:r>
-        <w:rPr>
-          <w:rFonts w:ascii="Times New Roman" w:hAnsi="Times New Roman" w:cs="Times New Roman"/>
-          <w:sz w:val="24"/>
-          <w:szCs w:val="24"/>
-        </w:rPr>
-        <w:t xml:space="preserve">I also faced </w:t>
-      </w:r>
-      <w:proofErr w:type="gramStart"/>
-      <w:r>
-        <w:rPr>
-          <w:rFonts w:ascii="Times New Roman" w:hAnsi="Times New Roman" w:cs="Times New Roman"/>
-          <w:sz w:val="24"/>
-          <w:szCs w:val="24"/>
-        </w:rPr>
-        <w:t>some</w:t>
-      </w:r>
-      <w:proofErr w:type="gramEnd"/>
-      <w:r>
-        <w:rPr>
-          <w:rFonts w:ascii="Times New Roman" w:hAnsi="Times New Roman" w:cs="Times New Roman"/>
-          <w:sz w:val="24"/>
-          <w:szCs w:val="24"/>
-        </w:rPr>
-        <w:t xml:space="preserve"> issue with trying to adapt the transitions between states to use the </w:t>
-      </w:r>
-      <w:proofErr w:type="gramStart"/>
-      <w:r>
-        <w:rPr>
-          <w:rFonts w:ascii="Times New Roman" w:hAnsi="Times New Roman" w:cs="Times New Roman"/>
-          <w:sz w:val="24"/>
-          <w:szCs w:val="24"/>
-        </w:rPr>
-        <w:t>enemies</w:t>
-      </w:r>
-      <w:proofErr w:type="gramEnd"/>
-      <w:r>
-        <w:rPr>
-          <w:rFonts w:ascii="Times New Roman" w:hAnsi="Times New Roman" w:cs="Times New Roman"/>
-          <w:sz w:val="24"/>
-          <w:szCs w:val="24"/>
-        </w:rPr>
-        <w:t xml:space="preserve"> sensors, as the state machine </w:t>
-      </w:r>
-      <w:proofErr w:type="gramStart"/>
-      <w:r>
-        <w:rPr>
-          <w:rFonts w:ascii="Times New Roman" w:hAnsi="Times New Roman" w:cs="Times New Roman"/>
-          <w:sz w:val="24"/>
-          <w:szCs w:val="24"/>
-        </w:rPr>
-        <w:t>was specifically designed</w:t>
-      </w:r>
-      <w:proofErr w:type="gramEnd"/>
-      <w:r>
-        <w:rPr>
-          <w:rFonts w:ascii="Times New Roman" w:hAnsi="Times New Roman" w:cs="Times New Roman"/>
-          <w:sz w:val="24"/>
-          <w:szCs w:val="24"/>
-        </w:rPr>
-        <w:t xml:space="preserve"> at first to use the players keyboard inputs. I had </w:t>
-      </w:r>
-      <w:proofErr w:type="gramStart"/>
-      <w:r>
-        <w:rPr>
-          <w:rFonts w:ascii="Times New Roman" w:hAnsi="Times New Roman" w:cs="Times New Roman"/>
-          <w:sz w:val="24"/>
-          <w:szCs w:val="24"/>
-        </w:rPr>
-        <w:t>particular difficulty</w:t>
-      </w:r>
-      <w:proofErr w:type="gramEnd"/>
-      <w:r>
-        <w:rPr>
-          <w:rFonts w:ascii="Times New Roman" w:hAnsi="Times New Roman" w:cs="Times New Roman"/>
-          <w:sz w:val="24"/>
-          <w:szCs w:val="24"/>
-        </w:rPr>
-        <w:t xml:space="preserve"> with the crouch state as the “crouching” bool it uses is </w:t>
-      </w:r>
-      <w:proofErr w:type="gramStart"/>
-      <w:r>
-        <w:rPr>
-          <w:rFonts w:ascii="Times New Roman" w:hAnsi="Times New Roman" w:cs="Times New Roman"/>
-          <w:sz w:val="24"/>
-          <w:szCs w:val="24"/>
-        </w:rPr>
-        <w:t>actually just</w:t>
-      </w:r>
-      <w:proofErr w:type="gramEnd"/>
-      <w:r>
-        <w:rPr>
-          <w:rFonts w:ascii="Times New Roman" w:hAnsi="Times New Roman" w:cs="Times New Roman"/>
-          <w:sz w:val="24"/>
-          <w:szCs w:val="24"/>
-        </w:rPr>
-        <w:t xml:space="preserve"> checking if the ctrl key </w:t>
-      </w:r>
-      <w:proofErr w:type="gramStart"/>
-      <w:r>
-        <w:rPr>
-          <w:rFonts w:ascii="Times New Roman" w:hAnsi="Times New Roman" w:cs="Times New Roman"/>
-          <w:sz w:val="24"/>
-          <w:szCs w:val="24"/>
-        </w:rPr>
-        <w:t>is pressed</w:t>
-      </w:r>
-      <w:proofErr w:type="gramEnd"/>
-      <w:r>
-        <w:rPr>
-          <w:rFonts w:ascii="Times New Roman" w:hAnsi="Times New Roman" w:cs="Times New Roman"/>
-          <w:sz w:val="24"/>
-          <w:szCs w:val="24"/>
-        </w:rPr>
-        <w:t xml:space="preserve">, meaning just setting it to true when a sensor </w:t>
-      </w:r>
-      <w:proofErr w:type="gramStart"/>
-      <w:r>
-        <w:rPr>
-          <w:rFonts w:ascii="Times New Roman" w:hAnsi="Times New Roman" w:cs="Times New Roman"/>
-          <w:sz w:val="24"/>
-          <w:szCs w:val="24"/>
-        </w:rPr>
-        <w:t>need</w:t>
-      </w:r>
-      <w:proofErr w:type="gramEnd"/>
-      <w:r>
-        <w:rPr>
-          <w:rFonts w:ascii="Times New Roman" w:hAnsi="Times New Roman" w:cs="Times New Roman"/>
-          <w:sz w:val="24"/>
-          <w:szCs w:val="24"/>
-        </w:rPr>
         <w:t xml:space="preserve"> it, it caused the enemy to constantly crouch and stand.</w:t>
       </w:r>
     </w:p>
@@ -2706,14 +2270,14 @@
           <w:rFonts w:ascii="Times New Roman" w:hAnsi="Times New Roman" w:cs="Times New Roman"/>
         </w:rPr>
       </w:pPr>
-      <w:bookmarkStart w:id="6" w:name="_Toc226900544"/>
+      <w:bookmarkStart w:id="7" w:name="_Toc226965642"/>
       <w:r>
         <w:rPr>
           <w:rFonts w:ascii="Times New Roman" w:hAnsi="Times New Roman" w:cs="Times New Roman"/>
         </w:rPr>
         <w:t>Fuzzy Logic</w:t>
       </w:r>
-      <w:bookmarkEnd w:id="6"/>
+      <w:bookmarkEnd w:id="7"/>
     </w:p>
     <w:p>
       <w:pPr>
@@ -2724,7 +2288,7 @@
           <w:szCs w:val="28"/>
         </w:rPr>
       </w:pPr>
-      <w:bookmarkStart w:id="7" w:name="_Toc226900545"/>
+      <w:bookmarkStart w:id="8" w:name="_Toc226965643"/>
       <w:r>
         <w:rPr>
           <w:rFonts w:ascii="Times New Roman" w:hAnsi="Times New Roman" w:cs="Times New Roman"/>
@@ -2733,7 +2297,7 @@
         </w:rPr>
         <w:t>What is Fuzzy Logic?</w:t>
       </w:r>
-      <w:bookmarkEnd w:id="7"/>
+      <w:bookmarkEnd w:id="8"/>
     </w:p>
     <w:p>
       <w:r>
@@ -2798,77 +2362,33 @@
           <w:sz w:val="24"/>
           <w:szCs w:val="24"/>
         </w:rPr>
-        <w:t xml:space="preserve"> something is either true or false (1 or 0). This works fine for simple precise problems but is not great for more abstract situations that </w:t>
-      </w:r>
-      <w:proofErr w:type="gramStart"/>
-      <w:r>
-        <w:rPr>
-          <w:rFonts w:ascii="Times New Roman" w:hAnsi="Times New Roman" w:cs="Times New Roman"/>
-          <w:sz w:val="24"/>
-          <w:szCs w:val="24"/>
-        </w:rPr>
-        <w:t>are not so clearly defined</w:t>
-      </w:r>
-      <w:proofErr w:type="gramEnd"/>
-      <w:r>
-        <w:rPr>
-          <w:rFonts w:ascii="Times New Roman" w:hAnsi="Times New Roman" w:cs="Times New Roman"/>
-          <w:sz w:val="24"/>
-          <w:szCs w:val="24"/>
-        </w:rPr>
-        <w:t xml:space="preserve">. Fuzzy logic is a way of addressing this by allowing values to be between 0 and 1 for degrees of membership rather than a simple yes or no (Howard F.). This makes it useful in video game AI as hard-coded values can make enemy AI feel rigid and predictable. </w:t>
-      </w:r>
-      <w:r>
-        <w:rPr>
-          <w:rFonts w:ascii="Times New Roman" w:hAnsi="Times New Roman" w:cs="Times New Roman"/>
-          <w:sz w:val="24"/>
-          <w:szCs w:val="24"/>
-        </w:rPr>
-        <w:t>(Li, Musilek and Wyard-Scott, 2004).</w:t>
-      </w:r>
-    </w:p>
-    <w:p>
-      <w:pPr>
-        <w:rPr>
-          <w:rFonts w:ascii="Times New Roman" w:hAnsi="Times New Roman" w:cs="Times New Roman"/>
-          <w:sz w:val="24"/>
-          <w:szCs w:val="24"/>
-        </w:rPr>
-      </w:pPr>
-    </w:p>
-    <w:p>
-      <w:pPr>
-        <w:rPr>
-          <w:rFonts w:ascii="Times New Roman" w:hAnsi="Times New Roman" w:cs="Times New Roman"/>
-          <w:sz w:val="24"/>
-          <w:szCs w:val="24"/>
-        </w:rPr>
-      </w:pPr>
-      <w:r>
-        <w:rPr>
-          <w:rFonts w:ascii="Times New Roman" w:hAnsi="Times New Roman" w:cs="Times New Roman"/>
-          <w:sz w:val="24"/>
-          <w:szCs w:val="24"/>
-        </w:rPr>
-        <w:t xml:space="preserve">Made up of </w:t>
-      </w:r>
-      <w:proofErr w:type="gramStart"/>
-      <w:r>
-        <w:rPr>
-          <w:rFonts w:ascii="Times New Roman" w:hAnsi="Times New Roman" w:cs="Times New Roman"/>
-          <w:sz w:val="24"/>
-          <w:szCs w:val="24"/>
-        </w:rPr>
-        <w:t>4</w:t>
-      </w:r>
-      <w:proofErr w:type="gramEnd"/>
-      <w:r>
-        <w:rPr>
-          <w:rFonts w:ascii="Times New Roman" w:hAnsi="Times New Roman" w:cs="Times New Roman"/>
-          <w:sz w:val="24"/>
-          <w:szCs w:val="24"/>
-        </w:rPr>
-        <w:t xml:space="preserve"> steps: </w:t>
+        <w:t xml:space="preserve"> something is either true or false (1 or 0). This works fine for simple precise problems but is not great for more abstract situations that are not so clearly defined. Fuzzy logic is a way of addressing this by allowing values to be between 0 and 1 for degrees of membership rather than a simple yes or no (Howard F.). This makes it useful in video game AI as hard-coded values can make enemy AI feel rigid and predictable. (Li, Musilek and Wyard-Scott, 2004).</w:t>
+      </w:r>
+    </w:p>
+    <w:p>
+      <w:pPr>
+        <w:rPr>
+          <w:rFonts w:ascii="Times New Roman" w:hAnsi="Times New Roman" w:cs="Times New Roman"/>
+          <w:sz w:val="24"/>
+          <w:szCs w:val="24"/>
+        </w:rPr>
+      </w:pPr>
+    </w:p>
+    <w:p>
+      <w:pPr>
+        <w:rPr>
+          <w:rFonts w:ascii="Times New Roman" w:hAnsi="Times New Roman" w:cs="Times New Roman"/>
+          <w:sz w:val="24"/>
+          <w:szCs w:val="24"/>
+        </w:rPr>
+      </w:pPr>
+      <w:r>
+        <w:rPr>
+          <w:rFonts w:ascii="Times New Roman" w:hAnsi="Times New Roman" w:cs="Times New Roman"/>
+          <w:sz w:val="24"/>
+          <w:szCs w:val="24"/>
+        </w:rPr>
+        <w:t xml:space="preserve">Made up of 4 steps: </w:t>
       </w:r>
     </w:p>
     <w:p>
@@ -2912,18 +2432,8 @@
           <w:sz w:val="24"/>
           <w:szCs w:val="24"/>
         </w:rPr>
-        <w:t xml:space="preserve">The rule base is a set of if rules that define the relationship between the inputs and the </w:t>
-      </w:r>
-      <w:proofErr w:type="gramStart"/>
-      <w:r>
-        <w:rPr>
-          <w:rFonts w:ascii="Times New Roman" w:hAnsi="Times New Roman" w:cs="Times New Roman"/>
-          <w:sz w:val="24"/>
-          <w:szCs w:val="24"/>
-        </w:rPr>
-        <w:t>outputs</w:t>
-      </w:r>
-      <w:proofErr w:type="gramEnd"/>
+        <w:t>The rule base is a set of if rules that define the relationship between the inputs and the outputs</w:t>
+      </w:r>
     </w:p>
     <w:p>
       <w:pPr>
@@ -2944,18 +2454,8 @@
           <w:sz w:val="24"/>
           <w:szCs w:val="24"/>
         </w:rPr>
-        <w:t xml:space="preserve">The reasoning unit checks each rule against the inputs it received which rule comes out on </w:t>
-      </w:r>
-      <w:proofErr w:type="gramStart"/>
-      <w:r>
-        <w:rPr>
-          <w:rFonts w:ascii="Times New Roman" w:hAnsi="Times New Roman" w:cs="Times New Roman"/>
-          <w:sz w:val="24"/>
-          <w:szCs w:val="24"/>
-        </w:rPr>
-        <w:t>top</w:t>
-      </w:r>
-      <w:proofErr w:type="gramEnd"/>
+        <w:t>The reasoning unit checks each rule against the inputs it received which rule comes out on top</w:t>
+      </w:r>
     </w:p>
     <w:p>
       <w:pPr>
@@ -2976,25 +2476,7 @@
           <w:sz w:val="24"/>
           <w:szCs w:val="24"/>
         </w:rPr>
-        <w:t xml:space="preserve">The defuzzifier converts the fuzzy output back into a single output that will </w:t>
-      </w:r>
-      <w:proofErr w:type="gramStart"/>
-      <w:r>
-        <w:rPr>
-          <w:rFonts w:ascii="Times New Roman" w:hAnsi="Times New Roman" w:cs="Times New Roman"/>
-          <w:sz w:val="24"/>
-          <w:szCs w:val="24"/>
-        </w:rPr>
-        <w:t>be acted</w:t>
-      </w:r>
-      <w:proofErr w:type="gramEnd"/>
-      <w:r>
-        <w:rPr>
-          <w:rFonts w:ascii="Times New Roman" w:hAnsi="Times New Roman" w:cs="Times New Roman"/>
-          <w:sz w:val="24"/>
-          <w:szCs w:val="24"/>
-        </w:rPr>
-        <w:t xml:space="preserve"> upon</w:t>
+        <w:t>The defuzzifier converts the fuzzy output back into a single output that will be acted upon</w:t>
       </w:r>
     </w:p>
     <w:p>
@@ -3024,7 +2506,7 @@
           <w:szCs w:val="28"/>
         </w:rPr>
       </w:pPr>
-      <w:bookmarkStart w:id="8" w:name="_Toc226900546"/>
+      <w:bookmarkStart w:id="9" w:name="_Toc226965644"/>
       <w:r>
         <w:rPr>
           <w:rFonts w:ascii="Times New Roman" w:hAnsi="Times New Roman" w:cs="Times New Roman"/>
@@ -3033,23 +2515,57 @@
         </w:rPr>
         <w:t>How was it implemented in Knuckle Duster?</w:t>
       </w:r>
-      <w:bookmarkEnd w:id="8"/>
-    </w:p>
-    <w:p>
-      <w:pPr>
-        <w:rPr>
-          <w:rFonts w:ascii="Times New Roman" w:hAnsi="Times New Roman" w:cs="Times New Roman"/>
-          <w:sz w:val="24"/>
-          <w:szCs w:val="24"/>
-        </w:rPr>
-      </w:pPr>
-      <w:r>
-        <w:rPr>
-          <w:rFonts w:ascii="Times New Roman" w:hAnsi="Times New Roman" w:cs="Times New Roman"/>
-          <w:sz w:val="24"/>
-          <w:szCs w:val="24"/>
-        </w:rPr>
-        <w:t xml:space="preserve">In Knuckle Duster Fuzzy Logic </w:t>
+      <w:bookmarkEnd w:id="9"/>
+    </w:p>
+    <w:p>
+      <w:pPr>
+        <w:rPr>
+          <w:rFonts w:ascii="Times New Roman" w:hAnsi="Times New Roman" w:cs="Times New Roman"/>
+          <w:sz w:val="24"/>
+          <w:szCs w:val="24"/>
+        </w:rPr>
+      </w:pPr>
+      <w:r>
+        <w:rPr>
+          <w:rFonts w:ascii="Times New Roman" w:hAnsi="Times New Roman" w:cs="Times New Roman"/>
+          <w:sz w:val="24"/>
+          <w:szCs w:val="24"/>
+        </w:rPr>
+        <w:t xml:space="preserve">In Knuckle Duster Fuzzy Logic was used to determine how an enemy would attack the player when the opportunity arose. The Fuzzifier </w:t>
+      </w:r>
+      <w:r>
+        <w:rPr>
+          <w:rFonts w:ascii="Times New Roman" w:hAnsi="Times New Roman" w:cs="Times New Roman"/>
+          <w:sz w:val="24"/>
+          <w:szCs w:val="24"/>
+        </w:rPr>
+        <w:t>takes in the distance between the player and the enemy and whether the player is currently attacking or not.</w:t>
+      </w:r>
+    </w:p>
+    <w:p>
+      <w:pPr>
+        <w:rPr>
+          <w:rFonts w:ascii="Times New Roman" w:hAnsi="Times New Roman" w:cs="Times New Roman"/>
+          <w:sz w:val="24"/>
+          <w:szCs w:val="24"/>
+        </w:rPr>
+      </w:pPr>
+    </w:p>
+    <w:p>
+      <w:pPr>
+        <w:rPr>
+          <w:rFonts w:ascii="Times New Roman" w:hAnsi="Times New Roman" w:cs="Times New Roman"/>
+          <w:sz w:val="24"/>
+          <w:szCs w:val="24"/>
+        </w:rPr>
+      </w:pPr>
+      <w:r>
+        <w:rPr>
+          <w:rFonts w:ascii="Times New Roman" w:hAnsi="Times New Roman" w:cs="Times New Roman"/>
+          <w:sz w:val="24"/>
+          <w:szCs w:val="24"/>
+        </w:rPr>
+        <w:t xml:space="preserve">The three </w:t>
       </w:r>
       <w:proofErr w:type="gramStart"/>
       <w:r>
@@ -3058,7 +2574,7 @@
           <w:sz w:val="24"/>
           <w:szCs w:val="24"/>
         </w:rPr>
-        <w:t>was used</w:t>
+        <w:t>membership</w:t>
       </w:r>
       <w:proofErr w:type="gramEnd"/>
       <w:r>
@@ -3067,41 +2583,138 @@
           <w:sz w:val="24"/>
           <w:szCs w:val="24"/>
         </w:rPr>
-        <w:t xml:space="preserve"> to determine how an enemy would attack the player when the opportunity arose. The Fuzzifier </w:t>
-      </w:r>
-      <w:r>
-        <w:rPr>
-          <w:rFonts w:ascii="Times New Roman" w:hAnsi="Times New Roman" w:cs="Times New Roman"/>
-          <w:sz w:val="24"/>
-          <w:szCs w:val="24"/>
-        </w:rPr>
-        <w:t>takes in the distance between the player and the enemy and whether the player is currently attacking or not.</w:t>
-      </w:r>
-    </w:p>
-    <w:p>
-      <w:pPr>
-        <w:rPr>
-          <w:rFonts w:ascii="Times New Roman" w:hAnsi="Times New Roman" w:cs="Times New Roman"/>
-          <w:sz w:val="24"/>
-          <w:szCs w:val="24"/>
-        </w:rPr>
-      </w:pPr>
-    </w:p>
-    <w:p>
-      <w:pPr>
-        <w:rPr>
-          <w:rFonts w:ascii="Times New Roman" w:hAnsi="Times New Roman" w:cs="Times New Roman"/>
-          <w:sz w:val="24"/>
-          <w:szCs w:val="24"/>
-        </w:rPr>
-      </w:pPr>
-      <w:r>
-        <w:rPr>
-          <w:rFonts w:ascii="Times New Roman" w:hAnsi="Times New Roman" w:cs="Times New Roman"/>
-          <w:sz w:val="24"/>
-          <w:szCs w:val="24"/>
-        </w:rPr>
-        <w:t xml:space="preserve">The </w:t>
+        <w:t xml:space="preserve"> function I use are </w:t>
+      </w:r>
+      <w:r>
+        <w:rPr>
+          <w:rFonts w:ascii="Times New Roman" w:hAnsi="Times New Roman" w:cs="Times New Roman"/>
+          <w:sz w:val="24"/>
+          <w:szCs w:val="24"/>
+        </w:rPr>
+        <w:t>mC</w:t>
+      </w:r>
+      <w:r>
+        <w:rPr>
+          <w:rFonts w:ascii="Times New Roman" w:hAnsi="Times New Roman" w:cs="Times New Roman"/>
+          <w:sz w:val="24"/>
+          <w:szCs w:val="24"/>
+        </w:rPr>
+        <w:t>lose, m</w:t>
+      </w:r>
+      <w:r>
+        <w:rPr>
+          <w:rFonts w:ascii="Times New Roman" w:hAnsi="Times New Roman" w:cs="Times New Roman"/>
+          <w:sz w:val="24"/>
+          <w:szCs w:val="24"/>
+        </w:rPr>
+        <w:t>M</w:t>
+      </w:r>
+      <w:r>
+        <w:rPr>
+          <w:rFonts w:ascii="Times New Roman" w:hAnsi="Times New Roman" w:cs="Times New Roman"/>
+          <w:sz w:val="24"/>
+          <w:szCs w:val="24"/>
+        </w:rPr>
+        <w:t xml:space="preserve">edium and </w:t>
+      </w:r>
+      <w:r>
+        <w:rPr>
+          <w:rFonts w:ascii="Times New Roman" w:hAnsi="Times New Roman" w:cs="Times New Roman"/>
+          <w:sz w:val="24"/>
+          <w:szCs w:val="24"/>
+        </w:rPr>
+        <w:t>mF</w:t>
+      </w:r>
+      <w:r>
+        <w:rPr>
+          <w:rFonts w:ascii="Times New Roman" w:hAnsi="Times New Roman" w:cs="Times New Roman"/>
+          <w:sz w:val="24"/>
+          <w:szCs w:val="24"/>
+        </w:rPr>
+        <w:t>ar</w:t>
+      </w:r>
+      <w:r>
+        <w:rPr>
+          <w:rFonts w:ascii="Times New Roman" w:hAnsi="Times New Roman" w:cs="Times New Roman"/>
+          <w:sz w:val="24"/>
+          <w:szCs w:val="24"/>
+        </w:rPr>
+        <w:t>.</w:t>
+      </w:r>
+      <w:r>
+        <w:rPr>
+          <w:rFonts w:ascii="Times New Roman" w:hAnsi="Times New Roman" w:cs="Times New Roman"/>
+          <w:sz w:val="24"/>
+          <w:szCs w:val="24"/>
+        </w:rPr>
+        <w:t xml:space="preserve"> </w:t>
+      </w:r>
+      <w:r>
+        <w:rPr>
+          <w:rFonts w:ascii="Times New Roman" w:hAnsi="Times New Roman" w:cs="Times New Roman"/>
+          <w:sz w:val="24"/>
+          <w:szCs w:val="24"/>
+        </w:rPr>
+        <w:t>T</w:t>
+      </w:r>
+      <w:r>
+        <w:rPr>
+          <w:rFonts w:ascii="Times New Roman" w:hAnsi="Times New Roman" w:cs="Times New Roman"/>
+          <w:sz w:val="24"/>
+          <w:szCs w:val="24"/>
+        </w:rPr>
+        <w:t xml:space="preserve">hese determine the </w:t>
+      </w:r>
+      <w:r>
+        <w:rPr>
+          <w:rFonts w:ascii="Times New Roman" w:hAnsi="Times New Roman" w:cs="Times New Roman"/>
+          <w:sz w:val="24"/>
+          <w:szCs w:val="24"/>
+        </w:rPr>
+        <w:t xml:space="preserve">distance from the player, and each return a value between 1 to 0. For instance, in mClose if the distance is less than 60 it returns a value of one. If it’s greater than 60 it slowly fades to a value of 0 once the distance is 80. </w:t>
+      </w:r>
+    </w:p>
+    <w:p>
+      <w:pPr>
+        <w:rPr>
+          <w:rFonts w:ascii="Times New Roman" w:hAnsi="Times New Roman" w:cs="Times New Roman"/>
+          <w:sz w:val="24"/>
+          <w:szCs w:val="24"/>
+        </w:rPr>
+      </w:pPr>
+      <w:r>
+        <w:rPr>
+          <w:rFonts w:ascii="Times New Roman" w:hAnsi="Times New Roman" w:cs="Times New Roman"/>
+          <w:sz w:val="24"/>
+          <w:szCs w:val="24"/>
+        </w:rPr>
+        <w:t>The other two do the same with higher values. Multiple members can be active at once, so at distance 70 close mClose might return a value of 0.3 while mMedium might return a value of 0.3.</w:t>
+      </w:r>
+    </w:p>
+    <w:p>
+      <w:pPr>
+        <w:rPr>
+          <w:rFonts w:ascii="Times New Roman" w:hAnsi="Times New Roman" w:cs="Times New Roman"/>
+          <w:sz w:val="24"/>
+          <w:szCs w:val="24"/>
+        </w:rPr>
+      </w:pPr>
+    </w:p>
+    <w:p>
+      <w:pPr>
+        <w:rPr>
+          <w:rFonts w:ascii="Times New Roman" w:hAnsi="Times New Roman" w:cs="Times New Roman"/>
+          <w:sz w:val="24"/>
+          <w:szCs w:val="24"/>
+        </w:rPr>
+      </w:pPr>
+      <w:r>
+        <w:rPr>
+          <w:rFonts w:ascii="Times New Roman" w:hAnsi="Times New Roman" w:cs="Times New Roman"/>
+          <w:sz w:val="24"/>
+          <w:szCs w:val="24"/>
+        </w:rPr>
+        <w:t xml:space="preserve">These scores are then checked against one another in </w:t>
       </w:r>
       <w:proofErr w:type="gramStart"/>
       <w:r>
@@ -3110,7 +2723,7 @@
           <w:sz w:val="24"/>
           <w:szCs w:val="24"/>
         </w:rPr>
-        <w:t>three membership</w:t>
+        <w:t>applyFuzzyResult(</w:t>
       </w:r>
       <w:proofErr w:type="gramEnd"/>
       <w:r>
@@ -3119,95 +2732,298 @@
           <w:sz w:val="24"/>
           <w:szCs w:val="24"/>
         </w:rPr>
-        <w:t xml:space="preserve"> function I use are </w:t>
-      </w:r>
-      <w:r>
-        <w:rPr>
-          <w:rFonts w:ascii="Times New Roman" w:hAnsi="Times New Roman" w:cs="Times New Roman"/>
-          <w:sz w:val="24"/>
-          <w:szCs w:val="24"/>
-        </w:rPr>
-        <w:t>mC</w:t>
-      </w:r>
-      <w:r>
-        <w:rPr>
-          <w:rFonts w:ascii="Times New Roman" w:hAnsi="Times New Roman" w:cs="Times New Roman"/>
-          <w:sz w:val="24"/>
-          <w:szCs w:val="24"/>
-        </w:rPr>
-        <w:t>lose, m</w:t>
-      </w:r>
-      <w:r>
-        <w:rPr>
-          <w:rFonts w:ascii="Times New Roman" w:hAnsi="Times New Roman" w:cs="Times New Roman"/>
-          <w:sz w:val="24"/>
-          <w:szCs w:val="24"/>
-        </w:rPr>
-        <w:t>M</w:t>
-      </w:r>
-      <w:r>
-        <w:rPr>
-          <w:rFonts w:ascii="Times New Roman" w:hAnsi="Times New Roman" w:cs="Times New Roman"/>
-          <w:sz w:val="24"/>
-          <w:szCs w:val="24"/>
-        </w:rPr>
-        <w:t xml:space="preserve">edium and </w:t>
-      </w:r>
-      <w:r>
-        <w:rPr>
-          <w:rFonts w:ascii="Times New Roman" w:hAnsi="Times New Roman" w:cs="Times New Roman"/>
-          <w:sz w:val="24"/>
-          <w:szCs w:val="24"/>
-        </w:rPr>
-        <w:t>mF</w:t>
-      </w:r>
-      <w:r>
-        <w:rPr>
-          <w:rFonts w:ascii="Times New Roman" w:hAnsi="Times New Roman" w:cs="Times New Roman"/>
-          <w:sz w:val="24"/>
-          <w:szCs w:val="24"/>
-        </w:rPr>
-        <w:t>ar</w:t>
-      </w:r>
-      <w:r>
-        <w:rPr>
-          <w:rFonts w:ascii="Times New Roman" w:hAnsi="Times New Roman" w:cs="Times New Roman"/>
-          <w:sz w:val="24"/>
-          <w:szCs w:val="24"/>
-        </w:rPr>
-        <w:t>.</w:t>
-      </w:r>
-      <w:r>
-        <w:rPr>
-          <w:rFonts w:ascii="Times New Roman" w:hAnsi="Times New Roman" w:cs="Times New Roman"/>
-          <w:sz w:val="24"/>
-          <w:szCs w:val="24"/>
-        </w:rPr>
-        <w:t xml:space="preserve"> </w:t>
-      </w:r>
-      <w:r>
-        <w:rPr>
-          <w:rFonts w:ascii="Times New Roman" w:hAnsi="Times New Roman" w:cs="Times New Roman"/>
-          <w:sz w:val="24"/>
-          <w:szCs w:val="24"/>
-        </w:rPr>
-        <w:t>T</w:t>
-      </w:r>
-      <w:r>
-        <w:rPr>
-          <w:rFonts w:ascii="Times New Roman" w:hAnsi="Times New Roman" w:cs="Times New Roman"/>
-          <w:sz w:val="24"/>
-          <w:szCs w:val="24"/>
-        </w:rPr>
-        <w:t xml:space="preserve">hese determine the </w:t>
-      </w:r>
-      <w:r>
-        <w:rPr>
-          <w:rFonts w:ascii="Times New Roman" w:hAnsi="Times New Roman" w:cs="Times New Roman"/>
-          <w:sz w:val="24"/>
-          <w:szCs w:val="24"/>
-        </w:rPr>
-        <w:t xml:space="preserve">distance from the player, and each return a value between 1 to 0. For instance, in mClose if the distance is less than 60 it returns a value of one. If </w:t>
+        <w:t>) in order. Block is checked first, if the player is close and currently attacking, the block score gets a “threat bonus” which pushes it above the other rules, making the enemy prioritise blocking when under immediate threat. If block doesn't win, the dropkick rule is checked next, if the enemy is far away and grounded it will jump and dropkick towards the player, closing the gap while dealing damage at the same time. If neither of those win, closeGap triggers at medium distance, causing the enemy to run toward the player until they are within attack range. Finally, if the enemy is close and the player is not attacking, the basic attack fires. Each rule also has its own cooldown timer, preventing the enemy from spamming a single move repeatedly.</w:t>
+      </w:r>
+    </w:p>
+    <w:p>
+      <w:pPr>
+        <w:rPr>
+          <w:rFonts w:ascii="Times New Roman" w:hAnsi="Times New Roman" w:cs="Times New Roman"/>
+          <w:sz w:val="24"/>
+          <w:szCs w:val="24"/>
+        </w:rPr>
+      </w:pPr>
+    </w:p>
+    <w:p>
+      <w:pPr>
+        <w:rPr>
+          <w:rFonts w:ascii="Times New Roman" w:hAnsi="Times New Roman" w:cs="Times New Roman"/>
+          <w:sz w:val="24"/>
+          <w:szCs w:val="24"/>
+        </w:rPr>
+      </w:pPr>
+      <w:r>
+        <w:rPr>
+          <w:rFonts w:ascii="Times New Roman" w:hAnsi="Times New Roman" w:cs="Times New Roman"/>
+          <w:sz w:val="24"/>
+          <w:szCs w:val="24"/>
+        </w:rPr>
+        <w:t>In the Enemy AI’s Attack state, the fuzzy logic system works in conjunction with the state machine rather than replacing it. Each rule sets an input that triggers a transition into one of four combat states</w:t>
+      </w:r>
+      <w:r>
+        <w:rPr>
+          <w:rFonts w:ascii="Times New Roman" w:hAnsi="Times New Roman" w:cs="Times New Roman"/>
+          <w:sz w:val="24"/>
+          <w:szCs w:val="24"/>
+        </w:rPr>
+        <w:t>:</w:t>
+      </w:r>
+      <w:r>
+        <w:rPr>
+          <w:rFonts w:ascii="Times New Roman" w:hAnsi="Times New Roman" w:cs="Times New Roman"/>
+          <w:sz w:val="24"/>
+          <w:szCs w:val="24"/>
+        </w:rPr>
+        <w:t xml:space="preserve"> punch, dropkick, </w:t>
+      </w:r>
+      <w:r>
+        <w:rPr>
+          <w:rFonts w:ascii="Times New Roman" w:hAnsi="Times New Roman" w:cs="Times New Roman"/>
+          <w:sz w:val="24"/>
+          <w:szCs w:val="24"/>
+        </w:rPr>
+        <w:t>block,</w:t>
+      </w:r>
+      <w:r>
+        <w:rPr>
+          <w:rFonts w:ascii="Times New Roman" w:hAnsi="Times New Roman" w:cs="Times New Roman"/>
+          <w:sz w:val="24"/>
+          <w:szCs w:val="24"/>
+        </w:rPr>
+        <w:t xml:space="preserve"> or slide attack. Since almost all movement states can transition into at least one combat state, the enemy can attack from almost any state. For example, the dropkick rule first triggers the jump state, which then transitions into the dropkick state mid-air when it receives the input to attack. The punch rule transitions into the attack state from any grounded movement state. The system is also constrained by the sensor system, if the enemy is standing directly beneath a platform, the dropkick rule </w:t>
+      </w:r>
+      <w:r>
+        <w:rPr>
+          <w:rFonts w:ascii="Times New Roman" w:hAnsi="Times New Roman" w:cs="Times New Roman"/>
+          <w:sz w:val="24"/>
+          <w:szCs w:val="24"/>
+        </w:rPr>
+        <w:t>can’t be performed</w:t>
+      </w:r>
+      <w:r>
+        <w:rPr>
+          <w:rFonts w:ascii="Times New Roman" w:hAnsi="Times New Roman" w:cs="Times New Roman"/>
+          <w:sz w:val="24"/>
+          <w:szCs w:val="24"/>
+        </w:rPr>
+        <w:t xml:space="preserve"> and a slide attack is</w:t>
+      </w:r>
+      <w:r>
+        <w:rPr>
+          <w:rFonts w:ascii="Times New Roman" w:hAnsi="Times New Roman" w:cs="Times New Roman"/>
+          <w:sz w:val="24"/>
+          <w:szCs w:val="24"/>
+        </w:rPr>
+        <w:t xml:space="preserve"> sometimes</w:t>
+      </w:r>
+      <w:r>
+        <w:rPr>
+          <w:rFonts w:ascii="Times New Roman" w:hAnsi="Times New Roman" w:cs="Times New Roman"/>
+          <w:sz w:val="24"/>
+          <w:szCs w:val="24"/>
+        </w:rPr>
+        <w:t xml:space="preserve"> performed instead</w:t>
+      </w:r>
+      <w:r>
+        <w:rPr>
+          <w:rFonts w:ascii="Times New Roman" w:hAnsi="Times New Roman" w:cs="Times New Roman"/>
+          <w:sz w:val="24"/>
+          <w:szCs w:val="24"/>
+        </w:rPr>
+        <w:t>, not because it’s a rule in the fuzzy logic but because it’s how the finite state machine is set up</w:t>
+      </w:r>
+      <w:r>
+        <w:rPr>
+          <w:rFonts w:ascii="Times New Roman" w:hAnsi="Times New Roman" w:cs="Times New Roman"/>
+          <w:sz w:val="24"/>
+          <w:szCs w:val="24"/>
+        </w:rPr>
+        <w:t xml:space="preserve">. This means the fuzzy logic determines the </w:t>
+      </w:r>
+      <w:r>
+        <w:rPr>
+          <w:rFonts w:ascii="Times New Roman" w:hAnsi="Times New Roman" w:cs="Times New Roman"/>
+          <w:sz w:val="24"/>
+          <w:szCs w:val="24"/>
+        </w:rPr>
+        <w:t>intended result</w:t>
+      </w:r>
+      <w:r>
+        <w:rPr>
+          <w:rFonts w:ascii="Times New Roman" w:hAnsi="Times New Roman" w:cs="Times New Roman"/>
+          <w:sz w:val="24"/>
+          <w:szCs w:val="24"/>
+        </w:rPr>
+        <w:t>, but the state machine and sensors determine whether that</w:t>
+      </w:r>
+      <w:r>
+        <w:rPr>
+          <w:rFonts w:ascii="Times New Roman" w:hAnsi="Times New Roman" w:cs="Times New Roman"/>
+          <w:sz w:val="24"/>
+          <w:szCs w:val="24"/>
+        </w:rPr>
+        <w:t xml:space="preserve"> result</w:t>
+      </w:r>
+      <w:r>
+        <w:rPr>
+          <w:rFonts w:ascii="Times New Roman" w:hAnsi="Times New Roman" w:cs="Times New Roman"/>
+          <w:sz w:val="24"/>
+          <w:szCs w:val="24"/>
+        </w:rPr>
+        <w:t xml:space="preserve"> is </w:t>
+      </w:r>
+      <w:r>
+        <w:rPr>
+          <w:rFonts w:ascii="Times New Roman" w:hAnsi="Times New Roman" w:cs="Times New Roman"/>
+          <w:sz w:val="24"/>
+          <w:szCs w:val="24"/>
+        </w:rPr>
+        <w:t>possible</w:t>
+      </w:r>
+      <w:r>
+        <w:rPr>
+          <w:rFonts w:ascii="Times New Roman" w:hAnsi="Times New Roman" w:cs="Times New Roman"/>
+          <w:sz w:val="24"/>
+          <w:szCs w:val="24"/>
+        </w:rPr>
+        <w:t xml:space="preserve">, producing more believable and </w:t>
+      </w:r>
+      <w:r>
+        <w:rPr>
+          <w:rFonts w:ascii="Times New Roman" w:hAnsi="Times New Roman" w:cs="Times New Roman"/>
+          <w:sz w:val="24"/>
+          <w:szCs w:val="24"/>
+        </w:rPr>
+        <w:t>varied behaviour.</w:t>
+      </w:r>
+    </w:p>
+    <w:p>
+      <w:pPr>
+        <w:rPr>
+          <w:rFonts w:ascii="Times New Roman" w:hAnsi="Times New Roman" w:cs="Times New Roman"/>
+          <w:sz w:val="24"/>
+          <w:szCs w:val="24"/>
+        </w:rPr>
+      </w:pPr>
+    </w:p>
+    <w:p>
+      <w:pPr>
+        <w:pStyle w:val="Heading1"/>
+        <w:rPr>
+          <w:rFonts w:ascii="Times New Roman" w:hAnsi="Times New Roman" w:cs="Times New Roman"/>
+        </w:rPr>
+      </w:pPr>
+      <w:bookmarkStart w:id="10" w:name="_Toc226965645"/>
+      <w:r>
+        <w:rPr>
+          <w:rFonts w:ascii="Times New Roman" w:hAnsi="Times New Roman" w:cs="Times New Roman"/>
+        </w:rPr>
+        <w:t>Conclusion</w:t>
+      </w:r>
+      <w:bookmarkEnd w:id="10"/>
+    </w:p>
+    <w:p>
+      <w:pPr>
+        <w:rPr>
+          <w:rFonts w:ascii="Times New Roman" w:hAnsi="Times New Roman" w:cs="Times New Roman"/>
+          <w:sz w:val="24"/>
+          <w:szCs w:val="24"/>
+        </w:rPr>
+      </w:pPr>
+      <w:r>
+        <w:rPr>
+          <w:rFonts w:ascii="Times New Roman" w:hAnsi="Times New Roman" w:cs="Times New Roman"/>
+          <w:sz w:val="24"/>
+          <w:szCs w:val="24"/>
+        </w:rPr>
+        <w:t>In conclusion, this document aims to communicate my understanding and Implementation of these two systems in my project and how the usage of the two of them together leads to more believable and dynamic AI enemy behaviour for my 2D platformer.</w:t>
+      </w:r>
+    </w:p>
+    <w:p>
+      <w:pPr>
+        <w:rPr>
+          <w:rFonts w:ascii="Times New Roman" w:hAnsi="Times New Roman" w:cs="Times New Roman"/>
+          <w:sz w:val="24"/>
+          <w:szCs w:val="24"/>
+        </w:rPr>
+      </w:pPr>
+    </w:p>
+    <w:p>
+      <w:pPr>
+        <w:rPr>
+          <w:rFonts w:ascii="Times New Roman" w:hAnsi="Times New Roman" w:cs="Times New Roman"/>
+          <w:sz w:val="24"/>
+          <w:szCs w:val="24"/>
+        </w:rPr>
+      </w:pPr>
+      <w:r>
+        <w:rPr>
+          <w:rFonts w:ascii="Times New Roman" w:hAnsi="Times New Roman" w:cs="Times New Roman"/>
+          <w:sz w:val="24"/>
+          <w:szCs w:val="24"/>
+        </w:rPr>
+        <w:t>Rather than relying on simplified behaviours such as basic pathfinding or patrol zones, the finite state machine combined with the sensor system used by the enemies allows them to better traverse the world in the same manner as the player. Meaning they can and will chase the player through the entire level.</w:t>
+      </w:r>
+    </w:p>
+    <w:p>
+      <w:pPr>
+        <w:rPr>
+          <w:rFonts w:ascii="Times New Roman" w:hAnsi="Times New Roman" w:cs="Times New Roman"/>
+          <w:sz w:val="24"/>
+          <w:szCs w:val="24"/>
+        </w:rPr>
+      </w:pPr>
+    </w:p>
+    <w:p>
+      <w:pPr>
+        <w:rPr>
+          <w:rFonts w:ascii="Times New Roman" w:hAnsi="Times New Roman" w:cs="Times New Roman"/>
+          <w:sz w:val="24"/>
+          <w:szCs w:val="24"/>
+        </w:rPr>
+      </w:pPr>
+      <w:r>
+        <w:rPr>
+          <w:rFonts w:ascii="Times New Roman" w:hAnsi="Times New Roman" w:cs="Times New Roman"/>
+          <w:sz w:val="24"/>
+          <w:szCs w:val="24"/>
+        </w:rPr>
+        <w:t>Combining it with the fuzzy logic system that the enemies use in their combat state, leads to</w:t>
+      </w:r>
+      <w:r>
+        <w:rPr>
+          <w:rFonts w:ascii="Times New Roman" w:hAnsi="Times New Roman" w:cs="Times New Roman"/>
+          <w:sz w:val="24"/>
+          <w:szCs w:val="24"/>
+        </w:rPr>
+        <w:t xml:space="preserve"> a dynamic and varied gameplay experience as it becomes much harder to guess what the enemy will choose to do next.</w:t>
+      </w:r>
+    </w:p>
+    <w:p>
+      <w:pPr>
+        <w:rPr>
+          <w:rFonts w:ascii="Times New Roman" w:hAnsi="Times New Roman" w:cs="Times New Roman"/>
+          <w:sz w:val="24"/>
+          <w:szCs w:val="24"/>
+        </w:rPr>
+      </w:pPr>
+    </w:p>
+    <w:p>
+      <w:pPr>
+        <w:rPr>
+          <w:rFonts w:ascii="Times New Roman" w:hAnsi="Times New Roman" w:cs="Times New Roman"/>
+          <w:sz w:val="24"/>
+          <w:szCs w:val="24"/>
+        </w:rPr>
+      </w:pPr>
+      <w:r>
+        <w:rPr>
+          <w:rFonts w:ascii="Times New Roman" w:hAnsi="Times New Roman" w:cs="Times New Roman"/>
+          <w:sz w:val="24"/>
+          <w:szCs w:val="24"/>
+        </w:rPr>
+        <w:lastRenderedPageBreak/>
+        <w:t xml:space="preserve">If I were to continue working on this project in </w:t>
       </w:r>
       <w:proofErr w:type="gramStart"/>
       <w:r>
@@ -3216,7 +3032,7 @@
           <w:sz w:val="24"/>
           <w:szCs w:val="24"/>
         </w:rPr>
-        <w:t>it’s</w:t>
+        <w:t>future</w:t>
       </w:r>
       <w:proofErr w:type="gramEnd"/>
       <w:r>
@@ -3225,813 +3041,25 @@
           <w:sz w:val="24"/>
           <w:szCs w:val="24"/>
         </w:rPr>
-        <w:t xml:space="preserve"> greater than </w:t>
-      </w:r>
-      <w:proofErr w:type="gramStart"/>
-      <w:r>
-        <w:rPr>
-          <w:rFonts w:ascii="Times New Roman" w:hAnsi="Times New Roman" w:cs="Times New Roman"/>
-          <w:sz w:val="24"/>
-          <w:szCs w:val="24"/>
-        </w:rPr>
-        <w:t>60</w:t>
-      </w:r>
-      <w:proofErr w:type="gramEnd"/>
-      <w:r>
-        <w:rPr>
-          <w:rFonts w:ascii="Times New Roman" w:hAnsi="Times New Roman" w:cs="Times New Roman"/>
-          <w:sz w:val="24"/>
-          <w:szCs w:val="24"/>
-        </w:rPr>
-        <w:t xml:space="preserve"> it slowly fades to a value of 0 once the distance is </w:t>
-      </w:r>
-      <w:proofErr w:type="gramStart"/>
-      <w:r>
-        <w:rPr>
-          <w:rFonts w:ascii="Times New Roman" w:hAnsi="Times New Roman" w:cs="Times New Roman"/>
-          <w:sz w:val="24"/>
-          <w:szCs w:val="24"/>
-        </w:rPr>
-        <w:t>80</w:t>
-      </w:r>
-      <w:proofErr w:type="gramEnd"/>
-      <w:r>
-        <w:rPr>
-          <w:rFonts w:ascii="Times New Roman" w:hAnsi="Times New Roman" w:cs="Times New Roman"/>
-          <w:sz w:val="24"/>
-          <w:szCs w:val="24"/>
-        </w:rPr>
-        <w:t xml:space="preserve">. </w:t>
-      </w:r>
-    </w:p>
-    <w:p>
-      <w:pPr>
-        <w:rPr>
-          <w:rFonts w:ascii="Times New Roman" w:hAnsi="Times New Roman" w:cs="Times New Roman"/>
-          <w:sz w:val="24"/>
-          <w:szCs w:val="24"/>
-        </w:rPr>
-      </w:pPr>
-      <w:r>
-        <w:rPr>
-          <w:rFonts w:ascii="Times New Roman" w:hAnsi="Times New Roman" w:cs="Times New Roman"/>
-          <w:sz w:val="24"/>
-          <w:szCs w:val="24"/>
-        </w:rPr>
-        <w:t xml:space="preserve">The other two do the same with higher values. Multiple members can be active at once, so at distance </w:t>
-      </w:r>
-      <w:proofErr w:type="gramStart"/>
-      <w:r>
-        <w:rPr>
-          <w:rFonts w:ascii="Times New Roman" w:hAnsi="Times New Roman" w:cs="Times New Roman"/>
-          <w:sz w:val="24"/>
-          <w:szCs w:val="24"/>
-        </w:rPr>
-        <w:t>70</w:t>
-      </w:r>
-      <w:proofErr w:type="gramEnd"/>
-      <w:r>
-        <w:rPr>
-          <w:rFonts w:ascii="Times New Roman" w:hAnsi="Times New Roman" w:cs="Times New Roman"/>
-          <w:sz w:val="24"/>
-          <w:szCs w:val="24"/>
-        </w:rPr>
-        <w:t xml:space="preserve"> close mClose might return a value of 0.3 while mMedium might return a value of 0.3.</w:t>
-      </w:r>
-    </w:p>
-    <w:p>
-      <w:pPr>
-        <w:rPr>
-          <w:rFonts w:ascii="Times New Roman" w:hAnsi="Times New Roman" w:cs="Times New Roman"/>
-          <w:sz w:val="24"/>
-          <w:szCs w:val="24"/>
-        </w:rPr>
-      </w:pPr>
-    </w:p>
-    <w:p>
-      <w:pPr>
-        <w:rPr>
-          <w:rFonts w:ascii="Times New Roman" w:hAnsi="Times New Roman" w:cs="Times New Roman"/>
-          <w:sz w:val="24"/>
-          <w:szCs w:val="24"/>
-        </w:rPr>
-      </w:pPr>
-      <w:r>
-        <w:rPr>
-          <w:rFonts w:ascii="Times New Roman" w:hAnsi="Times New Roman" w:cs="Times New Roman"/>
-          <w:sz w:val="24"/>
-          <w:szCs w:val="24"/>
-        </w:rPr>
-        <w:t xml:space="preserve">These scores </w:t>
-      </w:r>
-      <w:proofErr w:type="gramStart"/>
-      <w:r>
-        <w:rPr>
-          <w:rFonts w:ascii="Times New Roman" w:hAnsi="Times New Roman" w:cs="Times New Roman"/>
-          <w:sz w:val="24"/>
-          <w:szCs w:val="24"/>
-        </w:rPr>
-        <w:t xml:space="preserve">are then </w:t>
-      </w:r>
-      <w:r>
-        <w:rPr>
-          <w:rFonts w:ascii="Times New Roman" w:hAnsi="Times New Roman" w:cs="Times New Roman"/>
-          <w:sz w:val="24"/>
-          <w:szCs w:val="24"/>
-        </w:rPr>
-        <w:t>checked</w:t>
-      </w:r>
-      <w:proofErr w:type="gramEnd"/>
-      <w:r>
-        <w:rPr>
-          <w:rFonts w:ascii="Times New Roman" w:hAnsi="Times New Roman" w:cs="Times New Roman"/>
-          <w:sz w:val="24"/>
-          <w:szCs w:val="24"/>
-        </w:rPr>
-        <w:t xml:space="preserve"> against one another</w:t>
-      </w:r>
-      <w:r>
-        <w:rPr>
-          <w:rFonts w:ascii="Times New Roman" w:hAnsi="Times New Roman" w:cs="Times New Roman"/>
-          <w:sz w:val="24"/>
-          <w:szCs w:val="24"/>
-        </w:rPr>
-        <w:t xml:space="preserve"> in </w:t>
-      </w:r>
-      <w:proofErr w:type="gramStart"/>
-      <w:r>
-        <w:rPr>
-          <w:rFonts w:ascii="Times New Roman" w:hAnsi="Times New Roman" w:cs="Times New Roman"/>
-          <w:sz w:val="24"/>
-          <w:szCs w:val="24"/>
-        </w:rPr>
-        <w:t>applyFuzzyResult(</w:t>
-      </w:r>
-      <w:proofErr w:type="gramEnd"/>
-      <w:r>
-        <w:rPr>
-          <w:rFonts w:ascii="Times New Roman" w:hAnsi="Times New Roman" w:cs="Times New Roman"/>
-          <w:sz w:val="24"/>
-          <w:szCs w:val="24"/>
-        </w:rPr>
-        <w:t>)</w:t>
-      </w:r>
-      <w:r>
-        <w:rPr>
-          <w:rFonts w:ascii="Times New Roman" w:hAnsi="Times New Roman" w:cs="Times New Roman"/>
-          <w:sz w:val="24"/>
-          <w:szCs w:val="24"/>
-        </w:rPr>
-        <w:t xml:space="preserve"> </w:t>
-      </w:r>
-      <w:r>
-        <w:rPr>
-          <w:rFonts w:ascii="Times New Roman" w:hAnsi="Times New Roman" w:cs="Times New Roman"/>
-          <w:sz w:val="24"/>
-          <w:szCs w:val="24"/>
-        </w:rPr>
-        <w:t xml:space="preserve">in order. Block </w:t>
-      </w:r>
-      <w:proofErr w:type="gramStart"/>
-      <w:r>
-        <w:rPr>
-          <w:rFonts w:ascii="Times New Roman" w:hAnsi="Times New Roman" w:cs="Times New Roman"/>
-          <w:sz w:val="24"/>
-          <w:szCs w:val="24"/>
-        </w:rPr>
-        <w:t>is checked</w:t>
-      </w:r>
-      <w:proofErr w:type="gramEnd"/>
-      <w:r>
-        <w:rPr>
-          <w:rFonts w:ascii="Times New Roman" w:hAnsi="Times New Roman" w:cs="Times New Roman"/>
-          <w:sz w:val="24"/>
-          <w:szCs w:val="24"/>
-        </w:rPr>
-        <w:t xml:space="preserve"> first</w:t>
-      </w:r>
-      <w:r>
-        <w:rPr>
-          <w:rFonts w:ascii="Times New Roman" w:hAnsi="Times New Roman" w:cs="Times New Roman"/>
-          <w:sz w:val="24"/>
-          <w:szCs w:val="24"/>
-        </w:rPr>
-        <w:t>,</w:t>
-      </w:r>
-      <w:r>
-        <w:rPr>
-          <w:rFonts w:ascii="Times New Roman" w:hAnsi="Times New Roman" w:cs="Times New Roman"/>
-          <w:sz w:val="24"/>
-          <w:szCs w:val="24"/>
-        </w:rPr>
-        <w:t xml:space="preserve"> if the player is close and currently attacking, the block score gets a </w:t>
-      </w:r>
-      <w:r>
-        <w:rPr>
-          <w:rFonts w:ascii="Times New Roman" w:hAnsi="Times New Roman" w:cs="Times New Roman"/>
-          <w:sz w:val="24"/>
-          <w:szCs w:val="24"/>
-        </w:rPr>
-        <w:t>“threat bonus”</w:t>
-      </w:r>
-      <w:r>
-        <w:rPr>
-          <w:rFonts w:ascii="Times New Roman" w:hAnsi="Times New Roman" w:cs="Times New Roman"/>
-          <w:sz w:val="24"/>
-          <w:szCs w:val="24"/>
-        </w:rPr>
-        <w:t xml:space="preserve"> which pushes it above the other rules, making the enemy prioritise </w:t>
-      </w:r>
-      <w:r>
-        <w:rPr>
-          <w:rFonts w:ascii="Times New Roman" w:hAnsi="Times New Roman" w:cs="Times New Roman"/>
-          <w:sz w:val="24"/>
-          <w:szCs w:val="24"/>
-        </w:rPr>
-        <w:t>blocking</w:t>
-      </w:r>
-      <w:r>
-        <w:rPr>
-          <w:rFonts w:ascii="Times New Roman" w:hAnsi="Times New Roman" w:cs="Times New Roman"/>
-          <w:sz w:val="24"/>
-          <w:szCs w:val="24"/>
-        </w:rPr>
-        <w:t xml:space="preserve"> when under immediate threat. If block </w:t>
-      </w:r>
-      <w:proofErr w:type="gramStart"/>
-      <w:r>
-        <w:rPr>
-          <w:rFonts w:ascii="Times New Roman" w:hAnsi="Times New Roman" w:cs="Times New Roman"/>
-          <w:sz w:val="24"/>
-          <w:szCs w:val="24"/>
-        </w:rPr>
-        <w:t>doesn't</w:t>
-      </w:r>
-      <w:proofErr w:type="gramEnd"/>
-      <w:r>
-        <w:rPr>
-          <w:rFonts w:ascii="Times New Roman" w:hAnsi="Times New Roman" w:cs="Times New Roman"/>
-          <w:sz w:val="24"/>
-          <w:szCs w:val="24"/>
-        </w:rPr>
-        <w:t xml:space="preserve"> </w:t>
-      </w:r>
-      <w:r>
-        <w:rPr>
-          <w:rFonts w:ascii="Times New Roman" w:hAnsi="Times New Roman" w:cs="Times New Roman"/>
-          <w:sz w:val="24"/>
-          <w:szCs w:val="24"/>
-        </w:rPr>
-        <w:t>win</w:t>
-      </w:r>
-      <w:r>
-        <w:rPr>
-          <w:rFonts w:ascii="Times New Roman" w:hAnsi="Times New Roman" w:cs="Times New Roman"/>
-          <w:sz w:val="24"/>
-          <w:szCs w:val="24"/>
-        </w:rPr>
-        <w:t xml:space="preserve">, the dropkick rule </w:t>
-      </w:r>
-      <w:proofErr w:type="gramStart"/>
-      <w:r>
-        <w:rPr>
-          <w:rFonts w:ascii="Times New Roman" w:hAnsi="Times New Roman" w:cs="Times New Roman"/>
-          <w:sz w:val="24"/>
-          <w:szCs w:val="24"/>
-        </w:rPr>
-        <w:t>is checked</w:t>
-      </w:r>
-      <w:proofErr w:type="gramEnd"/>
-      <w:r>
-        <w:rPr>
-          <w:rFonts w:ascii="Times New Roman" w:hAnsi="Times New Roman" w:cs="Times New Roman"/>
-          <w:sz w:val="24"/>
-          <w:szCs w:val="24"/>
-        </w:rPr>
-        <w:t xml:space="preserve"> next</w:t>
-      </w:r>
-      <w:r>
-        <w:rPr>
-          <w:rFonts w:ascii="Times New Roman" w:hAnsi="Times New Roman" w:cs="Times New Roman"/>
-          <w:sz w:val="24"/>
-          <w:szCs w:val="24"/>
-        </w:rPr>
-        <w:t>,</w:t>
-      </w:r>
-      <w:r>
-        <w:rPr>
-          <w:rFonts w:ascii="Times New Roman" w:hAnsi="Times New Roman" w:cs="Times New Roman"/>
-          <w:sz w:val="24"/>
-          <w:szCs w:val="24"/>
-        </w:rPr>
-        <w:t xml:space="preserve"> if the enemy is far away and grounded it will jump and dropkick toward</w:t>
-      </w:r>
-      <w:r>
-        <w:rPr>
-          <w:rFonts w:ascii="Times New Roman" w:hAnsi="Times New Roman" w:cs="Times New Roman"/>
-          <w:sz w:val="24"/>
-          <w:szCs w:val="24"/>
-        </w:rPr>
-        <w:t>s</w:t>
-      </w:r>
-      <w:r>
-        <w:rPr>
-          <w:rFonts w:ascii="Times New Roman" w:hAnsi="Times New Roman" w:cs="Times New Roman"/>
-          <w:sz w:val="24"/>
-          <w:szCs w:val="24"/>
-        </w:rPr>
-        <w:t xml:space="preserve"> the player, closing the gap while dealing damage at the same time. If neither of those </w:t>
-      </w:r>
-      <w:r>
-        <w:rPr>
-          <w:rFonts w:ascii="Times New Roman" w:hAnsi="Times New Roman" w:cs="Times New Roman"/>
-          <w:sz w:val="24"/>
-          <w:szCs w:val="24"/>
-        </w:rPr>
-        <w:t>win</w:t>
-      </w:r>
-      <w:r>
-        <w:rPr>
-          <w:rFonts w:ascii="Times New Roman" w:hAnsi="Times New Roman" w:cs="Times New Roman"/>
-          <w:sz w:val="24"/>
-          <w:szCs w:val="24"/>
-        </w:rPr>
-        <w:t xml:space="preserve">, closeGap triggers at medium distance, causing the enemy to run toward the player until they are within attack range. Finally, if the enemy is close and the player is not attacking, the basic attack fires. Each rule also has its own cooldown timer, preventing the enemy from spamming a single </w:t>
-      </w:r>
-      <w:r>
-        <w:rPr>
-          <w:rFonts w:ascii="Times New Roman" w:hAnsi="Times New Roman" w:cs="Times New Roman"/>
-          <w:sz w:val="24"/>
-          <w:szCs w:val="24"/>
-        </w:rPr>
-        <w:t>move</w:t>
-      </w:r>
-      <w:r>
-        <w:rPr>
-          <w:rFonts w:ascii="Times New Roman" w:hAnsi="Times New Roman" w:cs="Times New Roman"/>
-          <w:sz w:val="24"/>
-          <w:szCs w:val="24"/>
-        </w:rPr>
-        <w:t xml:space="preserve"> repeatedly</w:t>
-      </w:r>
-      <w:r>
-        <w:rPr>
-          <w:rFonts w:ascii="Times New Roman" w:hAnsi="Times New Roman" w:cs="Times New Roman"/>
-          <w:sz w:val="24"/>
-          <w:szCs w:val="24"/>
-        </w:rPr>
-        <w:t>.</w:t>
-      </w:r>
-    </w:p>
-    <w:p>
-      <w:pPr>
-        <w:rPr>
-          <w:rFonts w:ascii="Times New Roman" w:hAnsi="Times New Roman" w:cs="Times New Roman"/>
-          <w:sz w:val="24"/>
-          <w:szCs w:val="24"/>
-        </w:rPr>
-      </w:pPr>
-    </w:p>
-    <w:p>
-      <w:pPr>
-        <w:rPr>
-          <w:rFonts w:ascii="Times New Roman" w:hAnsi="Times New Roman" w:cs="Times New Roman"/>
-          <w:sz w:val="24"/>
-          <w:szCs w:val="24"/>
-        </w:rPr>
-      </w:pPr>
-      <w:r>
-        <w:rPr>
-          <w:rFonts w:ascii="Times New Roman" w:hAnsi="Times New Roman" w:cs="Times New Roman"/>
-          <w:sz w:val="24"/>
-          <w:szCs w:val="24"/>
-        </w:rPr>
-        <w:t>In the Enemy AI’s Attack state, t</w:t>
-      </w:r>
-      <w:r>
-        <w:rPr>
-          <w:rFonts w:ascii="Times New Roman" w:hAnsi="Times New Roman" w:cs="Times New Roman"/>
-          <w:sz w:val="24"/>
-          <w:szCs w:val="24"/>
-        </w:rPr>
-        <w:t>he fuzzy logic system works in conjunction with the state machine rather than replacing it. Each rule sets a</w:t>
-      </w:r>
-      <w:r>
-        <w:rPr>
-          <w:rFonts w:ascii="Times New Roman" w:hAnsi="Times New Roman" w:cs="Times New Roman"/>
-          <w:sz w:val="24"/>
-          <w:szCs w:val="24"/>
-        </w:rPr>
-        <w:t>n input</w:t>
-      </w:r>
-      <w:r>
-        <w:rPr>
-          <w:rFonts w:ascii="Times New Roman" w:hAnsi="Times New Roman" w:cs="Times New Roman"/>
-          <w:sz w:val="24"/>
-          <w:szCs w:val="24"/>
-        </w:rPr>
-        <w:t xml:space="preserve"> that triggers a transition into one of four combat states</w:t>
-      </w:r>
-      <w:r>
-        <w:rPr>
-          <w:rFonts w:ascii="Times New Roman" w:hAnsi="Times New Roman" w:cs="Times New Roman"/>
-          <w:sz w:val="24"/>
-          <w:szCs w:val="24"/>
-        </w:rPr>
-        <w:t>:</w:t>
-      </w:r>
-      <w:r>
-        <w:rPr>
-          <w:rFonts w:ascii="Times New Roman" w:hAnsi="Times New Roman" w:cs="Times New Roman"/>
-          <w:sz w:val="24"/>
-          <w:szCs w:val="24"/>
-        </w:rPr>
-        <w:t xml:space="preserve"> punch, dropkick, </w:t>
-      </w:r>
-      <w:r>
-        <w:rPr>
-          <w:rFonts w:ascii="Times New Roman" w:hAnsi="Times New Roman" w:cs="Times New Roman"/>
-          <w:sz w:val="24"/>
-          <w:szCs w:val="24"/>
-        </w:rPr>
-        <w:t>block,</w:t>
-      </w:r>
-      <w:r>
-        <w:rPr>
-          <w:rFonts w:ascii="Times New Roman" w:hAnsi="Times New Roman" w:cs="Times New Roman"/>
-          <w:sz w:val="24"/>
-          <w:szCs w:val="24"/>
-        </w:rPr>
-        <w:t xml:space="preserve"> or slide attack. Since </w:t>
-      </w:r>
-      <w:proofErr w:type="gramStart"/>
-      <w:r>
-        <w:rPr>
-          <w:rFonts w:ascii="Times New Roman" w:hAnsi="Times New Roman" w:cs="Times New Roman"/>
-          <w:sz w:val="24"/>
-          <w:szCs w:val="24"/>
-        </w:rPr>
-        <w:t>al</w:t>
-      </w:r>
-      <w:r>
-        <w:rPr>
-          <w:rFonts w:ascii="Times New Roman" w:hAnsi="Times New Roman" w:cs="Times New Roman"/>
-          <w:sz w:val="24"/>
-          <w:szCs w:val="24"/>
-        </w:rPr>
-        <w:t>most all</w:t>
-      </w:r>
-      <w:proofErr w:type="gramEnd"/>
-      <w:r>
-        <w:rPr>
-          <w:rFonts w:ascii="Times New Roman" w:hAnsi="Times New Roman" w:cs="Times New Roman"/>
-          <w:sz w:val="24"/>
-          <w:szCs w:val="24"/>
-        </w:rPr>
-        <w:t xml:space="preserve"> movement states can transition into at least one combat state, the enemy can attack from almost any </w:t>
-      </w:r>
-      <w:r>
-        <w:rPr>
-          <w:rFonts w:ascii="Times New Roman" w:hAnsi="Times New Roman" w:cs="Times New Roman"/>
-          <w:sz w:val="24"/>
-          <w:szCs w:val="24"/>
-        </w:rPr>
-        <w:t>state</w:t>
-      </w:r>
-      <w:r>
-        <w:rPr>
-          <w:rFonts w:ascii="Times New Roman" w:hAnsi="Times New Roman" w:cs="Times New Roman"/>
-          <w:sz w:val="24"/>
-          <w:szCs w:val="24"/>
-        </w:rPr>
-        <w:t>. For example, the dropkick rule first triggers the jump state, which then transitions into the dropkick state mid-air</w:t>
-      </w:r>
-      <w:r>
-        <w:rPr>
-          <w:rFonts w:ascii="Times New Roman" w:hAnsi="Times New Roman" w:cs="Times New Roman"/>
-          <w:sz w:val="24"/>
-          <w:szCs w:val="24"/>
-        </w:rPr>
-        <w:t xml:space="preserve"> when it receives the input to attack</w:t>
-      </w:r>
-      <w:r>
-        <w:rPr>
-          <w:rFonts w:ascii="Times New Roman" w:hAnsi="Times New Roman" w:cs="Times New Roman"/>
-          <w:sz w:val="24"/>
-          <w:szCs w:val="24"/>
-        </w:rPr>
-        <w:t>. The punch rule transitions into the attack state from any grounded movement state. The system is also constrained by the sensor system</w:t>
-      </w:r>
-      <w:r>
-        <w:rPr>
-          <w:rFonts w:ascii="Times New Roman" w:hAnsi="Times New Roman" w:cs="Times New Roman"/>
-          <w:sz w:val="24"/>
-          <w:szCs w:val="24"/>
-        </w:rPr>
-        <w:t>,</w:t>
-      </w:r>
-      <w:r>
-        <w:rPr>
-          <w:rFonts w:ascii="Times New Roman" w:hAnsi="Times New Roman" w:cs="Times New Roman"/>
-          <w:sz w:val="24"/>
-          <w:szCs w:val="24"/>
-        </w:rPr>
-        <w:t xml:space="preserve"> if the enemy is standing directly beneath a platform, the dropkick rule </w:t>
-      </w:r>
-      <w:r>
-        <w:rPr>
-          <w:rFonts w:ascii="Times New Roman" w:hAnsi="Times New Roman" w:cs="Times New Roman"/>
-          <w:sz w:val="24"/>
-          <w:szCs w:val="24"/>
-        </w:rPr>
-        <w:t>can’t be performed</w:t>
-      </w:r>
-      <w:r>
-        <w:rPr>
-          <w:rFonts w:ascii="Times New Roman" w:hAnsi="Times New Roman" w:cs="Times New Roman"/>
-          <w:sz w:val="24"/>
-          <w:szCs w:val="24"/>
-        </w:rPr>
-        <w:t xml:space="preserve"> and a slide attack is</w:t>
-      </w:r>
-      <w:r>
-        <w:rPr>
-          <w:rFonts w:ascii="Times New Roman" w:hAnsi="Times New Roman" w:cs="Times New Roman"/>
-          <w:sz w:val="24"/>
-          <w:szCs w:val="24"/>
-        </w:rPr>
-        <w:t xml:space="preserve"> sometimes</w:t>
-      </w:r>
-      <w:r>
-        <w:rPr>
-          <w:rFonts w:ascii="Times New Roman" w:hAnsi="Times New Roman" w:cs="Times New Roman"/>
-          <w:sz w:val="24"/>
-          <w:szCs w:val="24"/>
-        </w:rPr>
-        <w:t xml:space="preserve"> performed instead</w:t>
-      </w:r>
-      <w:r>
-        <w:rPr>
-          <w:rFonts w:ascii="Times New Roman" w:hAnsi="Times New Roman" w:cs="Times New Roman"/>
-          <w:sz w:val="24"/>
-          <w:szCs w:val="24"/>
-        </w:rPr>
-        <w:t>, not because it’s a rule in the fuzzy logic but because it’s how the finite state machine is set up</w:t>
-      </w:r>
-      <w:r>
-        <w:rPr>
-          <w:rFonts w:ascii="Times New Roman" w:hAnsi="Times New Roman" w:cs="Times New Roman"/>
-          <w:sz w:val="24"/>
-          <w:szCs w:val="24"/>
-        </w:rPr>
-        <w:t xml:space="preserve">. This means the fuzzy logic determines the </w:t>
-      </w:r>
-      <w:r>
-        <w:rPr>
-          <w:rFonts w:ascii="Times New Roman" w:hAnsi="Times New Roman" w:cs="Times New Roman"/>
-          <w:sz w:val="24"/>
-          <w:szCs w:val="24"/>
-        </w:rPr>
-        <w:t>intended result</w:t>
-      </w:r>
-      <w:r>
-        <w:rPr>
-          <w:rFonts w:ascii="Times New Roman" w:hAnsi="Times New Roman" w:cs="Times New Roman"/>
-          <w:sz w:val="24"/>
-          <w:szCs w:val="24"/>
-        </w:rPr>
-        <w:t>, but the state machine and sensors determine whether that</w:t>
-      </w:r>
-      <w:r>
-        <w:rPr>
-          <w:rFonts w:ascii="Times New Roman" w:hAnsi="Times New Roman" w:cs="Times New Roman"/>
-          <w:sz w:val="24"/>
-          <w:szCs w:val="24"/>
-        </w:rPr>
-        <w:t xml:space="preserve"> result</w:t>
-      </w:r>
-      <w:r>
-        <w:rPr>
-          <w:rFonts w:ascii="Times New Roman" w:hAnsi="Times New Roman" w:cs="Times New Roman"/>
-          <w:sz w:val="24"/>
-          <w:szCs w:val="24"/>
-        </w:rPr>
-        <w:t xml:space="preserve"> is </w:t>
-      </w:r>
-      <w:r>
-        <w:rPr>
-          <w:rFonts w:ascii="Times New Roman" w:hAnsi="Times New Roman" w:cs="Times New Roman"/>
-          <w:sz w:val="24"/>
-          <w:szCs w:val="24"/>
-        </w:rPr>
-        <w:t>possible</w:t>
-      </w:r>
-      <w:r>
-        <w:rPr>
-          <w:rFonts w:ascii="Times New Roman" w:hAnsi="Times New Roman" w:cs="Times New Roman"/>
-          <w:sz w:val="24"/>
-          <w:szCs w:val="24"/>
-        </w:rPr>
-        <w:t xml:space="preserve">, producing more believable and </w:t>
-      </w:r>
-      <w:r>
-        <w:rPr>
-          <w:rFonts w:ascii="Times New Roman" w:hAnsi="Times New Roman" w:cs="Times New Roman"/>
-          <w:sz w:val="24"/>
-          <w:szCs w:val="24"/>
-        </w:rPr>
-        <w:t>varied behaviour.</w:t>
-      </w:r>
-    </w:p>
-    <w:p>
-      <w:pPr>
-        <w:rPr>
-          <w:rFonts w:ascii="Times New Roman" w:hAnsi="Times New Roman" w:cs="Times New Roman"/>
-          <w:sz w:val="24"/>
-          <w:szCs w:val="24"/>
-        </w:rPr>
-      </w:pPr>
-    </w:p>
+        <w:t xml:space="preserve"> I would look into combining some of the movement states with the fuzzy logic as well to allow for more variation in enemy movement as well.</w:t>
+      </w:r>
+    </w:p>
+    <w:p/>
+    <w:p>
+      <w:r>
+        <w:br w:type="page"/>
+      </w:r>
+    </w:p>
+    <w:p/>
     <w:p>
       <w:pPr>
         <w:pStyle w:val="Heading1"/>
-        <w:rPr>
-          <w:rFonts w:ascii="Times New Roman" w:hAnsi="Times New Roman" w:cs="Times New Roman"/>
-        </w:rPr>
-      </w:pPr>
-      <w:bookmarkStart w:id="9" w:name="_Toc226900547"/>
-      <w:r>
-        <w:rPr>
-          <w:rFonts w:ascii="Times New Roman" w:hAnsi="Times New Roman" w:cs="Times New Roman"/>
-        </w:rPr>
-        <w:t>Conclusion</w:t>
-      </w:r>
-      <w:bookmarkEnd w:id="9"/>
-    </w:p>
-    <w:p>
-      <w:pPr>
-        <w:rPr>
-          <w:rFonts w:ascii="Times New Roman" w:hAnsi="Times New Roman" w:cs="Times New Roman"/>
-          <w:sz w:val="24"/>
-          <w:szCs w:val="24"/>
-        </w:rPr>
-      </w:pPr>
-      <w:r>
-        <w:rPr>
-          <w:rFonts w:ascii="Times New Roman" w:hAnsi="Times New Roman" w:cs="Times New Roman"/>
-          <w:sz w:val="24"/>
-          <w:szCs w:val="24"/>
-        </w:rPr>
-        <w:t>In conclusion, this document aims to communicate my understanding and Implementation of these two systems in my project and how the usage of the two of them together leads to more believable and dynamic AI enemy behaviour for my 2D platformer.</w:t>
-      </w:r>
-    </w:p>
-    <w:p>
-      <w:pPr>
-        <w:rPr>
-          <w:rFonts w:ascii="Times New Roman" w:hAnsi="Times New Roman" w:cs="Times New Roman"/>
-          <w:sz w:val="24"/>
-          <w:szCs w:val="24"/>
-        </w:rPr>
-      </w:pPr>
-    </w:p>
-    <w:p>
-      <w:pPr>
-        <w:rPr>
-          <w:rFonts w:ascii="Times New Roman" w:hAnsi="Times New Roman" w:cs="Times New Roman"/>
-          <w:sz w:val="24"/>
-          <w:szCs w:val="24"/>
-        </w:rPr>
-      </w:pPr>
-      <w:r>
-        <w:rPr>
-          <w:rFonts w:ascii="Times New Roman" w:hAnsi="Times New Roman" w:cs="Times New Roman"/>
-          <w:sz w:val="24"/>
-          <w:szCs w:val="24"/>
-        </w:rPr>
-        <w:t xml:space="preserve">Rather than relying on simplified behaviours such as basic pathfinding or patrol zones, </w:t>
-      </w:r>
-      <w:r>
-        <w:rPr>
-          <w:rFonts w:ascii="Times New Roman" w:hAnsi="Times New Roman" w:cs="Times New Roman"/>
-          <w:sz w:val="24"/>
-          <w:szCs w:val="24"/>
-        </w:rPr>
-        <w:t>the finite state machine combined with the sensor system used by the enemies allows them to better traverse the world in the same manner as the player. Meaning they can and will chase the player through the entire level.</w:t>
-      </w:r>
-    </w:p>
-    <w:p>
-      <w:pPr>
-        <w:rPr>
-          <w:rFonts w:ascii="Times New Roman" w:hAnsi="Times New Roman" w:cs="Times New Roman"/>
-          <w:sz w:val="24"/>
-          <w:szCs w:val="24"/>
-        </w:rPr>
-      </w:pPr>
-    </w:p>
-    <w:p>
-      <w:pPr>
-        <w:rPr>
-          <w:rFonts w:ascii="Times New Roman" w:hAnsi="Times New Roman" w:cs="Times New Roman"/>
-          <w:sz w:val="24"/>
-          <w:szCs w:val="24"/>
-        </w:rPr>
-      </w:pPr>
-      <w:r>
-        <w:rPr>
-          <w:rFonts w:ascii="Times New Roman" w:hAnsi="Times New Roman" w:cs="Times New Roman"/>
-          <w:sz w:val="24"/>
-          <w:szCs w:val="24"/>
-        </w:rPr>
-        <w:t>Combining it with the fuzzy logic system that the enemies use in their combat state, leads to</w:t>
-      </w:r>
-      <w:r>
-        <w:rPr>
-          <w:rFonts w:ascii="Times New Roman" w:hAnsi="Times New Roman" w:cs="Times New Roman"/>
-          <w:sz w:val="24"/>
-          <w:szCs w:val="24"/>
-        </w:rPr>
-        <w:t xml:space="preserve"> a dynamic and varied gameplay experience as it becomes much harder to guess what the enemy will choose to do next.</w:t>
-      </w:r>
-    </w:p>
-    <w:p>
-      <w:pPr>
-        <w:rPr>
-          <w:rFonts w:ascii="Times New Roman" w:hAnsi="Times New Roman" w:cs="Times New Roman"/>
-          <w:sz w:val="24"/>
-          <w:szCs w:val="24"/>
-        </w:rPr>
-      </w:pPr>
-    </w:p>
-    <w:p>
-      <w:pPr>
-        <w:rPr>
-          <w:rFonts w:ascii="Times New Roman" w:hAnsi="Times New Roman" w:cs="Times New Roman"/>
-          <w:sz w:val="24"/>
-          <w:szCs w:val="24"/>
-        </w:rPr>
-      </w:pPr>
-      <w:r>
-        <w:rPr>
-          <w:rFonts w:ascii="Times New Roman" w:hAnsi="Times New Roman" w:cs="Times New Roman"/>
-          <w:sz w:val="24"/>
-          <w:szCs w:val="24"/>
-        </w:rPr>
-        <w:lastRenderedPageBreak/>
-        <w:t xml:space="preserve">If I were to continue working on this project in future I would </w:t>
-      </w:r>
-      <w:proofErr w:type="gramStart"/>
-      <w:r>
-        <w:rPr>
-          <w:rFonts w:ascii="Times New Roman" w:hAnsi="Times New Roman" w:cs="Times New Roman"/>
-          <w:sz w:val="24"/>
-          <w:szCs w:val="24"/>
-        </w:rPr>
-        <w:t>look into</w:t>
-      </w:r>
-      <w:proofErr w:type="gramEnd"/>
-      <w:r>
-        <w:rPr>
-          <w:rFonts w:ascii="Times New Roman" w:hAnsi="Times New Roman" w:cs="Times New Roman"/>
-          <w:sz w:val="24"/>
-          <w:szCs w:val="24"/>
-        </w:rPr>
-        <w:t xml:space="preserve"> combining </w:t>
-      </w:r>
-      <w:proofErr w:type="gramStart"/>
-      <w:r>
-        <w:rPr>
-          <w:rFonts w:ascii="Times New Roman" w:hAnsi="Times New Roman" w:cs="Times New Roman"/>
-          <w:sz w:val="24"/>
-          <w:szCs w:val="24"/>
-        </w:rPr>
-        <w:t>some of</w:t>
-      </w:r>
-      <w:proofErr w:type="gramEnd"/>
-      <w:r>
-        <w:rPr>
-          <w:rFonts w:ascii="Times New Roman" w:hAnsi="Times New Roman" w:cs="Times New Roman"/>
-          <w:sz w:val="24"/>
-          <w:szCs w:val="24"/>
-        </w:rPr>
-        <w:t xml:space="preserve"> the movement states with the fuzzy logic as well to allow for more variation in enemy movement as well.</w:t>
-      </w:r>
-    </w:p>
-    <w:p/>
-    <w:p>
-      <w:r>
-        <w:br w:type="page"/>
-      </w:r>
-    </w:p>
-    <w:p/>
-    <w:p>
-      <w:pPr>
-        <w:pStyle w:val="Heading1"/>
-      </w:pPr>
-      <w:bookmarkStart w:id="10" w:name="_Toc226900548"/>
+      </w:pPr>
+      <w:bookmarkStart w:id="11" w:name="_Toc226965646"/>
       <w:r>
         <w:t>References:</w:t>
       </w:r>
-      <w:bookmarkEnd w:id="10"/>
+      <w:bookmarkEnd w:id="11"/>
     </w:p>
     <w:p>
       <w:r>
@@ -4084,15 +3112,7 @@
     </w:p>
     <w:p>
       <w:r>
-        <w:t xml:space="preserve">Li, Y., Musilek, </w:t>
-      </w:r>
-      <w:proofErr w:type="gramStart"/>
-      <w:r>
-        <w:t>P.</w:t>
-      </w:r>
-      <w:proofErr w:type="gramEnd"/>
-      <w:r>
-        <w:t xml:space="preserve"> and Wyard-Scott, L. (2004) 'Fuzzy Logic in Agent-Based Game Design', </w:t>
+        <w:t xml:space="preserve">Li, Y., Musilek, P. and Wyard-Scott, L. (2004) 'Fuzzy Logic in Agent-Based Game Design', </w:t>
       </w:r>
       <w:r>
         <w:rPr>
@@ -4116,7 +3136,7 @@
 </file>
 
 <file path=word/numbering.xml><?xml version="1.0" encoding="utf-8"?>
-<w:numbering xmlns:wpc="http://schemas.microsoft.com/office/word/2010/wordprocessingCanvas" xmlns:cx="http://schemas.microsoft.com/office/drawing/2014/chartex" xmlns:cx1="http://schemas.microsoft.com/office/drawing/2015/9/8/chartex" xmlns:cx2="http://schemas.microsoft.com/office/drawing/2015/10/21/chartex" xmlns:cx3="http://schemas.microsoft.com/office/drawing/2016/5/9/chartex" xmlns:cx4="http://schemas.microsoft.com/office/drawing/2016/5/10/chartex" xmlns:cx5="http://schemas.microsoft.com/office/drawing/2016/5/11/chartex" xmlns:cx6="http://schemas.microsoft.com/office/drawing/2016/5/12/chartex" xmlns:cx7="http://schemas.microsoft.com/office/drawing/2016/5/13/chartex" xmlns:cx8="http://schemas.microsoft.com/office/drawing/2016/5/14/chartex" xmlns:mc="http://schemas.openxmlformats.org/markup-compatibility/2006" xmlns:aink="http://schemas.microsoft.com/office/drawing/2016/ink" xmlns:am3d="http://schemas.microsoft.com/office/drawing/2017/model3d" xmlns:o="urn:schemas-microsoft-com:office:office" xmlns:oel="http://schemas.microsoft.com/office/2019/extlst" xmlns:r="http://schemas.openxmlformats.org/officeDocument/2006/relationships" xmlns:m="http://schemas.openxmlformats.org/officeDocument/2006/math" xmlns:v="urn:schemas-microsoft-com:vml" xmlns:wp14="http://schemas.microsoft.com/office/word/2010/wordprocessingDrawing" xmlns:wp="http://schemas.openxmlformats.org/drawingml/2006/wordprocessingDrawing" xmlns:w10="urn:schemas-microsoft-com:office:word" xmlns:w="http://schemas.openxmlformats.org/wordprocessingml/2006/main" xmlns:w14="http://schemas.microsoft.com/office/word/2010/wordml" xmlns:w15="http://schemas.microsoft.com/office/word/2012/wordml" xmlns:w16cex="http://schemas.microsoft.com/office/word/2018/wordml/cex" xmlns:w16cid="http://schemas.microsoft.com/office/word/2016/wordml/cid" xmlns:w16="http://schemas.microsoft.com/office/word/2018/wordml" xmlns:w16du="http://schemas.microsoft.com/office/word/2023/wordml/word16du" xmlns:w16sdtdh="http://schemas.microsoft.com/office/word/2020/wordml/sdtdatahash" xmlns:w16sdtfl="http://schemas.microsoft.com/office/word/2024/wordml/sdtformatlock" xmlns:w16se="http://schemas.microsoft.com/office/word/2015/wordml/symex" xmlns:wpg="http://schemas.microsoft.com/office/word/2010/wordprocessingGroup" xmlns:wpi="http://schemas.microsoft.com/office/word/2010/wordprocessingInk" xmlns:wne="http://schemas.microsoft.com/office/word/2006/wordml" xmlns:wps="http://schemas.microsoft.com/office/word/2010/wordprocessingShape" mc:Ignorable="w14 w15 w16se w16cid w16 w16cex w16sdtdh w16sdtfl w16du wp14">
+<w:numbering xmlns:wpc="http://schemas.microsoft.com/office/word/2010/wordprocessingCanvas" xmlns:cx="http://schemas.microsoft.com/office/drawing/2014/chartex" xmlns:cx1="http://schemas.microsoft.com/office/drawing/2015/9/8/chartex" xmlns:cx2="http://schemas.microsoft.com/office/drawing/2015/10/21/chartex" xmlns:cx3="http://schemas.microsoft.com/office/drawing/2016/5/9/chartex" xmlns:cx4="http://schemas.microsoft.com/office/drawing/2016/5/10/chartex" xmlns:cx5="http://schemas.microsoft.com/office/drawing/2016/5/11/chartex" xmlns:cx6="http://schemas.microsoft.com/office/drawing/2016/5/12/chartex" xmlns:cx7="http://schemas.microsoft.com/office/drawing/2016/5/13/chartex" xmlns:cx8="http://schemas.microsoft.com/office/drawing/2016/5/14/chartex" xmlns:mc="http://schemas.openxmlformats.org/markup-compatibility/2006" xmlns:aink="http://schemas.microsoft.com/office/drawing/2016/ink" xmlns:am3d="http://schemas.microsoft.com/office/drawing/2017/model3d" xmlns:o="urn:schemas-microsoft-com:office:office" xmlns:r="http://schemas.openxmlformats.org/officeDocument/2006/relationships" xmlns:m="http://schemas.openxmlformats.org/officeDocument/2006/math" xmlns:v="urn:schemas-microsoft-com:vml" xmlns:wp14="http://schemas.microsoft.com/office/word/2010/wordprocessingDrawing" xmlns:wp="http://schemas.openxmlformats.org/drawingml/2006/wordprocessingDrawing" xmlns:w10="urn:schemas-microsoft-com:office:word" xmlns:w="http://schemas.openxmlformats.org/wordprocessingml/2006/main" xmlns:w14="http://schemas.microsoft.com/office/word/2010/wordml" xmlns:w15="http://schemas.microsoft.com/office/word/2012/wordml" xmlns:w16cex="http://schemas.microsoft.com/office/word/2018/wordml/cex" xmlns:w16cid="http://schemas.microsoft.com/office/word/2016/wordml/cid" xmlns:w16="http://schemas.microsoft.com/office/word/2018/wordml" xmlns:w16sdtdh="http://schemas.microsoft.com/office/word/2020/wordml/sdtdatahash" xmlns:w16se="http://schemas.microsoft.com/office/word/2015/wordml/symex" xmlns:wpg="http://schemas.microsoft.com/office/word/2010/wordprocessingGroup" xmlns:wpi="http://schemas.microsoft.com/office/word/2010/wordprocessingInk" xmlns:wne="http://schemas.microsoft.com/office/word/2006/wordml" xmlns:wps="http://schemas.microsoft.com/office/word/2010/wordprocessingShape" mc:Ignorable="w14 w15 w16se w16cid w16 w16cex w16sdtdh wp14">
   <w:abstractNum w:abstractNumId="0" w15:restartNumberingAfterBreak="0">
     <w:nsid w:val="47512DD4"/>
     <w:multiLevelType w:val="hybridMultilevel"/>
@@ -4230,14 +3250,14 @@
       </w:rPr>
     </w:lvl>
   </w:abstractNum>
-  <w:num w:numId="1" w16cid:durableId="519314668">
+  <w:num w:numId="1">
     <w:abstractNumId w:val="0"/>
   </w:num>
 </w:numbering>
 </file>
 
 <file path=word/styles.xml><?xml version="1.0" encoding="utf-8"?>
-<w:styles xmlns:mc="http://schemas.openxmlformats.org/markup-compatibility/2006" xmlns:r="http://schemas.openxmlformats.org/officeDocument/2006/relationships" xmlns:w="http://schemas.openxmlformats.org/wordprocessingml/2006/main" xmlns:w14="http://schemas.microsoft.com/office/word/2010/wordml" xmlns:w15="http://schemas.microsoft.com/office/word/2012/wordml" xmlns:w16cex="http://schemas.microsoft.com/office/word/2018/wordml/cex" xmlns:w16cid="http://schemas.microsoft.com/office/word/2016/wordml/cid" xmlns:w16="http://schemas.microsoft.com/office/word/2018/wordml" xmlns:w16du="http://schemas.microsoft.com/office/word/2023/wordml/word16du" xmlns:w16sdtdh="http://schemas.microsoft.com/office/word/2020/wordml/sdtdatahash" xmlns:w16sdtfl="http://schemas.microsoft.com/office/word/2024/wordml/sdtformatlock" xmlns:w16se="http://schemas.microsoft.com/office/word/2015/wordml/symex" mc:Ignorable="w14 w15 w16se w16cid w16 w16cex w16sdtdh w16sdtfl w16du">
+<w:styles xmlns:mc="http://schemas.openxmlformats.org/markup-compatibility/2006" xmlns:r="http://schemas.openxmlformats.org/officeDocument/2006/relationships" xmlns:w="http://schemas.openxmlformats.org/wordprocessingml/2006/main" xmlns:w14="http://schemas.microsoft.com/office/word/2010/wordml" xmlns:w15="http://schemas.microsoft.com/office/word/2012/wordml" xmlns:w16cex="http://schemas.microsoft.com/office/word/2018/wordml/cex" xmlns:w16cid="http://schemas.microsoft.com/office/word/2016/wordml/cid" xmlns:w16="http://schemas.microsoft.com/office/word/2018/wordml" xmlns:w16sdtdh="http://schemas.microsoft.com/office/word/2020/wordml/sdtdatahash" xmlns:w16se="http://schemas.microsoft.com/office/word/2015/wordml/symex" mc:Ignorable="w14 w15 w16se w16cid w16 w16cex w16sdtdh">
   <w:docDefaults>
     <w:rPrDefault>
       <w:rPr>
@@ -4839,6 +3859,7 @@
   <w:style w:type="character" w:default="1" w:styleId="DefaultParagraphFont">
     <w:name w:val="Default Paragraph Font"/>
     <w:uiPriority w:val="1"/>
+    <w:semiHidden/>
     <w:unhideWhenUsed/>
   </w:style>
   <w:style w:type="table" w:default="1" w:styleId="TableNormal">
